--- a/대본/5부/05화_Net_Sixty.docx
+++ b/대본/5부/05화_Net_Sixty.docx
@@ -1257,13 +1257,13 @@
         </w:numPr>
       </w:pPr>
       <w:r>
-        <w:t xml:space="preserve">SOFIA: And joint data. Your pilot results, published with Nadia’s name. At a national conference.</w:t>
-      </w:r>
-      <w:r>
-        <w:t xml:space="preserve"> </w:t>
-      </w:r>
-      <w:r>
-        <w:t xml:space="preserve">소피아: 그리고 공동 데이터. 파일럿 결과를 나디아 이름으로 발표. 전국 학회에서.</w:t>
+        <w:t xml:space="preserve">DEREK: And joint data. Your pilot results, published with Nadia’s name. At a national conference.</w:t>
+      </w:r>
+      <w:r>
+        <w:t xml:space="preserve"> </w:t>
+      </w:r>
+      <w:r>
+        <w:t xml:space="preserve">데릭: 그리고 공동 데이터. 파일럿 결과를 나디아 이름으로 발표. 전국 학회에서.</w:t>
       </w:r>
     </w:p>
     <w:p>

--- a/대본/5부/05화_Net_Sixty.docx
+++ b/대본/5부/05화_Net_Sixty.docx
@@ -2,7 +2,7 @@
 <file path=word/document.xml><?xml version="1.0" encoding="utf-8"?>
 <w:document xmlns:w="http://schemas.openxmlformats.org/wordprocessingml/2006/main" xmlns:m="http://schemas.openxmlformats.org/officeDocument/2006/math" xmlns:r="http://schemas.openxmlformats.org/officeDocument/2006/relationships" xmlns:o="urn:schemas-microsoft-com:office:office" xmlns:v="urn:schemas-microsoft-com:vml" xmlns:w10="urn:schemas-microsoft-com:office:word" xmlns:a="http://schemas.openxmlformats.org/drawingml/2006/main" xmlns:pic="http://schemas.openxmlformats.org/drawingml/2006/picture" xmlns:wp="http://schemas.openxmlformats.org/drawingml/2006/wordprocessingDrawing">
   <w:body>
-    <w:bookmarkStart w:id="31" w:name="ship-it-5부-5화"/>
+    <w:bookmarkStart w:id="32" w:name="ship-it-5부-5화"/>
     <w:p>
       <w:pPr>
         <w:pStyle w:val="Heading1"/>
@@ -65,7 +65,7 @@
         <w:t xml:space="preserve"> </w:t>
       </w:r>
       <w:r>
-        <w:t xml:space="preserve">- 규칙: 지문 없음. 전 화 100% 「화자명: 대사」. 1턴 20단어 이내.</w:t>
+        <w:t xml:space="preserve">- 규칙: 지문 없음. 전 화 100% 「화자명: 대사」. 1턴 20단어 이내 + 긴 턴 10~15회(30~60단어).</w:t>
       </w:r>
       <w:r>
         <w:t xml:space="preserve"> </w:t>
@@ -310,13 +310,13 @@
         </w:numPr>
       </w:pPr>
       <w:r>
-        <w:t xml:space="preserve">MARCUS: If Glow buys a million dollars a month, we wait two months. Two million in the air.</w:t>
-      </w:r>
-      <w:r>
-        <w:t xml:space="preserve"> </w:t>
-      </w:r>
-      <w:r>
-        <w:t xml:space="preserve">마커스: 글로우가 한 달에 백만 달러를 사면 두 달을 기다려. 200만 달러가 공중에 떠 있는 거지.</w:t>
+        <w:t xml:space="preserve">MARCUS: If Glow buys a million dollars a month, we deliver, pay our own suppliers, and then wait two months for their money. That’s two million dollars in the air at any moment, and it doesn’t come back until the deal ends.</w:t>
+      </w:r>
+      <w:r>
+        <w:t xml:space="preserve"> </w:t>
+      </w:r>
+      <w:r>
+        <w:t xml:space="preserve">마커스: 글로우가 한 달에 백만 달러를 사면, 우린 납품하고, 우리 공급사한테 돈을 내고, 그다음 두 달을 기다려야 해. 그러면 언제든 200만 달러가 공중에 떠 있는 거고, 그 돈은 거래가 끝날 때까지 돌아오지 않아.</w:t>
       </w:r>
     </w:p>
     <w:p>
@@ -480,13 +480,13 @@
         </w:numPr>
       </w:pPr>
       <w:r>
-        <w:t xml:space="preserve">DIANE: If a nurse earns money per syringe, she has a reason to inject more. That’s a safety issue.</w:t>
-      </w:r>
-      <w:r>
-        <w:t xml:space="preserve"> </w:t>
-      </w:r>
-      <w:r>
-        <w:t xml:space="preserve">다이앤: 간호사가 주사기당 돈을 벌면 더 주사할 이유가 생겨요. 그건 안전 문제예요.</w:t>
+        <w:t xml:space="preserve">DIANE: If a nurse earns money for every syringe she uses, she has a personal reason to inject more, whether the patient needs it or not. That’s not a sales issue anymore. That’s a safety issue, and possibly a legal one.</w:t>
+      </w:r>
+      <w:r>
+        <w:t xml:space="preserve"> </w:t>
+      </w:r>
+      <w:r>
+        <w:t xml:space="preserve">다이앤: 간호사가 쓰는 주사기마다 돈을 벌면, 환자에게 필요하든 아니든 더 주사할 개인적인 이유가 생겨요. 그건 더 이상 영업 문제가 아니에요. 안전 문제고, 어쩌면 법적인 문제예요.</w:t>
       </w:r>
     </w:p>
     <w:p>
@@ -609,13 +609,13 @@
         </w:numPr>
       </w:pPr>
       <w:r>
-        <w:t xml:space="preserve">MARCUS: We understand. Our standard is net thirty. We’re a young company. Cash matters.</w:t>
-      </w:r>
-      <w:r>
-        <w:t xml:space="preserve"> </w:t>
-      </w:r>
-      <w:r>
-        <w:t xml:space="preserve">마커스: 이해해요. 우리 표준은 30일이에요. 우린 젊은 회사예요. 현금이 중요하죠.</w:t>
+        <w:t xml:space="preserve">MARCUS: We understand, and we’re not asking you to change your standard for everyone. Our standard is net thirty, because we’re a young company and cash is how we pay for the trainers your program depends on.</w:t>
+      </w:r>
+      <w:r>
+        <w:t xml:space="preserve"> </w:t>
+      </w:r>
+      <w:r>
+        <w:t xml:space="preserve">마커스: 이해해요. 그리고 모든 공급사에 대한 표준을 바꿔 달라는 게 아니에요. 우리 표준은 30일이에요. 우린 젊은 회사고, 당신네 프로그램이 의존하는 트레이너 비용을 현금으로 대니까요.</w:t>
       </w:r>
     </w:p>
     <w:p>
@@ -677,13 +677,13 @@
         </w:numPr>
       </w:pPr>
       <w:r>
-        <w:t xml:space="preserve">SOFIA: It becomes your problem if your supplier runs out of cash. In the middle of your program.</w:t>
-      </w:r>
-      <w:r>
-        <w:t xml:space="preserve"> </w:t>
-      </w:r>
-      <w:r>
-        <w:t xml:space="preserve">소피아: 공급사가 프로그램 도중에 현금이 바닥나면 당신 문제가 돼요.</w:t>
+        <w:t xml:space="preserve">SOFIA: It becomes your problem if your supplier runs out of cash in the middle of your program. Your nurses are halfway through certification, your kits need restocking, and suddenly nobody answers the phone. That’s the real cost of net sixty.</w:t>
+      </w:r>
+      <w:r>
+        <w:t xml:space="preserve"> </w:t>
+      </w:r>
+      <w:r>
+        <w:t xml:space="preserve">소피아: 공급사가 프로그램 도중에 현금이 바닥나면 당신 문제가 돼요. 간호사들은 인증을 절반쯤 마쳤고, 키트는 다시 채워야 하는데, 갑자기 아무도 전화를 안 받는 거죠. 그게 60일 결제의 진짜 비용이에요.</w:t>
       </w:r>
     </w:p>
     <w:p>
@@ -932,13 +932,13 @@
         </w:numPr>
       </w:pPr>
       <w:r>
-        <w:t xml:space="preserve">SOFIA: Small clinics are where patients go when they can’t afford big ones. They need training too.</w:t>
-      </w:r>
-      <w:r>
-        <w:t xml:space="preserve"> </w:t>
-      </w:r>
-      <w:r>
-        <w:t xml:space="preserve">소피아: 작은 병원은 큰 병원을 감당 못 하는 환자들이 가는 곳이에요. 그곳에도 교육이 필요해요.</w:t>
+        <w:t xml:space="preserve">SOFIA: Small clinics are where patients go when they can’t afford a big chain. Those patients deserve a trained injector just as much as yours do. If we stop selling there, Halvern sells there, and the training isn’t ours to guarantee.</w:t>
+      </w:r>
+      <w:r>
+        <w:t xml:space="preserve"> </w:t>
+      </w:r>
+      <w:r>
+        <w:t xml:space="preserve">소피아: 작은 병원은 큰 체인을 감당 못 하는 환자들이 가는 곳이에요. 그 환자들도 당신네 환자들만큼 교육받은 시술자를 만날 자격이 있어요. 우리가 거기서 판매를 멈추면 할번이 팔 거고, 그러면 교육은 우리가 보장할 수 없게 돼요.</w:t>
       </w:r>
     </w:p>
     <w:p>
@@ -983,40 +983,43 @@
         </w:numPr>
       </w:pPr>
       <w:r>
-        <w:t xml:space="preserve">GREG: Marketing. I want patients to say,</w:t>
-      </w:r>
-      <w:r>
-        <w:t xml:space="preserve"> </w:t>
-      </w:r>
-      <w:r>
-        <w:t xml:space="preserve">“</w:t>
-      </w:r>
-      <w:r>
-        <w:t xml:space="preserve">Ready-certified? That means Glow.</w:t>
-      </w:r>
-      <w:r>
-        <w:t xml:space="preserve">”</w:t>
-      </w:r>
-      <w:r>
-        <w:t xml:space="preserve"> </w:t>
-      </w:r>
-      <w:r>
-        <w:t xml:space="preserve">그레그: 마케팅. 환자들이</w:t>
-      </w:r>
-      <w:r>
-        <w:t xml:space="preserve"> </w:t>
-      </w:r>
-      <w:r>
-        <w:t xml:space="preserve">“</w:t>
-      </w:r>
-      <w:r>
-        <w:t xml:space="preserve">레디 인증? 그럼 글로우지</w:t>
-      </w:r>
-      <w:r>
-        <w:t xml:space="preserve">”</w:t>
-      </w:r>
-      <w:r>
-        <w:t xml:space="preserve">라고 말하길 원해요.</w:t>
+        <w:t xml:space="preserve">GREG: Marketing. Right now every medspa says it’s safe, and patients can’t tell the difference. I want patients in the Southwest to hear</w:t>
+      </w:r>
+      <w:r>
+        <w:t xml:space="preserve"> </w:t>
+      </w:r>
+      <w:r>
+        <w:t xml:space="preserve">‘</w:t>
+      </w:r>
+      <w:r>
+        <w:t xml:space="preserve">Ready-certified</w:t>
+      </w:r>
+      <w:r>
+        <w:t xml:space="preserve">’</w:t>
+      </w:r>
+      <w:r>
+        <w:t xml:space="preserve"> </w:t>
+      </w:r>
+      <w:r>
+        <w:t xml:space="preserve">and think of one name. I want them to say,</w:t>
+      </w:r>
+      <w:r>
+        <w:t xml:space="preserve"> </w:t>
+      </w:r>
+      <w:r>
+        <w:t xml:space="preserve">‘</w:t>
+      </w:r>
+      <w:r>
+        <w:t xml:space="preserve">That means Glow.</w:t>
+      </w:r>
+      <w:r>
+        <w:t xml:space="preserve">’</w:t>
+      </w:r>
+      <w:r>
+        <w:t xml:space="preserve"> </w:t>
+      </w:r>
+      <w:r>
+        <w:t xml:space="preserve">그레그: 마케팅. 지금은 모든 메디스파가 안전하다고 말하고, 환자들은 차이를 구별 못 해요. 남서부 환자들이 ’레디 인증’을 들으면 이름 하나를 떠올렸으면 해요. ’그럼 글로우지’라고 말하길 원해요.</w:t>
       </w:r>
     </w:p>
     <w:p>
@@ -1395,13 +1398,13 @@
         </w:numPr>
       </w:pPr>
       <w:r>
-        <w:t xml:space="preserve">DEREK: We published a recall. In plain English. Bad results don’t scare us.</w:t>
-      </w:r>
-      <w:r>
-        <w:t xml:space="preserve"> </w:t>
-      </w:r>
-      <w:r>
-        <w:t xml:space="preserve">데릭: 우린 회수를 발표했어요. 쉬운 영어로. 나쁜 결과는 무섭지 않아요.</w:t>
+        <w:t xml:space="preserve">DEREK: We published a recall, in plain English, before anyone forced us to. Doctors trusted us more afterward, not less. So no, bad results don’t scare us. Hiding them is what would scare us.</w:t>
+      </w:r>
+      <w:r>
+        <w:t xml:space="preserve"> </w:t>
+      </w:r>
+      <w:r>
+        <w:t xml:space="preserve">데릭: 우린 누가 강요하기도 전에 쉬운 영어로 회수를 발표했어요. 그 후에 의사들은 우릴 덜 믿은 게 아니라 더 믿었어요. 그러니 아니요, 나쁜 결과는 무섭지 않아요. 무서운 건 그걸 숨기는 거예요.</w:t>
       </w:r>
     </w:p>
     <w:p>
@@ -1582,13 +1585,13 @@
         </w:numPr>
       </w:pPr>
       <w:r>
-        <w:t xml:space="preserve">DIANE: That’s the problem. It motivates injecting more. We can’t fund that. We need legal to sign off, and I won’t.</w:t>
-      </w:r>
-      <w:r>
-        <w:t xml:space="preserve"> </w:t>
-      </w:r>
-      <w:r>
-        <w:t xml:space="preserve">다이앤: 그게 문제예요. 더 많이 주사하도록 동기를 줘요. 우린 그걸 지원 못 해요. 법무 승인이 필요하고, 전 안 해요.</w:t>
+        <w:t xml:space="preserve">DIANE: That’s the problem. A fund based on volume motivates injecting more, not injecting better. We can’t fund that, not in any form. Any rebate needs legal to sign off, and I’m legal, and I won’t.</w:t>
+      </w:r>
+      <w:r>
+        <w:t xml:space="preserve"> </w:t>
+      </w:r>
+      <w:r>
+        <w:t xml:space="preserve">다이앤: 그게 문제예요. 물량 기준 기금은 더 잘 주사하는 게 아니라 더 많이 주사하도록 동기를 줘요. 우린 어떤 형태로도 그걸 지원 못 해요. 리베이트는 전부 법무 승인이 필요한데, 법무가 저고, 전 안 해요.</w:t>
       </w:r>
     </w:p>
     <w:p>
@@ -1762,13 +1765,13 @@
         </w:numPr>
       </w:pPr>
       <w:r>
-        <w:t xml:space="preserve">SOFIA: From a bad deal. Not from Glow. Nadia and Tiffany will still get our free emergency training.</w:t>
-      </w:r>
-      <w:r>
-        <w:t xml:space="preserve"> </w:t>
-      </w:r>
-      <w:r>
-        <w:t xml:space="preserve">소피아: 나쁜 거래에서요. 글로우에서가 아니라. 나디아와 티파니는 여전히 우리 무료 응급 교육을 받을 거예요.</w:t>
+        <w:t xml:space="preserve">SOFIA: From a bad deal, Greg. Not from Glow. Nadia and Tiffany will still get our free emergency training, because patients in your clinics matter whether you sign or not. But we won’t pay injectors to inject.</w:t>
+      </w:r>
+      <w:r>
+        <w:t xml:space="preserve"> </w:t>
+      </w:r>
+      <w:r>
+        <w:t xml:space="preserve">소피아: 나쁜 거래에서요, 그레그. 글로우에서가 아니라. 나디아와 티파니는 여전히 우리 무료 응급 교육을 받을 거예요. 당신이 서명하든 안 하든 당신네 병원 환자들은 중요하니까요. 하지만 시술자들한테 주사하라고 돈을 주진 않아요.</w:t>
       </w:r>
     </w:p>
     <w:p>
@@ -2000,13 +2003,13 @@
         </w:numPr>
       </w:pPr>
       <w:r>
-        <w:t xml:space="preserve">GREG: Come back inside. Nadia called me. Then Tiffany. Then Nadia again.</w:t>
-      </w:r>
-      <w:r>
-        <w:t xml:space="preserve"> </w:t>
-      </w:r>
-      <w:r>
-        <w:t xml:space="preserve">그레그: 다시 들어와요. 나디아가 전화했어요. 그다음 티파니. 그다음 또 나디아.</w:t>
+        <w:t xml:space="preserve">GREG: Come back inside. Nadia called me. Then Tiffany. Then Nadia again, and she used words I won’t repeat in front of a lawyer. Apparently I’m about to lose the best training program we’ve ever been offered over four percent.</w:t>
+      </w:r>
+      <w:r>
+        <w:t xml:space="preserve"> </w:t>
+      </w:r>
+      <w:r>
+        <w:t xml:space="preserve">그레그: 다시 들어와요. 나디아가 전화했어요. 그다음 티파니. 그다음 또 나디아, 변호사 앞에서 옮기기 힘든 말까지 하더군요. 보아하니 내가 4% 때문에 우리가 받아 본 최고의 교육 프로그램을 잃기 직전이라네요.</w:t>
       </w:r>
     </w:p>
     <w:p>
@@ -2316,13 +2319,13 @@
         </w:numPr>
       </w:pPr>
       <w:r>
-        <w:t xml:space="preserve">SOFIA: On a bad deal. There’s a difference. And I knew Nadia would call.</w:t>
-      </w:r>
-      <w:r>
-        <w:t xml:space="preserve"> </w:t>
-      </w:r>
-      <w:r>
-        <w:t xml:space="preserve">소피아: 나쁜 거래를 두고요. 차이가 있죠. 그리고 나디아가 전화할 걸 알았어요.</w:t>
+        <w:t xml:space="preserve">SOFIA: On a bad deal, not on Glow. There’s a difference. And I knew Nadia would call, because she wants this program more than Greg wants twelve percent. In a negotiation, you have to know who else is in the room.</w:t>
+      </w:r>
+      <w:r>
+        <w:t xml:space="preserve"> </w:t>
+      </w:r>
+      <w:r>
+        <w:t xml:space="preserve">소피아: 나쁜 거래를 두고요, 글로우가 아니라. 차이가 있죠. 그리고 나디아가 전화할 걸 알았어요. 그레그가 12%를 원하는 것보다 나디아가 이 프로그램을 더 원하니까요. 협상에선 그 방에 또 누가 있는지 알아야 해요.</w:t>
       </w:r>
     </w:p>
     <w:p>
@@ -2451,13 +2454,13 @@
         </w:numPr>
       </w:pPr>
       <w:r>
-        <w:t xml:space="preserve">ZOE: I’ve been waiting a year for someone to say that. Tomorrow, nine a.m. Bring an open mind.</w:t>
-      </w:r>
-      <w:r>
-        <w:t xml:space="preserve"> </w:t>
-      </w:r>
-      <w:r>
-        <w:t xml:space="preserve">조이: 누가 그 말 해 주길 1년 기다렸어요. 내일 오전 9시. 열린 마음 가져와요.</w:t>
+        <w:t xml:space="preserve">ZOE: I’ve been waiting a year for someone to say that. It’s not just a drawing, Noah. It’s for recovery after treatment, and Glow already sells skincare in every location. Tomorrow, nine a.m. Bring an open mind.</w:t>
+      </w:r>
+      <w:r>
+        <w:t xml:space="preserve"> </w:t>
+      </w:r>
+      <w:r>
+        <w:t xml:space="preserve">조이: 누가 그 말 해 주길 1년 기다렸어요. 그냥 그림이 아니에요, 노아. 시술 후 회복용이고, 글로우는 이미 모든 지점에서 스킨케어를 팔고 있어요. 내일 오전 9시. 열린 마음 가져와요.</w:t>
       </w:r>
     </w:p>
     <w:p>
@@ -2469,7 +2472,7 @@
     </w:p>
     <w:bookmarkEnd w:id="25"/>
     <w:bookmarkEnd w:id="26"/>
-    <w:bookmarkStart w:id="30" w:name="학습-부록"/>
+    <w:bookmarkStart w:id="31" w:name="학습-부록"/>
     <w:p>
       <w:pPr>
         <w:pStyle w:val="Heading2"/>
@@ -3582,8 +3585,293 @@
       </w:tr>
     </w:tbl>
     <w:bookmarkEnd w:id="29"/>
+    <w:bookmarkStart w:id="30" w:name="긴-발화-분석"/>
+    <w:p>
+      <w:pPr>
+        <w:pStyle w:val="Heading3"/>
+      </w:pPr>
+      <w:r>
+        <w:t xml:space="preserve">④ 긴 발화 분석</w:t>
+      </w:r>
+    </w:p>
+    <w:p>
+      <w:pPr>
+        <w:pStyle w:val="BlockText"/>
+      </w:pPr>
+      <w:r>
+        <w:rPr>
+          <w:bCs/>
+          <w:b/>
+        </w:rPr>
+        <w:t xml:space="preserve">25턴 SOFIA:</w:t>
+      </w:r>
+      <w:r>
+        <w:t xml:space="preserve"> </w:t>
+      </w:r>
+      <w:r>
+        <w:t xml:space="preserve">“</w:t>
+      </w:r>
+      <w:r>
+        <w:t xml:space="preserve">It becomes your problem if your supplier runs out of cash in the middle of your program. Your nurses are halfway through certification, your kits need restocking, and suddenly nobody answers the phone. That’s the real cost of net sixty.</w:t>
+      </w:r>
+      <w:r>
+        <w:t xml:space="preserve">”</w:t>
+      </w:r>
+    </w:p>
+    <w:tbl>
+      <w:tblPr>
+        <w:tblStyle w:val="Table"/>
+        <w:tblW w:type="pct" w:w="5000"/>
+        <w:tblLook w:firstRow="1" w:lastRow="0" w:firstColumn="0" w:lastColumn="0" w:noHBand="0" w:noVBand="0" w:val="0020"/>
+        <w:jc w:val="start"/>
+      </w:tblPr>
+      <w:tblGrid>
+        <w:gridCol w:w="2640"/>
+        <w:gridCol w:w="2640"/>
+        <w:gridCol w:w="2640"/>
+      </w:tblGrid>
+      <w:tr>
+        <w:trPr>
+          <w:tblHeader w:val="true"/>
+        </w:trPr>
+        <w:tc>
+          <w:tcPr/>
+          <w:p>
+            <w:pPr>
+              <w:pStyle w:val="Compact"/>
+              <w:jc w:val="left"/>
+            </w:pPr>
+            <w:r>
+              <w:t xml:space="preserve">구조</w:t>
+            </w:r>
+          </w:p>
+        </w:tc>
+        <w:tc>
+          <w:tcPr/>
+          <w:p>
+            <w:pPr>
+              <w:pStyle w:val="Compact"/>
+              <w:jc w:val="left"/>
+            </w:pPr>
+            <w:r>
+              <w:t xml:space="preserve">영어</w:t>
+            </w:r>
+          </w:p>
+        </w:tc>
+        <w:tc>
+          <w:tcPr/>
+          <w:p>
+            <w:pPr>
+              <w:pStyle w:val="Compact"/>
+              <w:jc w:val="left"/>
+            </w:pPr>
+            <w:r>
+              <w:t xml:space="preserve">기능</w:t>
+            </w:r>
+          </w:p>
+        </w:tc>
+      </w:tr>
+      <w:tr>
+        <w:tc>
+          <w:tcPr/>
+          <w:p>
+            <w:pPr>
+              <w:pStyle w:val="Compact"/>
+              <w:jc w:val="left"/>
+            </w:pPr>
+            <w:r>
+              <w:t xml:space="preserve">① 반박(문제 이전)</w:t>
+            </w:r>
+          </w:p>
+        </w:tc>
+        <w:tc>
+          <w:tcPr/>
+          <w:p>
+            <w:pPr>
+              <w:pStyle w:val="Compact"/>
+              <w:jc w:val="left"/>
+            </w:pPr>
+            <w:r>
+              <w:t xml:space="preserve">It becomes your problem if your supplier runs out of cash in the middle of your program.</w:t>
+            </w:r>
+          </w:p>
+        </w:tc>
+        <w:tc>
+          <w:tcPr/>
+          <w:p>
+            <w:pPr>
+              <w:pStyle w:val="Compact"/>
+              <w:jc w:val="left"/>
+            </w:pPr>
+            <w:r>
+              <w:t xml:space="preserve">“</w:t>
+            </w:r>
+            <w:r>
+              <w:t xml:space="preserve">당신 문제지 내 문제 아니다</w:t>
+            </w:r>
+            <w:r>
+              <w:t xml:space="preserve">”</w:t>
+            </w:r>
+            <w:r>
+              <w:t xml:space="preserve">를 상대의 문제로 되돌림</w:t>
+            </w:r>
+          </w:p>
+        </w:tc>
+      </w:tr>
+      <w:tr>
+        <w:tc>
+          <w:tcPr/>
+          <w:p>
+            <w:pPr>
+              <w:pStyle w:val="Compact"/>
+              <w:jc w:val="left"/>
+            </w:pPr>
+            <w:r>
+              <w:t xml:space="preserve">② 시나리오(구체적 장면)</w:t>
+            </w:r>
+          </w:p>
+        </w:tc>
+        <w:tc>
+          <w:tcPr/>
+          <w:p>
+            <w:pPr>
+              <w:pStyle w:val="Compact"/>
+              <w:jc w:val="left"/>
+            </w:pPr>
+            <w:r>
+              <w:t xml:space="preserve">Your nurses are halfway through certification, your kits need restocking, and suddenly nobody answers the phone.</w:t>
+            </w:r>
+          </w:p>
+        </w:tc>
+        <w:tc>
+          <w:tcPr/>
+          <w:p>
+            <w:pPr>
+              <w:pStyle w:val="Compact"/>
+              <w:jc w:val="left"/>
+            </w:pPr>
+            <w:r>
+              <w:t xml:space="preserve">위험을 상대가 눈앞에 그릴 수 있는 장면으로 보여 줌</w:t>
+            </w:r>
+          </w:p>
+        </w:tc>
+      </w:tr>
+      <w:tr>
+        <w:tc>
+          <w:tcPr/>
+          <w:p>
+            <w:pPr>
+              <w:pStyle w:val="Compact"/>
+              <w:jc w:val="left"/>
+            </w:pPr>
+            <w:r>
+              <w:t xml:space="preserve">③ 결론(비용 재정의)</w:t>
+            </w:r>
+          </w:p>
+        </w:tc>
+        <w:tc>
+          <w:tcPr/>
+          <w:p>
+            <w:pPr>
+              <w:pStyle w:val="Compact"/>
+              <w:jc w:val="left"/>
+            </w:pPr>
+            <w:r>
+              <w:t xml:space="preserve">That’s the real cost of net sixty.</w:t>
+            </w:r>
+          </w:p>
+        </w:tc>
+        <w:tc>
+          <w:tcPr/>
+          <w:p>
+            <w:pPr>
+              <w:pStyle w:val="Compact"/>
+              <w:jc w:val="left"/>
+            </w:pPr>
+            <w:r>
+              <w:t xml:space="preserve">결제 조건을 ’공짜 혜택’이 아니라 ’숨은 비용’으로 재정의</w:t>
+            </w:r>
+          </w:p>
+        </w:tc>
+      </w:tr>
+    </w:tbl>
+    <w:p>
+      <w:pPr>
+        <w:pStyle w:val="BodyText"/>
+      </w:pPr>
+      <w:r>
+        <w:rPr>
+          <w:bCs/>
+          <w:b/>
+        </w:rPr>
+        <w:t xml:space="preserve">활용 패턴:</w:t>
+      </w:r>
+      <w:r>
+        <w:t xml:space="preserve"> </w:t>
+      </w:r>
+      <w:r>
+        <w:t xml:space="preserve">“</w:t>
+      </w:r>
+      <w:r>
+        <w:t xml:space="preserve">It becomes your problem if…</w:t>
+      </w:r>
+      <w:r>
+        <w:t xml:space="preserve">”</w:t>
+      </w:r>
+      <w:r>
+        <w:t xml:space="preserve"> </w:t>
+      </w:r>
+      <w:r>
+        <w:t xml:space="preserve">→ 구체적 장면 3단 나열 →</w:t>
+      </w:r>
+      <w:r>
+        <w:t xml:space="preserve"> </w:t>
+      </w:r>
+      <w:r>
+        <w:t xml:space="preserve">“</w:t>
+      </w:r>
+      <w:r>
+        <w:t xml:space="preserve">That’s the real cost of…</w:t>
+      </w:r>
+      <w:r>
+        <w:t xml:space="preserve">”</w:t>
+      </w:r>
+      <w:r>
+        <w:t xml:space="preserve"> </w:t>
+      </w:r>
+      <w:r>
+        <w:rPr>
+          <w:bCs/>
+          <w:b/>
+        </w:rPr>
+        <w:t xml:space="preserve">연결 표현:</w:t>
+      </w:r>
+      <w:r>
+        <w:t xml:space="preserve"> </w:t>
+      </w:r>
+      <w:r>
+        <w:t xml:space="preserve">It becomes your problem if…(~라면 당신 문제가 된다) · in the middle of(~ 도중에) · suddenly(갑자기) · the real cost of(~의 진짜 비용)</w:t>
+      </w:r>
+      <w:r>
+        <w:t xml:space="preserve"> </w:t>
+      </w:r>
+      <w:r>
+        <w:rPr>
+          <w:bCs/>
+          <w:b/>
+        </w:rPr>
+        <w:t xml:space="preserve">연습:</w:t>
+      </w:r>
+      <w:r>
+        <w:t xml:space="preserve"> </w:t>
+      </w:r>
+      <w:r>
+        <w:t xml:space="preserve">거래처가 납기를 무리하게 앞당기라고 요구할 때, 그 요구가 거래처에게 어떤 위험이 되는지 같은 구조로 40단어 안팎으로 말해 보기.</w:t>
+      </w:r>
+    </w:p>
     <w:bookmarkEnd w:id="30"/>
     <w:bookmarkEnd w:id="31"/>
+    <w:bookmarkEnd w:id="32"/>
     <w:sectPr/>
   </w:body>
 </w:document>

--- a/대본/5부/05화_Net_Sixty.docx
+++ b/대본/5부/05화_Net_Sixty.docx
@@ -2,7 +2,7 @@
 <file path=word/document.xml><?xml version="1.0" encoding="utf-8"?>
 <w:document xmlns:w="http://schemas.openxmlformats.org/wordprocessingml/2006/main" xmlns:m="http://schemas.openxmlformats.org/officeDocument/2006/math" xmlns:r="http://schemas.openxmlformats.org/officeDocument/2006/relationships" xmlns:o="urn:schemas-microsoft-com:office:office" xmlns:v="urn:schemas-microsoft-com:vml" xmlns:w10="urn:schemas-microsoft-com:office:word" xmlns:a="http://schemas.openxmlformats.org/drawingml/2006/main" xmlns:pic="http://schemas.openxmlformats.org/drawingml/2006/picture" xmlns:wp="http://schemas.openxmlformats.org/drawingml/2006/wordprocessingDrawing">
   <w:body>
-    <w:bookmarkStart w:id="32" w:name="ship-it-5부-5화"/>
+    <w:bookmarkStart w:id="38" w:name="ship-it-5부-5화"/>
     <w:p>
       <w:pPr>
         <w:pStyle w:val="Heading1"/>
@@ -253,257 +253,122 @@
     </w:p>
     <w:p>
       <w:pPr>
-        <w:numPr>
-          <w:ilvl w:val="0"/>
-          <w:numId w:val="1001"/>
-        </w:numPr>
+        <w:pStyle w:val="FirstParagraph"/>
       </w:pPr>
       <w:r>
         <w:t xml:space="preserve">DIANE: Three terms. Net sixty. Exclusivity. A twelve percent rebate. Let’s take them one by one.</w:t>
       </w:r>
-      <w:r>
-        <w:t xml:space="preserve"> </w:t>
-      </w:r>
-      <w:r>
-        <w:t xml:space="preserve">다이앤: 조건 셋. 60일 후 결제. 독점. 12% 리베이트. 하나씩 보죠.</w:t>
-      </w:r>
-    </w:p>
-    <w:p>
-      <w:pPr>
-        <w:numPr>
-          <w:ilvl w:val="0"/>
-          <w:numId w:val="1001"/>
-        </w:numPr>
+    </w:p>
+    <w:p>
+      <w:pPr>
+        <w:pStyle w:val="BodyText"/>
       </w:pPr>
       <w:r>
         <w:t xml:space="preserve">MARCUS: Net sixty means they pay us sixty days after delivery. For a chain this size, that’s a lot of cash.</w:t>
       </w:r>
-      <w:r>
-        <w:t xml:space="preserve"> </w:t>
-      </w:r>
-      <w:r>
-        <w:t xml:space="preserve">마커스: 60일 후 결제는 납품 60일 뒤에 돈을 준다는 거야. 이 규모 체인이면 현금이 많이 묶여.</w:t>
-      </w:r>
-    </w:p>
-    <w:p>
-      <w:pPr>
-        <w:numPr>
-          <w:ilvl w:val="0"/>
-          <w:numId w:val="1001"/>
-        </w:numPr>
+    </w:p>
+    <w:p>
+      <w:pPr>
+        <w:pStyle w:val="BodyText"/>
       </w:pPr>
       <w:r>
         <w:t xml:space="preserve">SOFIA: How much, Marcus?</w:t>
       </w:r>
-      <w:r>
-        <w:t xml:space="preserve"> </w:t>
-      </w:r>
-      <w:r>
-        <w:t xml:space="preserve">소피아: 얼마나요, 마커스?</w:t>
-      </w:r>
-    </w:p>
-    <w:p>
-      <w:pPr>
-        <w:numPr>
-          <w:ilvl w:val="0"/>
-          <w:numId w:val="1001"/>
-        </w:numPr>
+    </w:p>
+    <w:p>
+      <w:pPr>
+        <w:pStyle w:val="BodyText"/>
       </w:pPr>
       <w:r>
         <w:t xml:space="preserve">MARCUS: If Glow buys a million dollars a month, we deliver, pay our own suppliers, and then wait two months for their money. That’s two million dollars in the air at any moment, and it doesn’t come back until the deal ends.</w:t>
       </w:r>
-      <w:r>
-        <w:t xml:space="preserve"> </w:t>
-      </w:r>
-      <w:r>
-        <w:t xml:space="preserve">마커스: 글로우가 한 달에 백만 달러를 사면, 우린 납품하고, 우리 공급사한테 돈을 내고, 그다음 두 달을 기다려야 해. 그러면 언제든 200만 달러가 공중에 떠 있는 거고, 그 돈은 거래가 끝날 때까지 돌아오지 않아.</w:t>
-      </w:r>
-    </w:p>
-    <w:p>
-      <w:pPr>
-        <w:numPr>
-          <w:ilvl w:val="0"/>
-          <w:numId w:val="1001"/>
-        </w:numPr>
+    </w:p>
+    <w:p>
+      <w:pPr>
+        <w:pStyle w:val="BodyText"/>
       </w:pPr>
       <w:r>
         <w:t xml:space="preserve">DEREK: Can we survive that?</w:t>
       </w:r>
-      <w:r>
-        <w:t xml:space="preserve"> </w:t>
-      </w:r>
-      <w:r>
-        <w:t xml:space="preserve">데릭: 우리가 그걸 버틸 수 있어요?</w:t>
-      </w:r>
-    </w:p>
-    <w:p>
-      <w:pPr>
-        <w:numPr>
-          <w:ilvl w:val="0"/>
-          <w:numId w:val="1001"/>
-        </w:numPr>
+    </w:p>
+    <w:p>
+      <w:pPr>
+        <w:pStyle w:val="BodyText"/>
       </w:pPr>
       <w:r>
         <w:t xml:space="preserve">MARCUS: Yes. But it shortens our runway. By about six weeks.</w:t>
       </w:r>
-      <w:r>
-        <w:t xml:space="preserve"> </w:t>
-      </w:r>
-      <w:r>
-        <w:t xml:space="preserve">마커스: 응. 하지만 런웨이가 줄어. 6주 정도.</w:t>
-      </w:r>
-    </w:p>
-    <w:p>
-      <w:pPr>
-        <w:numPr>
-          <w:ilvl w:val="0"/>
-          <w:numId w:val="1001"/>
-        </w:numPr>
+    </w:p>
+    <w:p>
+      <w:pPr>
+        <w:pStyle w:val="BodyText"/>
       </w:pPr>
       <w:r>
         <w:t xml:space="preserve">SOFIA: Then our walk-away points. Say them out loud. So nobody improvises in the room.</w:t>
       </w:r>
-      <w:r>
-        <w:t xml:space="preserve"> </w:t>
-      </w:r>
-      <w:r>
-        <w:t xml:space="preserve">소피아: 그럼 결렬 지점들. 소리 내서 말해요. 방에서 아무도 즉흥적으로 굴지 않게.</w:t>
-      </w:r>
-    </w:p>
-    <w:p>
-      <w:pPr>
-        <w:numPr>
-          <w:ilvl w:val="0"/>
-          <w:numId w:val="1001"/>
-        </w:numPr>
+    </w:p>
+    <w:p>
+      <w:pPr>
+        <w:pStyle w:val="BodyText"/>
       </w:pPr>
       <w:r>
         <w:t xml:space="preserve">MARCUS: Payment terms: no worse than Net forty-five.</w:t>
       </w:r>
-      <w:r>
-        <w:t xml:space="preserve"> </w:t>
-      </w:r>
-      <w:r>
-        <w:t xml:space="preserve">마커스: 결제 조건: Net 45보다 나쁘면 안 됨.</w:t>
-      </w:r>
-    </w:p>
-    <w:p>
-      <w:pPr>
-        <w:numPr>
-          <w:ilvl w:val="0"/>
-          <w:numId w:val="1001"/>
-        </w:numPr>
+    </w:p>
+    <w:p>
+      <w:pPr>
+        <w:pStyle w:val="BodyText"/>
       </w:pPr>
       <w:r>
         <w:t xml:space="preserve">DEREK: Exclusivity: none. We won’t stop selling to independent clinics. Keisha. Haddad. Everyone.</w:t>
       </w:r>
-      <w:r>
-        <w:t xml:space="preserve"> </w:t>
-      </w:r>
-      <w:r>
-        <w:t xml:space="preserve">데릭: 독점: 없음. 독립 병원 판매는 멈추지 않아요. 키샤. 하다드. 모두.</w:t>
-      </w:r>
-    </w:p>
-    <w:p>
-      <w:pPr>
-        <w:numPr>
-          <w:ilvl w:val="0"/>
-          <w:numId w:val="1001"/>
-        </w:numPr>
+    </w:p>
+    <w:p>
+      <w:pPr>
+        <w:pStyle w:val="BodyText"/>
       </w:pPr>
       <w:r>
         <w:t xml:space="preserve">DIANE: Rebate: it depends on who receives it. That’s the dangerous part.</w:t>
       </w:r>
-      <w:r>
-        <w:t xml:space="preserve"> </w:t>
-      </w:r>
-      <w:r>
-        <w:t xml:space="preserve">다이앤: 리베이트: 누가 받느냐에 달렸어요. 그게 위험한 부분이에요.</w:t>
-      </w:r>
-    </w:p>
-    <w:p>
-      <w:pPr>
-        <w:numPr>
-          <w:ilvl w:val="0"/>
-          <w:numId w:val="1001"/>
-        </w:numPr>
+    </w:p>
+    <w:p>
+      <w:pPr>
+        <w:pStyle w:val="BodyText"/>
       </w:pPr>
       <w:r>
         <w:t xml:space="preserve">SOFIA: Explain.</w:t>
       </w:r>
-      <w:r>
-        <w:t xml:space="preserve"> </w:t>
-      </w:r>
-      <w:r>
-        <w:t xml:space="preserve">소피아: 설명해 줘요.</w:t>
-      </w:r>
-    </w:p>
-    <w:p>
-      <w:pPr>
-        <w:numPr>
-          <w:ilvl w:val="0"/>
-          <w:numId w:val="1001"/>
-        </w:numPr>
+    </w:p>
+    <w:p>
+      <w:pPr>
+        <w:pStyle w:val="BodyText"/>
       </w:pPr>
       <w:r>
         <w:t xml:space="preserve">DIANE: A volume rebate to Glow, the company, disclosed on invoices? Normal. A rebate to individual injectors? Dangerous.</w:t>
       </w:r>
-      <w:r>
-        <w:t xml:space="preserve"> </w:t>
-      </w:r>
-      <w:r>
-        <w:t xml:space="preserve">다이앤: 글로우 회사에, 송장에 명시된 물량 리베이트? 정상이에요. 시술자 개인에게 가는 리베이트? 위험해요.</w:t>
-      </w:r>
-    </w:p>
-    <w:p>
-      <w:pPr>
-        <w:numPr>
-          <w:ilvl w:val="0"/>
-          <w:numId w:val="1001"/>
-        </w:numPr>
+    </w:p>
+    <w:p>
+      <w:pPr>
+        <w:pStyle w:val="BodyText"/>
       </w:pPr>
       <w:r>
         <w:t xml:space="preserve">DEREK: Why dangerous?</w:t>
       </w:r>
-      <w:r>
-        <w:t xml:space="preserve"> </w:t>
-      </w:r>
-      <w:r>
-        <w:t xml:space="preserve">데릭: 왜 위험해요?</w:t>
-      </w:r>
-    </w:p>
-    <w:p>
-      <w:pPr>
-        <w:numPr>
-          <w:ilvl w:val="0"/>
-          <w:numId w:val="1001"/>
-        </w:numPr>
+    </w:p>
+    <w:p>
+      <w:pPr>
+        <w:pStyle w:val="BodyText"/>
       </w:pPr>
       <w:r>
         <w:t xml:space="preserve">DIANE: If a nurse earns money for every syringe she uses, she has a personal reason to inject more, whether the patient needs it or not. That’s not a sales issue anymore. That’s a safety issue, and possibly a legal one.</w:t>
       </w:r>
-      <w:r>
-        <w:t xml:space="preserve"> </w:t>
-      </w:r>
-      <w:r>
-        <w:t xml:space="preserve">다이앤: 간호사가 쓰는 주사기마다 돈을 벌면, 환자에게 필요하든 아니든 더 주사할 개인적인 이유가 생겨요. 그건 더 이상 영업 문제가 아니에요. 안전 문제고, 어쩌면 법적인 문제예요.</w:t>
-      </w:r>
-    </w:p>
-    <w:p>
-      <w:pPr>
-        <w:numPr>
-          <w:ilvl w:val="0"/>
-          <w:numId w:val="1001"/>
-        </w:numPr>
+    </w:p>
+    <w:p>
+      <w:pPr>
+        <w:pStyle w:val="BodyText"/>
       </w:pPr>
       <w:r>
         <w:t xml:space="preserve">SOFIA: Then that’s our hardest line. Let’s go.</w:t>
-      </w:r>
-      <w:r>
-        <w:t xml:space="preserve"> </w:t>
-      </w:r>
-      <w:r>
-        <w:t xml:space="preserve">소피아: 그럼 그게 우리 가장 단단한 선이네요. 가죠.</w:t>
       </w:r>
     </w:p>
     <w:bookmarkEnd w:id="21"/>
@@ -518,627 +383,312 @@
     </w:p>
     <w:p>
       <w:pPr>
-        <w:numPr>
-          <w:ilvl w:val="0"/>
-          <w:numId w:val="1002"/>
-        </w:numPr>
+        <w:pStyle w:val="FirstParagraph"/>
       </w:pPr>
       <w:r>
         <w:t xml:space="preserve">GREG: Sofia. Derek. And a lawyer. Good. This is Martin Kaye. Our general counsel.</w:t>
       </w:r>
+    </w:p>
+    <w:p>
+      <w:pPr>
+        <w:pStyle w:val="BodyText"/>
+      </w:pPr>
+      <w:r>
+        <w:t xml:space="preserve">MARTIN: Pleasure. Greg’s email was clear. Shall we go through the terms?</w:t>
+      </w:r>
+    </w:p>
+    <w:p>
+      <w:pPr>
+        <w:pStyle w:val="BodyText"/>
+      </w:pPr>
+      <w:r>
+        <w:t xml:space="preserve">SOFIA: Please. But first, thank you for the pilot. Tiffany’s team starts training Monday.</w:t>
+      </w:r>
+    </w:p>
+    <w:p>
+      <w:pPr>
+        <w:pStyle w:val="BodyText"/>
+      </w:pPr>
+      <w:r>
+        <w:t xml:space="preserve">GREG: I know. Tiffany called me three times this week. Excited. It’s unusual.</w:t>
+      </w:r>
+    </w:p>
+    <w:p>
+      <w:pPr>
+        <w:pStyle w:val="BodyText"/>
+      </w:pPr>
+      <w:r>
+        <w:t xml:space="preserve">MARTIN: Term one. Net sixty. That’s our standard for all suppliers.</w:t>
+      </w:r>
+    </w:p>
+    <w:p>
+      <w:pPr>
+        <w:pStyle w:val="BodyText"/>
+      </w:pPr>
+      <w:r>
+        <w:t xml:space="preserve">MARCUS: We understand, and we’re not asking you to change your standard for everyone. Our standard is net thirty, because we’re a young company and cash is how we pay for the trainers your program depends on.</w:t>
+      </w:r>
+    </w:p>
+    <w:p>
+      <w:pPr>
+        <w:pStyle w:val="BodyText"/>
+      </w:pPr>
+      <w:r>
+        <w:t xml:space="preserve">GREG: Halvern accepts net sixty.</w:t>
+      </w:r>
+    </w:p>
+    <w:p>
+      <w:pPr>
+        <w:pStyle w:val="BodyText"/>
+      </w:pPr>
+      <w:r>
+        <w:t xml:space="preserve">MARCUS: Halvern has fifteen years of cash. We have eighteen months.</w:t>
+      </w:r>
+    </w:p>
+    <w:p>
+      <w:pPr>
+        <w:pStyle w:val="BodyText"/>
+      </w:pPr>
+      <w:r>
+        <w:t xml:space="preserve">GREG: That’s your problem. Not mine.</w:t>
+      </w:r>
+    </w:p>
+    <w:p>
+      <w:pPr>
+        <w:pStyle w:val="BodyText"/>
+      </w:pPr>
+      <w:r>
+        <w:t xml:space="preserve">SOFIA: It becomes your problem if your supplier runs out of cash in the middle of your program. Your nurses are halfway through certification, your kits need restocking, and suddenly nobody answers the phone. That’s the real cost of net sixty.</w:t>
+      </w:r>
+    </w:p>
+    <w:p>
+      <w:pPr>
+        <w:pStyle w:val="BodyText"/>
+      </w:pPr>
+      <w:r>
+        <w:t xml:space="preserve">GREG: …Fair point. What do you propose?</w:t>
+      </w:r>
+    </w:p>
+    <w:p>
+      <w:pPr>
+        <w:pStyle w:val="BodyText"/>
+      </w:pPr>
+      <w:r>
+        <w:t xml:space="preserve">MARCUS: Net thirty. With a two percent discount if you pay within ten days.</w:t>
+      </w:r>
+    </w:p>
+    <w:p>
+      <w:pPr>
+        <w:pStyle w:val="BodyText"/>
+      </w:pPr>
+      <w:r>
+        <w:t xml:space="preserve">MARTIN: Two-ten, net thirty. Classic. But our finance team won’t change their system for one supplier.</w:t>
+      </w:r>
+    </w:p>
+    <w:p>
+      <w:pPr>
+        <w:pStyle w:val="BodyText"/>
+      </w:pPr>
+      <w:r>
+        <w:t xml:space="preserve">DEREK: What’s the shortest term your system allows? Without changes?</w:t>
+      </w:r>
+    </w:p>
+    <w:p>
+      <w:pPr>
+        <w:pStyle w:val="BodyText"/>
+      </w:pPr>
+      <w:r>
+        <w:t xml:space="preserve">MARTIN: Net forty-five. We use it for a few strategic suppliers.</w:t>
+      </w:r>
+    </w:p>
+    <w:p>
+      <w:pPr>
+        <w:pStyle w:val="BodyText"/>
+      </w:pPr>
+      <w:r>
+        <w:t xml:space="preserve">SOFIA: Then make us strategic. Net forty-five. And keep the two percent for early payment.</w:t>
+      </w:r>
+    </w:p>
+    <w:p>
+      <w:pPr>
+        <w:pStyle w:val="BodyText"/>
+      </w:pPr>
+      <w:r>
+        <w:t xml:space="preserve">GREG: Forty-five and two-ten? You’re greedy.</w:t>
+      </w:r>
+    </w:p>
+    <w:p>
+      <w:pPr>
+        <w:pStyle w:val="BodyText"/>
+      </w:pPr>
+      <w:r>
+        <w:t xml:space="preserve">SOFIA: Two percent is your money, Greg. You keep it if you pay early. It’s a gift.</w:t>
+      </w:r>
+    </w:p>
+    <w:p>
+      <w:pPr>
+        <w:pStyle w:val="BodyText"/>
+      </w:pPr>
+      <w:r>
+        <w:t xml:space="preserve">GREG: …I like gifts. Fine. Net forty-five. Two percent if within ten days.</w:t>
+      </w:r>
+    </w:p>
+    <w:p>
+      <w:pPr>
+        <w:pStyle w:val="BodyText"/>
+      </w:pPr>
+      <w:r>
+        <w:t xml:space="preserve">MARCUS: Agreed.</w:t>
+      </w:r>
+    </w:p>
+    <w:p>
+      <w:pPr>
+        <w:pStyle w:val="BodyText"/>
+      </w:pPr>
+      <w:r>
+        <w:t xml:space="preserve">DIANE: Noted. In writing. Term two.</w:t>
+      </w:r>
+    </w:p>
+    <w:p>
+      <w:pPr>
+        <w:pStyle w:val="BodyText"/>
+      </w:pPr>
+      <w:r>
+        <w:t xml:space="preserve">MARTIN: Exclusivity. In the Southwest. Veyra sells to Glow. No other medspas in Arizona, Nevada, New Mexico, Texas.</w:t>
+      </w:r>
+    </w:p>
+    <w:p>
+      <w:pPr>
+        <w:pStyle w:val="BodyText"/>
+      </w:pPr>
+      <w:r>
+        <w:t xml:space="preserve">DEREK: Texas? That includes Keisha’s clinic. And dozens of independents.</w:t>
+      </w:r>
+    </w:p>
+    <w:p>
+      <w:pPr>
+        <w:pStyle w:val="BodyText"/>
+      </w:pPr>
+      <w:r>
+        <w:t xml:space="preserve">GREG: Small clinics. Small volume. We’re three hundred locations.</w:t>
+      </w:r>
+    </w:p>
+    <w:p>
+      <w:pPr>
+        <w:pStyle w:val="BodyText"/>
+      </w:pPr>
+      <w:r>
+        <w:t xml:space="preserve">SOFIA: Small clinics are where patients go when they can’t afford a big chain. Those patients deserve a trained injector just as much as yours do. If we stop selling there, Halvern sells there, and the training isn’t ours to guarantee.</w:t>
+      </w:r>
+    </w:p>
+    <w:p>
+      <w:pPr>
+        <w:pStyle w:val="BodyText"/>
+      </w:pPr>
+      <w:r>
+        <w:t xml:space="preserve">GREG: That’s very noble. It’s also bad for my competitive position.</w:t>
+      </w:r>
+    </w:p>
+    <w:p>
+      <w:pPr>
+        <w:pStyle w:val="BodyText"/>
+      </w:pPr>
+      <w:r>
+        <w:t xml:space="preserve">SOFIA: Can I ask why you want exclusivity? What problem does it solve for you?</w:t>
+      </w:r>
+    </w:p>
+    <w:p>
+      <w:pPr>
+        <w:pStyle w:val="BodyText"/>
+      </w:pPr>
+      <w:r>
+        <w:t xml:space="preserve">GREG: Marketing. Right now every medspa says it’s safe, and patients can’t tell the difference. I want patients in the Southwest to hear</w:t>
+      </w:r>
       <w:r>
         <w:t xml:space="preserve"> </w:t>
       </w:r>
       <w:r>
-        <w:t xml:space="preserve">그레그: 소피아. 데릭. 그리고 변호사. 좋아요. 이쪽은 마틴 케이. 우리 법무 고문.</w:t>
-      </w:r>
-    </w:p>
-    <w:p>
-      <w:pPr>
-        <w:numPr>
-          <w:ilvl w:val="0"/>
-          <w:numId w:val="1002"/>
-        </w:numPr>
-      </w:pPr>
-      <w:r>
-        <w:t xml:space="preserve">MARTIN: Pleasure. Greg’s email was clear. Shall we go through the terms?</w:t>
+        <w:t xml:space="preserve">‘</w:t>
+      </w:r>
+      <w:r>
+        <w:t xml:space="preserve">Ready-certified</w:t>
+      </w:r>
+      <w:r>
+        <w:t xml:space="preserve">’</w:t>
       </w:r>
       <w:r>
         <w:t xml:space="preserve"> </w:t>
       </w:r>
       <w:r>
-        <w:t xml:space="preserve">마틴: 반갑습니다. 그레그 이메일은 명확했죠. 조건을 하나씩 볼까요?</w:t>
-      </w:r>
-    </w:p>
-    <w:p>
-      <w:pPr>
-        <w:numPr>
-          <w:ilvl w:val="0"/>
-          <w:numId w:val="1002"/>
-        </w:numPr>
-      </w:pPr>
-      <w:r>
-        <w:t xml:space="preserve">SOFIA: Please. But first, thank you for the pilot. Tiffany’s team starts training Monday.</w:t>
+        <w:t xml:space="preserve">and think of one name. I want them to say,</w:t>
       </w:r>
       <w:r>
         <w:t xml:space="preserve"> </w:t>
       </w:r>
       <w:r>
-        <w:t xml:space="preserve">소피아: 그러죠. 하지만 먼저, 파일럿 감사해요. 티파니 팀이 월요일에 교육을 시작해요.</w:t>
-      </w:r>
-    </w:p>
-    <w:p>
-      <w:pPr>
-        <w:numPr>
-          <w:ilvl w:val="0"/>
-          <w:numId w:val="1002"/>
-        </w:numPr>
-      </w:pPr>
-      <w:r>
-        <w:t xml:space="preserve">GREG: I know. Tiffany called me three times this week. Excited. It’s unusual.</w:t>
-      </w:r>
-      <w:r>
-        <w:t xml:space="preserve"> </w:t>
-      </w:r>
-      <w:r>
-        <w:t xml:space="preserve">그레그: 알아요. 티파니가 이번 주에 세 번 전화했어요. 신나서. 드문 일이에요.</w:t>
-      </w:r>
-    </w:p>
-    <w:p>
-      <w:pPr>
-        <w:numPr>
-          <w:ilvl w:val="0"/>
-          <w:numId w:val="1002"/>
-        </w:numPr>
-      </w:pPr>
-      <w:r>
-        <w:t xml:space="preserve">MARTIN: Term one. Net sixty. That’s our standard for all suppliers.</w:t>
-      </w:r>
-      <w:r>
-        <w:t xml:space="preserve"> </w:t>
-      </w:r>
-      <w:r>
-        <w:t xml:space="preserve">마틴: 조건 하나. 60일 후 결제. 모든 공급사에 대한 우리 표준이에요.</w:t>
-      </w:r>
-    </w:p>
-    <w:p>
-      <w:pPr>
-        <w:numPr>
-          <w:ilvl w:val="0"/>
-          <w:numId w:val="1002"/>
-        </w:numPr>
-      </w:pPr>
-      <w:r>
-        <w:t xml:space="preserve">MARCUS: We understand, and we’re not asking you to change your standard for everyone. Our standard is net thirty, because we’re a young company and cash is how we pay for the trainers your program depends on.</w:t>
-      </w:r>
-      <w:r>
-        <w:t xml:space="preserve"> </w:t>
-      </w:r>
-      <w:r>
-        <w:t xml:space="preserve">마커스: 이해해요. 그리고 모든 공급사에 대한 표준을 바꿔 달라는 게 아니에요. 우리 표준은 30일이에요. 우린 젊은 회사고, 당신네 프로그램이 의존하는 트레이너 비용을 현금으로 대니까요.</w:t>
-      </w:r>
-    </w:p>
-    <w:p>
-      <w:pPr>
-        <w:numPr>
-          <w:ilvl w:val="0"/>
-          <w:numId w:val="1002"/>
-        </w:numPr>
-      </w:pPr>
-      <w:r>
-        <w:t xml:space="preserve">GREG: Halvern accepts net sixty.</w:t>
-      </w:r>
-      <w:r>
-        <w:t xml:space="preserve"> </w:t>
-      </w:r>
-      <w:r>
-        <w:t xml:space="preserve">그레그: 할번은 60일을 받아들여요.</w:t>
-      </w:r>
-    </w:p>
-    <w:p>
-      <w:pPr>
-        <w:numPr>
-          <w:ilvl w:val="0"/>
-          <w:numId w:val="1002"/>
-        </w:numPr>
-      </w:pPr>
-      <w:r>
-        <w:t xml:space="preserve">MARCUS: Halvern has fifteen years of cash. We have eighteen months.</w:t>
-      </w:r>
-      <w:r>
-        <w:t xml:space="preserve"> </w:t>
-      </w:r>
-      <w:r>
-        <w:t xml:space="preserve">마커스: 할번은 15년 치 현금이 있어요. 우린 18개월이고요.</w:t>
-      </w:r>
-    </w:p>
-    <w:p>
-      <w:pPr>
-        <w:numPr>
-          <w:ilvl w:val="0"/>
-          <w:numId w:val="1002"/>
-        </w:numPr>
-      </w:pPr>
-      <w:r>
-        <w:t xml:space="preserve">GREG: That’s your problem. Not mine.</w:t>
-      </w:r>
-      <w:r>
-        <w:t xml:space="preserve"> </w:t>
-      </w:r>
-      <w:r>
-        <w:t xml:space="preserve">그레그: 그건 당신네 문제죠. 내 문제가 아니라.</w:t>
-      </w:r>
-    </w:p>
-    <w:p>
-      <w:pPr>
-        <w:numPr>
-          <w:ilvl w:val="0"/>
-          <w:numId w:val="1002"/>
-        </w:numPr>
-      </w:pPr>
-      <w:r>
-        <w:t xml:space="preserve">SOFIA: It becomes your problem if your supplier runs out of cash in the middle of your program. Your nurses are halfway through certification, your kits need restocking, and suddenly nobody answers the phone. That’s the real cost of net sixty.</w:t>
-      </w:r>
-      <w:r>
-        <w:t xml:space="preserve"> </w:t>
-      </w:r>
-      <w:r>
-        <w:t xml:space="preserve">소피아: 공급사가 프로그램 도중에 현금이 바닥나면 당신 문제가 돼요. 간호사들은 인증을 절반쯤 마쳤고, 키트는 다시 채워야 하는데, 갑자기 아무도 전화를 안 받는 거죠. 그게 60일 결제의 진짜 비용이에요.</w:t>
-      </w:r>
-    </w:p>
-    <w:p>
-      <w:pPr>
-        <w:numPr>
-          <w:ilvl w:val="0"/>
-          <w:numId w:val="1002"/>
-        </w:numPr>
-      </w:pPr>
-      <w:r>
-        <w:t xml:space="preserve">GREG: …Fair point. What do you propose?</w:t>
-      </w:r>
-      <w:r>
-        <w:t xml:space="preserve"> </w:t>
-      </w:r>
-      <w:r>
-        <w:t xml:space="preserve">그레그: …일리 있네요. 뭘 제안하는데요?</w:t>
-      </w:r>
-    </w:p>
-    <w:p>
-      <w:pPr>
-        <w:numPr>
-          <w:ilvl w:val="0"/>
-          <w:numId w:val="1002"/>
-        </w:numPr>
-      </w:pPr>
-      <w:r>
-        <w:t xml:space="preserve">MARCUS: Net thirty. With a two percent discount if you pay within ten days.</w:t>
-      </w:r>
-      <w:r>
-        <w:t xml:space="preserve"> </w:t>
-      </w:r>
-      <w:r>
-        <w:t xml:space="preserve">마커스: 30일 후 결제. 10일 안에 결제하면 2% 할인.</w:t>
-      </w:r>
-    </w:p>
-    <w:p>
-      <w:pPr>
-        <w:numPr>
-          <w:ilvl w:val="0"/>
-          <w:numId w:val="1002"/>
-        </w:numPr>
-      </w:pPr>
-      <w:r>
-        <w:t xml:space="preserve">MARTIN: Two-ten, net thirty. Classic. But our finance team won’t change their system for one supplier.</w:t>
-      </w:r>
-      <w:r>
-        <w:t xml:space="preserve"> </w:t>
-      </w:r>
-      <w:r>
-        <w:t xml:space="preserve">마틴: 2/10, net 30. 고전적이네요. 하지만 재무팀이 공급사 하나 때문에 시스템을 바꾸진 않을 거예요.</w:t>
-      </w:r>
-    </w:p>
-    <w:p>
-      <w:pPr>
-        <w:numPr>
-          <w:ilvl w:val="0"/>
-          <w:numId w:val="1002"/>
-        </w:numPr>
-      </w:pPr>
-      <w:r>
-        <w:t xml:space="preserve">DEREK: What’s the shortest term your system allows? Without changes?</w:t>
-      </w:r>
-      <w:r>
-        <w:t xml:space="preserve"> </w:t>
-      </w:r>
-      <w:r>
-        <w:t xml:space="preserve">데릭: 시스템 변경 없이 허용되는 가장 짧은 조건이 뭐예요?</w:t>
-      </w:r>
-    </w:p>
-    <w:p>
-      <w:pPr>
-        <w:numPr>
-          <w:ilvl w:val="0"/>
-          <w:numId w:val="1002"/>
-        </w:numPr>
-      </w:pPr>
-      <w:r>
-        <w:t xml:space="preserve">MARTIN: Net forty-five. We use it for a few strategic suppliers.</w:t>
-      </w:r>
-      <w:r>
-        <w:t xml:space="preserve"> </w:t>
-      </w:r>
-      <w:r>
-        <w:t xml:space="preserve">마틴: 45일. 몇몇 전략적 공급사에 써요.</w:t>
-      </w:r>
-    </w:p>
-    <w:p>
-      <w:pPr>
-        <w:numPr>
-          <w:ilvl w:val="0"/>
-          <w:numId w:val="1002"/>
-        </w:numPr>
-      </w:pPr>
-      <w:r>
-        <w:t xml:space="preserve">SOFIA: Then make us strategic. Net forty-five. And keep the two percent for early payment.</w:t>
-      </w:r>
-      <w:r>
-        <w:t xml:space="preserve"> </w:t>
-      </w:r>
-      <w:r>
-        <w:t xml:space="preserve">소피아: 그럼 우릴 전략적으로 만들어 줘요. 45일. 그리고 조기 결제 2%는 유지하고요.</w:t>
-      </w:r>
-    </w:p>
-    <w:p>
-      <w:pPr>
-        <w:numPr>
-          <w:ilvl w:val="0"/>
-          <w:numId w:val="1002"/>
-        </w:numPr>
-      </w:pPr>
-      <w:r>
-        <w:t xml:space="preserve">GREG: Forty-five and two-ten? You’re greedy.</w:t>
-      </w:r>
-      <w:r>
-        <w:t xml:space="preserve"> </w:t>
-      </w:r>
-      <w:r>
-        <w:t xml:space="preserve">그레그: 45일에 2/10까지? 욕심이 많네요.</w:t>
-      </w:r>
-    </w:p>
-    <w:p>
-      <w:pPr>
-        <w:numPr>
-          <w:ilvl w:val="0"/>
-          <w:numId w:val="1002"/>
-        </w:numPr>
-      </w:pPr>
-      <w:r>
-        <w:t xml:space="preserve">SOFIA: Two percent is your money, Greg. You keep it if you pay early. It’s a gift.</w:t>
-      </w:r>
-      <w:r>
-        <w:t xml:space="preserve"> </w:t>
-      </w:r>
-      <w:r>
-        <w:t xml:space="preserve">소피아: 2%는 당신 돈이에요, 그레그. 일찍 내면 당신이 갖는 거예요. 선물이죠.</w:t>
-      </w:r>
-    </w:p>
-    <w:p>
-      <w:pPr>
-        <w:numPr>
-          <w:ilvl w:val="0"/>
-          <w:numId w:val="1002"/>
-        </w:numPr>
-      </w:pPr>
-      <w:r>
-        <w:t xml:space="preserve">GREG: …I like gifts. Fine. Net forty-five. Two percent if within ten days.</w:t>
-      </w:r>
-      <w:r>
-        <w:t xml:space="preserve"> </w:t>
-      </w:r>
-      <w:r>
-        <w:t xml:space="preserve">그레그: …선물 좋아하죠. 좋아요. 45일. 10일 안이면 2%.</w:t>
-      </w:r>
-    </w:p>
-    <w:p>
-      <w:pPr>
-        <w:numPr>
-          <w:ilvl w:val="0"/>
-          <w:numId w:val="1002"/>
-        </w:numPr>
-      </w:pPr>
-      <w:r>
-        <w:t xml:space="preserve">MARCUS: Agreed.</w:t>
-      </w:r>
-      <w:r>
-        <w:t xml:space="preserve"> </w:t>
-      </w:r>
-      <w:r>
-        <w:t xml:space="preserve">마커스: 동의해요.</w:t>
-      </w:r>
-    </w:p>
-    <w:p>
-      <w:pPr>
-        <w:numPr>
-          <w:ilvl w:val="0"/>
-          <w:numId w:val="1002"/>
-        </w:numPr>
-      </w:pPr>
-      <w:r>
-        <w:t xml:space="preserve">DIANE: Noted. In writing. Term two.</w:t>
-      </w:r>
-      <w:r>
-        <w:t xml:space="preserve"> </w:t>
-      </w:r>
-      <w:r>
-        <w:t xml:space="preserve">다이앤: 기록했어요. 서면으로. 조건 둘.</w:t>
-      </w:r>
-    </w:p>
-    <w:p>
-      <w:pPr>
-        <w:numPr>
-          <w:ilvl w:val="0"/>
-          <w:numId w:val="1002"/>
-        </w:numPr>
-      </w:pPr>
-      <w:r>
-        <w:t xml:space="preserve">MARTIN: Exclusivity. In the Southwest. Veyra sells to Glow. No other medspas in Arizona, Nevada, New Mexico, Texas.</w:t>
-      </w:r>
-      <w:r>
-        <w:t xml:space="preserve"> </w:t>
-      </w:r>
-      <w:r>
-        <w:t xml:space="preserve">마틴: 독점. 남서부에서. 베이라는 글로우에만 판매. 애리조나, 네바다, 뉴멕시코, 텍사스의 다른 메디스파엔 안 됨.</w:t>
-      </w:r>
-    </w:p>
-    <w:p>
-      <w:pPr>
-        <w:numPr>
-          <w:ilvl w:val="0"/>
-          <w:numId w:val="1002"/>
-        </w:numPr>
-      </w:pPr>
-      <w:r>
-        <w:t xml:space="preserve">DEREK: Texas? That includes Keisha’s clinic. And dozens of independents.</w:t>
-      </w:r>
-      <w:r>
-        <w:t xml:space="preserve"> </w:t>
-      </w:r>
-      <w:r>
-        <w:t xml:space="preserve">데릭: 텍사스요? 그럼 키샤 병원도 포함이에요. 그리고 독립 병원 수십 곳도.</w:t>
-      </w:r>
-    </w:p>
-    <w:p>
-      <w:pPr>
-        <w:numPr>
-          <w:ilvl w:val="0"/>
-          <w:numId w:val="1002"/>
-        </w:numPr>
-      </w:pPr>
-      <w:r>
-        <w:t xml:space="preserve">GREG: Small clinics. Small volume. We’re three hundred locations.</w:t>
-      </w:r>
-      <w:r>
-        <w:t xml:space="preserve"> </w:t>
-      </w:r>
-      <w:r>
-        <w:t xml:space="preserve">그레그: 작은 병원들. 작은 물량. 우린 300곳이에요.</w:t>
-      </w:r>
-    </w:p>
-    <w:p>
-      <w:pPr>
-        <w:numPr>
-          <w:ilvl w:val="0"/>
-          <w:numId w:val="1002"/>
-        </w:numPr>
-      </w:pPr>
-      <w:r>
-        <w:t xml:space="preserve">SOFIA: Small clinics are where patients go when they can’t afford a big chain. Those patients deserve a trained injector just as much as yours do. If we stop selling there, Halvern sells there, and the training isn’t ours to guarantee.</w:t>
-      </w:r>
-      <w:r>
-        <w:t xml:space="preserve"> </w:t>
-      </w:r>
-      <w:r>
-        <w:t xml:space="preserve">소피아: 작은 병원은 큰 체인을 감당 못 하는 환자들이 가는 곳이에요. 그 환자들도 당신네 환자들만큼 교육받은 시술자를 만날 자격이 있어요. 우리가 거기서 판매를 멈추면 할번이 팔 거고, 그러면 교육은 우리가 보장할 수 없게 돼요.</w:t>
-      </w:r>
-    </w:p>
-    <w:p>
-      <w:pPr>
-        <w:numPr>
-          <w:ilvl w:val="0"/>
-          <w:numId w:val="1002"/>
-        </w:numPr>
-      </w:pPr>
-      <w:r>
-        <w:t xml:space="preserve">GREG: That’s very noble. It’s also bad for my competitive position.</w:t>
-      </w:r>
-      <w:r>
-        <w:t xml:space="preserve"> </w:t>
-      </w:r>
-      <w:r>
-        <w:t xml:space="preserve">그레그: 아주 고상하네요. 그리고 내 경쟁 위치엔 나쁘고요.</w:t>
-      </w:r>
-    </w:p>
-    <w:p>
-      <w:pPr>
-        <w:numPr>
-          <w:ilvl w:val="0"/>
-          <w:numId w:val="1002"/>
-        </w:numPr>
-      </w:pPr>
-      <w:r>
-        <w:t xml:space="preserve">SOFIA: Can I ask why you want exclusivity? What problem does it solve for you?</w:t>
-      </w:r>
-      <w:r>
-        <w:t xml:space="preserve"> </w:t>
-      </w:r>
-      <w:r>
-        <w:t xml:space="preserve">소피아: 왜 독점을 원하는지 물어봐도 될까요? 당신한테 어떤 문제를 해결해 주죠?</w:t>
-      </w:r>
-    </w:p>
-    <w:p>
-      <w:pPr>
-        <w:numPr>
-          <w:ilvl w:val="0"/>
-          <w:numId w:val="1002"/>
-        </w:numPr>
-      </w:pPr>
-      <w:r>
-        <w:t xml:space="preserve">GREG: Marketing. Right now every medspa says it’s safe, and patients can’t tell the difference. I want patients in the Southwest to hear</w:t>
-      </w:r>
-      <w:r>
-        <w:t xml:space="preserve"> </w:t>
-      </w:r>
-      <w:r>
         <w:t xml:space="preserve">‘</w:t>
       </w:r>
       <w:r>
-        <w:t xml:space="preserve">Ready-certified</w:t>
+        <w:t xml:space="preserve">That means Glow.</w:t>
       </w:r>
       <w:r>
         <w:t xml:space="preserve">’</w:t>
       </w:r>
-      <w:r>
-        <w:t xml:space="preserve"> </w:t>
-      </w:r>
-      <w:r>
-        <w:t xml:space="preserve">and think of one name. I want them to say,</w:t>
-      </w:r>
-      <w:r>
-        <w:t xml:space="preserve"> </w:t>
-      </w:r>
-      <w:r>
-        <w:t xml:space="preserve">‘</w:t>
-      </w:r>
-      <w:r>
-        <w:t xml:space="preserve">That means Glow.</w:t>
-      </w:r>
-      <w:r>
-        <w:t xml:space="preserve">’</w:t>
-      </w:r>
-      <w:r>
-        <w:t xml:space="preserve"> </w:t>
-      </w:r>
-      <w:r>
-        <w:t xml:space="preserve">그레그: 마케팅. 지금은 모든 메디스파가 안전하다고 말하고, 환자들은 차이를 구별 못 해요. 남서부 환자들이 ’레디 인증’을 들으면 이름 하나를 떠올렸으면 해요. ’그럼 글로우지’라고 말하길 원해요.</w:t>
-      </w:r>
-    </w:p>
-    <w:p>
-      <w:pPr>
-        <w:numPr>
-          <w:ilvl w:val="0"/>
-          <w:numId w:val="1002"/>
-        </w:numPr>
+    </w:p>
+    <w:p>
+      <w:pPr>
+        <w:pStyle w:val="BodyText"/>
       </w:pPr>
       <w:r>
         <w:t xml:space="preserve">SOFIA: That’s a real goal. But exclusivity isn’t the only way to get there.</w:t>
       </w:r>
-      <w:r>
-        <w:t xml:space="preserve"> </w:t>
-      </w:r>
-      <w:r>
-        <w:t xml:space="preserve">소피아: 진짜 목표네요. 하지만 독점만이 거기 가는 유일한 길은 아니에요.</w:t>
-      </w:r>
-    </w:p>
-    <w:p>
-      <w:pPr>
-        <w:numPr>
-          <w:ilvl w:val="0"/>
-          <w:numId w:val="1002"/>
-        </w:numPr>
+    </w:p>
+    <w:p>
+      <w:pPr>
+        <w:pStyle w:val="BodyText"/>
       </w:pPr>
       <w:r>
         <w:t xml:space="preserve">GREG: Show me another way.</w:t>
       </w:r>
-      <w:r>
-        <w:t xml:space="preserve"> </w:t>
-      </w:r>
-      <w:r>
-        <w:t xml:space="preserve">그레그: 다른 길을 보여 줘요.</w:t>
-      </w:r>
-    </w:p>
-    <w:p>
-      <w:pPr>
-        <w:numPr>
-          <w:ilvl w:val="0"/>
-          <w:numId w:val="1002"/>
-        </w:numPr>
+    </w:p>
+    <w:p>
+      <w:pPr>
+        <w:pStyle w:val="BodyText"/>
       </w:pPr>
       <w:r>
         <w:t xml:space="preserve">SOFIA: Give me two minutes with Derek. Then I’ll show you.</w:t>
       </w:r>
-      <w:r>
-        <w:t xml:space="preserve"> </w:t>
-      </w:r>
-      <w:r>
-        <w:t xml:space="preserve">소피아: 데릭이랑 2분만 줘요. 그다음 보여 줄게요.</w:t>
-      </w:r>
-    </w:p>
-    <w:p>
-      <w:pPr>
-        <w:numPr>
-          <w:ilvl w:val="0"/>
-          <w:numId w:val="1002"/>
-        </w:numPr>
+    </w:p>
+    <w:p>
+      <w:pPr>
+        <w:pStyle w:val="BodyText"/>
       </w:pPr>
       <w:r>
         <w:t xml:space="preserve">GREG: Two minutes. The clock is running.</w:t>
       </w:r>
-      <w:r>
-        <w:t xml:space="preserve"> </w:t>
-      </w:r>
-      <w:r>
-        <w:t xml:space="preserve">그레그: 2분. 시계 돌아가요.</w:t>
-      </w:r>
-    </w:p>
-    <w:p>
-      <w:pPr>
-        <w:numPr>
-          <w:ilvl w:val="0"/>
-          <w:numId w:val="1002"/>
-        </w:numPr>
+    </w:p>
+    <w:p>
+      <w:pPr>
+        <w:pStyle w:val="BodyText"/>
       </w:pPr>
       <w:r>
         <w:t xml:space="preserve">DEREK: Sofia, what’s the other way?</w:t>
       </w:r>
-      <w:r>
-        <w:t xml:space="preserve"> </w:t>
-      </w:r>
-      <w:r>
-        <w:t xml:space="preserve">데릭: 소피아, 다른 길이 뭐예요?</w:t>
-      </w:r>
-    </w:p>
-    <w:p>
-      <w:pPr>
-        <w:numPr>
-          <w:ilvl w:val="0"/>
-          <w:numId w:val="1002"/>
-        </w:numPr>
+    </w:p>
+    <w:p>
+      <w:pPr>
+        <w:pStyle w:val="BodyText"/>
       </w:pPr>
       <w:r>
         <w:t xml:space="preserve">SOFIA: Status. Not exclusivity. He wants to be special. Let’s make him special without locking out Keisha.</w:t>
       </w:r>
-      <w:r>
-        <w:t xml:space="preserve"> </w:t>
-      </w:r>
-      <w:r>
-        <w:t xml:space="preserve">소피아: 지위. 독점이 아니라. 그는 특별해지고 싶어 해요. 키샤를 막지 않고 그를 특별하게 만들어 주죠.</w:t>
-      </w:r>
-    </w:p>
-    <w:p>
-      <w:pPr>
-        <w:numPr>
-          <w:ilvl w:val="0"/>
-          <w:numId w:val="1002"/>
-        </w:numPr>
+    </w:p>
+    <w:p>
+      <w:pPr>
+        <w:pStyle w:val="BodyText"/>
       </w:pPr>
       <w:r>
         <w:t xml:space="preserve">DEREK: Launch partner. First access to new products. Joint data. Their logo next to ours.</w:t>
-      </w:r>
-      <w:r>
-        <w:t xml:space="preserve"> </w:t>
-      </w:r>
-      <w:r>
-        <w:t xml:space="preserve">데릭: 런치 파트너. 신제품 첫 접근권. 공동 데이터. 그쪽 로고를 우리 옆에.</w:t>
       </w:r>
     </w:p>
     <w:bookmarkEnd w:id="22"/>
@@ -1153,47 +703,76 @@
     </w:p>
     <w:p>
       <w:pPr>
-        <w:numPr>
-          <w:ilvl w:val="0"/>
-          <w:numId w:val="1003"/>
-        </w:numPr>
+        <w:pStyle w:val="FirstParagraph"/>
       </w:pPr>
       <w:r>
         <w:t xml:space="preserve">SOFIA: Greg. No exclusivity. But something you can actually use in marketing.</w:t>
       </w:r>
+    </w:p>
+    <w:p>
+      <w:pPr>
+        <w:pStyle w:val="BodyText"/>
+      </w:pPr>
+      <w:r>
+        <w:t xml:space="preserve">GREG: I’m listening.</w:t>
+      </w:r>
+    </w:p>
+    <w:p>
+      <w:pPr>
+        <w:pStyle w:val="BodyText"/>
+      </w:pPr>
+      <w:r>
+        <w:t xml:space="preserve">DEREK: Glow becomes Veyra’s first</w:t>
+      </w:r>
       <w:r>
         <w:t xml:space="preserve"> </w:t>
       </w:r>
       <w:r>
-        <w:t xml:space="preserve">소피아: 그레그. 독점은 없어요. 대신 마케팅에 실제로 쓸 수 있는 걸 드릴게요.</w:t>
-      </w:r>
-    </w:p>
-    <w:p>
-      <w:pPr>
-        <w:numPr>
-          <w:ilvl w:val="0"/>
-          <w:numId w:val="1003"/>
-        </w:numPr>
-      </w:pPr>
-      <w:r>
-        <w:t xml:space="preserve">GREG: I’m listening.</w:t>
+        <w:t xml:space="preserve">“</w:t>
+      </w:r>
+      <w:r>
+        <w:t xml:space="preserve">Launch Partner.</w:t>
+      </w:r>
+      <w:r>
+        <w:t xml:space="preserve">”</w:t>
       </w:r>
       <w:r>
         <w:t xml:space="preserve"> </w:t>
       </w:r>
       <w:r>
-        <w:t xml:space="preserve">그레그: 듣고 있어요.</w:t>
-      </w:r>
-    </w:p>
-    <w:p>
-      <w:pPr>
-        <w:numPr>
-          <w:ilvl w:val="0"/>
-          <w:numId w:val="1003"/>
-        </w:numPr>
-      </w:pPr>
-      <w:r>
-        <w:t xml:space="preserve">DEREK: Glow becomes Veyra’s first</w:t>
+        <w:t xml:space="preserve">The only one this year.</w:t>
+      </w:r>
+    </w:p>
+    <w:p>
+      <w:pPr>
+        <w:pStyle w:val="BodyText"/>
+      </w:pPr>
+      <w:r>
+        <w:t xml:space="preserve">SOFIA: First access to every new product. Sixty days before anyone else.</w:t>
+      </w:r>
+    </w:p>
+    <w:p>
+      <w:pPr>
+        <w:pStyle w:val="BodyText"/>
+      </w:pPr>
+      <w:r>
+        <w:t xml:space="preserve">DEREK: And joint data. Your pilot results, published with Nadia’s name. At a national conference.</w:t>
+      </w:r>
+    </w:p>
+    <w:p>
+      <w:pPr>
+        <w:pStyle w:val="BodyText"/>
+      </w:pPr>
+      <w:r>
+        <w:t xml:space="preserve">GREG: Published? With our name on it?</w:t>
+      </w:r>
+    </w:p>
+    <w:p>
+      <w:pPr>
+        <w:pStyle w:val="BodyText"/>
+      </w:pPr>
+      <w:r>
+        <w:t xml:space="preserve">SOFIA:</w:t>
       </w:r>
       <w:r>
         <w:t xml:space="preserve"> </w:t>
@@ -1202,7 +781,7 @@
         <w:t xml:space="preserve">“</w:t>
       </w:r>
       <w:r>
-        <w:t xml:space="preserve">Launch Partner.</w:t>
+        <w:t xml:space="preserve">Glow Collective reduced time to first action by eighty percent.</w:t>
       </w:r>
       <w:r>
         <w:t xml:space="preserve">”</w:t>
@@ -1211,523 +790,191 @@
         <w:t xml:space="preserve"> </w:t>
       </w:r>
       <w:r>
-        <w:t xml:space="preserve">The only one this year.</w:t>
-      </w:r>
-      <w:r>
-        <w:t xml:space="preserve"> </w:t>
-      </w:r>
-      <w:r>
-        <w:t xml:space="preserve">데릭: 글로우가 베이라의 첫</w:t>
-      </w:r>
-      <w:r>
-        <w:t xml:space="preserve"> </w:t>
-      </w:r>
-      <w:r>
-        <w:t xml:space="preserve">“</w:t>
-      </w:r>
-      <w:r>
-        <w:t xml:space="preserve">런치 파트너</w:t>
-      </w:r>
-      <w:r>
-        <w:t xml:space="preserve">”</w:t>
-      </w:r>
-      <w:r>
-        <w:t xml:space="preserve">가 돼요. 올해 유일하게.</w:t>
-      </w:r>
-    </w:p>
-    <w:p>
-      <w:pPr>
-        <w:numPr>
-          <w:ilvl w:val="0"/>
-          <w:numId w:val="1003"/>
-        </w:numPr>
-      </w:pPr>
-      <w:r>
-        <w:t xml:space="preserve">SOFIA: First access to every new product. Sixty days before anyone else.</w:t>
-      </w:r>
-      <w:r>
-        <w:t xml:space="preserve"> </w:t>
-      </w:r>
-      <w:r>
-        <w:t xml:space="preserve">소피아: 모든 신제품에 대한 첫 접근권. 다른 누구보다 60일 먼저.</w:t>
-      </w:r>
-    </w:p>
-    <w:p>
-      <w:pPr>
-        <w:numPr>
-          <w:ilvl w:val="0"/>
-          <w:numId w:val="1003"/>
-        </w:numPr>
-      </w:pPr>
-      <w:r>
-        <w:t xml:space="preserve">DEREK: And joint data. Your pilot results, published with Nadia’s name. At a national conference.</w:t>
-      </w:r>
-      <w:r>
-        <w:t xml:space="preserve"> </w:t>
-      </w:r>
-      <w:r>
-        <w:t xml:space="preserve">데릭: 그리고 공동 데이터. 파일럿 결과를 나디아 이름으로 발표. 전국 학회에서.</w:t>
-      </w:r>
-    </w:p>
-    <w:p>
-      <w:pPr>
-        <w:numPr>
-          <w:ilvl w:val="0"/>
-          <w:numId w:val="1003"/>
-        </w:numPr>
-      </w:pPr>
-      <w:r>
-        <w:t xml:space="preserve">GREG: Published? With our name on it?</w:t>
-      </w:r>
-      <w:r>
-        <w:t xml:space="preserve"> </w:t>
-      </w:r>
-      <w:r>
-        <w:t xml:space="preserve">그레그: 발표라고요? 우리 이름으로?</w:t>
-      </w:r>
-    </w:p>
-    <w:p>
-      <w:pPr>
-        <w:numPr>
-          <w:ilvl w:val="0"/>
-          <w:numId w:val="1003"/>
-        </w:numPr>
-      </w:pPr>
-      <w:r>
-        <w:t xml:space="preserve">SOFIA:</w:t>
-      </w:r>
-      <w:r>
-        <w:t xml:space="preserve"> </w:t>
-      </w:r>
-      <w:r>
-        <w:t xml:space="preserve">“</w:t>
-      </w:r>
-      <w:r>
-        <w:t xml:space="preserve">Glow Collective reduced time to first action by eighty percent.</w:t>
-      </w:r>
-      <w:r>
-        <w:t xml:space="preserve">”</w:t>
-      </w:r>
-      <w:r>
-        <w:t xml:space="preserve"> </w:t>
-      </w:r>
-      <w:r>
         <w:t xml:space="preserve">If it’s true. That’s marketing nobody can copy.</w:t>
       </w:r>
-      <w:r>
-        <w:t xml:space="preserve"> </w:t>
-      </w:r>
-      <w:r>
-        <w:t xml:space="preserve">소피아:</w:t>
-      </w:r>
-      <w:r>
-        <w:t xml:space="preserve"> </w:t>
-      </w:r>
-      <w:r>
-        <w:t xml:space="preserve">“</w:t>
-      </w:r>
-      <w:r>
-        <w:t xml:space="preserve">글로우 컬렉티브, 첫 행동까지 시간 80% 단축.</w:t>
-      </w:r>
-      <w:r>
-        <w:t xml:space="preserve">”</w:t>
-      </w:r>
-      <w:r>
-        <w:t xml:space="preserve"> </w:t>
-      </w:r>
-      <w:r>
-        <w:t xml:space="preserve">사실이라면요. 그건 아무도 베낄 수 없는 마케팅이에요.</w:t>
-      </w:r>
-    </w:p>
-    <w:p>
-      <w:pPr>
-        <w:numPr>
-          <w:ilvl w:val="0"/>
-          <w:numId w:val="1003"/>
-        </w:numPr>
+    </w:p>
+    <w:p>
+      <w:pPr>
+        <w:pStyle w:val="BodyText"/>
       </w:pPr>
       <w:r>
         <w:t xml:space="preserve">MARTIN: And if the results are bad?</w:t>
       </w:r>
-      <w:r>
-        <w:t xml:space="preserve"> </w:t>
-      </w:r>
-      <w:r>
-        <w:t xml:space="preserve">마틴: 결과가 나쁘면요?</w:t>
-      </w:r>
-    </w:p>
-    <w:p>
-      <w:pPr>
-        <w:numPr>
-          <w:ilvl w:val="0"/>
-          <w:numId w:val="1003"/>
-        </w:numPr>
+    </w:p>
+    <w:p>
+      <w:pPr>
+        <w:pStyle w:val="BodyText"/>
       </w:pPr>
       <w:r>
         <w:t xml:space="preserve">SOFIA: Then we publish that too. Nadia would insist. So would we.</w:t>
       </w:r>
-      <w:r>
-        <w:t xml:space="preserve"> </w:t>
-      </w:r>
-      <w:r>
-        <w:t xml:space="preserve">소피아: 그것도 발표해요. 나디아가 고집할 거예요. 우리도 그렇고요.</w:t>
-      </w:r>
-    </w:p>
-    <w:p>
-      <w:pPr>
-        <w:numPr>
-          <w:ilvl w:val="0"/>
-          <w:numId w:val="1003"/>
-        </w:numPr>
+    </w:p>
+    <w:p>
+      <w:pPr>
+        <w:pStyle w:val="BodyText"/>
       </w:pPr>
       <w:r>
         <w:t xml:space="preserve">GREG: You’d publish bad results? About your own product?</w:t>
       </w:r>
-      <w:r>
-        <w:t xml:space="preserve"> </w:t>
-      </w:r>
-      <w:r>
-        <w:t xml:space="preserve">그레그: 나쁜 결과를 발표한다고요? 자기 제품에 대해?</w:t>
-      </w:r>
-    </w:p>
-    <w:p>
-      <w:pPr>
-        <w:numPr>
-          <w:ilvl w:val="0"/>
-          <w:numId w:val="1003"/>
-        </w:numPr>
+    </w:p>
+    <w:p>
+      <w:pPr>
+        <w:pStyle w:val="BodyText"/>
       </w:pPr>
       <w:r>
         <w:t xml:space="preserve">DEREK: We published a recall, in plain English, before anyone forced us to. Doctors trusted us more afterward, not less. So no, bad results don’t scare us. Hiding them is what would scare us.</w:t>
       </w:r>
-      <w:r>
-        <w:t xml:space="preserve"> </w:t>
-      </w:r>
-      <w:r>
-        <w:t xml:space="preserve">데릭: 우린 누가 강요하기도 전에 쉬운 영어로 회수를 발표했어요. 그 후에 의사들은 우릴 덜 믿은 게 아니라 더 믿었어요. 그러니 아니요, 나쁜 결과는 무섭지 않아요. 무서운 건 그걸 숨기는 거예요.</w:t>
-      </w:r>
-    </w:p>
-    <w:p>
-      <w:pPr>
-        <w:numPr>
-          <w:ilvl w:val="0"/>
-          <w:numId w:val="1003"/>
-        </w:numPr>
+    </w:p>
+    <w:p>
+      <w:pPr>
+        <w:pStyle w:val="BodyText"/>
       </w:pPr>
       <w:r>
         <w:t xml:space="preserve">GREG: …New products. Which new products?</w:t>
       </w:r>
-      <w:r>
-        <w:t xml:space="preserve"> </w:t>
-      </w:r>
-      <w:r>
-        <w:t xml:space="preserve">그레그: …신제품. 어떤 신제품이요?</w:t>
-      </w:r>
-    </w:p>
-    <w:p>
-      <w:pPr>
-        <w:numPr>
-          <w:ilvl w:val="0"/>
-          <w:numId w:val="1003"/>
-        </w:numPr>
+    </w:p>
+    <w:p>
+      <w:pPr>
+        <w:pStyle w:val="BodyText"/>
       </w:pPr>
       <w:r>
         <w:t xml:space="preserve">SOFIA: I can’t say yet. But Zoe has been sketching something. For recovery after treatment.</w:t>
       </w:r>
-      <w:r>
-        <w:t xml:space="preserve"> </w:t>
-      </w:r>
-      <w:r>
-        <w:t xml:space="preserve">소피아: 아직 말 못 해요. 하지만 조이가 뭔가를 스케치하고 있어요. 시술 후 회복용으로.</w:t>
-      </w:r>
-    </w:p>
-    <w:p>
-      <w:pPr>
-        <w:numPr>
-          <w:ilvl w:val="0"/>
-          <w:numId w:val="1003"/>
-        </w:numPr>
+    </w:p>
+    <w:p>
+      <w:pPr>
+        <w:pStyle w:val="BodyText"/>
       </w:pPr>
       <w:r>
         <w:t xml:space="preserve">GREG: A skincare product? We sell skincare in every location. That’s real margin for us.</w:t>
       </w:r>
-      <w:r>
-        <w:t xml:space="preserve"> </w:t>
-      </w:r>
-      <w:r>
-        <w:t xml:space="preserve">그레그: 스킨케어 제품? 우린 모든 지점에서 스킨케어를 팔아요. 그건 우리한테 진짜 마진이에요.</w:t>
-      </w:r>
-    </w:p>
-    <w:p>
-      <w:pPr>
-        <w:numPr>
-          <w:ilvl w:val="0"/>
-          <w:numId w:val="1003"/>
-        </w:numPr>
+    </w:p>
+    <w:p>
+      <w:pPr>
+        <w:pStyle w:val="BodyText"/>
       </w:pPr>
       <w:r>
         <w:t xml:space="preserve">SOFIA: Then Launch Partner is worth more than exclusivity. And it doesn’t hurt Keisha.</w:t>
       </w:r>
-      <w:r>
-        <w:t xml:space="preserve"> </w:t>
-      </w:r>
-      <w:r>
-        <w:t xml:space="preserve">소피아: 그럼 런치 파트너가 독점보다 가치 있겠네요. 그리고 키샤도 다치지 않고요.</w:t>
-      </w:r>
-    </w:p>
-    <w:p>
-      <w:pPr>
-        <w:numPr>
-          <w:ilvl w:val="0"/>
-          <w:numId w:val="1003"/>
-        </w:numPr>
+    </w:p>
+    <w:p>
+      <w:pPr>
+        <w:pStyle w:val="BodyText"/>
       </w:pPr>
       <w:r>
         <w:t xml:space="preserve">GREG: Fine. No exclusivity. Launch Partner. Write it down, Martin.</w:t>
       </w:r>
-      <w:r>
-        <w:t xml:space="preserve"> </w:t>
-      </w:r>
-      <w:r>
-        <w:t xml:space="preserve">그레그: 좋아요. 독점 없음. 런치 파트너. 적어요, 마틴.</w:t>
-      </w:r>
-    </w:p>
-    <w:p>
-      <w:pPr>
-        <w:numPr>
-          <w:ilvl w:val="0"/>
-          <w:numId w:val="1003"/>
-        </w:numPr>
+    </w:p>
+    <w:p>
+      <w:pPr>
+        <w:pStyle w:val="BodyText"/>
       </w:pPr>
       <w:r>
         <w:t xml:space="preserve">MARTIN: Written. Term three. The rebate. Twelve percent.</w:t>
       </w:r>
-      <w:r>
-        <w:t xml:space="preserve"> </w:t>
-      </w:r>
-      <w:r>
-        <w:t xml:space="preserve">마틴: 적었어요. 조건 셋. 리베이트. 12%.</w:t>
-      </w:r>
-    </w:p>
-    <w:p>
-      <w:pPr>
-        <w:numPr>
-          <w:ilvl w:val="0"/>
-          <w:numId w:val="1003"/>
-        </w:numPr>
+    </w:p>
+    <w:p>
+      <w:pPr>
+        <w:pStyle w:val="BodyText"/>
       </w:pPr>
       <w:r>
         <w:t xml:space="preserve">DIANE: Paid to whom?</w:t>
       </w:r>
-      <w:r>
-        <w:t xml:space="preserve"> </w:t>
-      </w:r>
-      <w:r>
-        <w:t xml:space="preserve">다이앤: 누구에게 지급되죠?</w:t>
-      </w:r>
-    </w:p>
-    <w:p>
-      <w:pPr>
-        <w:numPr>
-          <w:ilvl w:val="0"/>
-          <w:numId w:val="1003"/>
-        </w:numPr>
+    </w:p>
+    <w:p>
+      <w:pPr>
+        <w:pStyle w:val="BodyText"/>
       </w:pPr>
       <w:r>
         <w:t xml:space="preserve">MARTIN: To the Glow Injector Excellence Fund. It rewards our top injectors. Based on volume.</w:t>
       </w:r>
-      <w:r>
-        <w:t xml:space="preserve"> </w:t>
-      </w:r>
-      <w:r>
-        <w:t xml:space="preserve">마틴: 글로우 시술자 우수 기금에. 최고의 시술자들을 보상해요. 물량 기준으로.</w:t>
-      </w:r>
-    </w:p>
-    <w:p>
-      <w:pPr>
-        <w:numPr>
-          <w:ilvl w:val="0"/>
-          <w:numId w:val="1003"/>
-        </w:numPr>
+    </w:p>
+    <w:p>
+      <w:pPr>
+        <w:pStyle w:val="BodyText"/>
       </w:pPr>
       <w:r>
         <w:t xml:space="preserve">DIANE: Based on how many syringes each injector uses?</w:t>
       </w:r>
-      <w:r>
-        <w:t xml:space="preserve"> </w:t>
-      </w:r>
-      <w:r>
-        <w:t xml:space="preserve">다이앤: 시술자 한 명이 주사기를 몇 개 쓰는지에 따라요?</w:t>
-      </w:r>
-    </w:p>
-    <w:p>
-      <w:pPr>
-        <w:numPr>
-          <w:ilvl w:val="0"/>
-          <w:numId w:val="1003"/>
-        </w:numPr>
+    </w:p>
+    <w:p>
+      <w:pPr>
+        <w:pStyle w:val="BodyText"/>
       </w:pPr>
       <w:r>
         <w:t xml:space="preserve">MARTIN: Essentially. It’s a motivation tool.</w:t>
       </w:r>
-      <w:r>
-        <w:t xml:space="preserve"> </w:t>
-      </w:r>
-      <w:r>
-        <w:t xml:space="preserve">마틴: 사실상요. 동기 부여 도구예요.</w:t>
-      </w:r>
-    </w:p>
-    <w:p>
-      <w:pPr>
-        <w:numPr>
-          <w:ilvl w:val="0"/>
-          <w:numId w:val="1003"/>
-        </w:numPr>
+    </w:p>
+    <w:p>
+      <w:pPr>
+        <w:pStyle w:val="BodyText"/>
       </w:pPr>
       <w:r>
         <w:t xml:space="preserve">DIANE: That’s the problem. A fund based on volume motivates injecting more, not injecting better. We can’t fund that, not in any form. Any rebate needs legal to sign off, and I’m legal, and I won’t.</w:t>
       </w:r>
-      <w:r>
-        <w:t xml:space="preserve"> </w:t>
-      </w:r>
-      <w:r>
-        <w:t xml:space="preserve">다이앤: 그게 문제예요. 물량 기준 기금은 더 잘 주사하는 게 아니라 더 많이 주사하도록 동기를 줘요. 우린 어떤 형태로도 그걸 지원 못 해요. 리베이트는 전부 법무 승인이 필요한데, 법무가 저고, 전 안 해요.</w:t>
-      </w:r>
-    </w:p>
-    <w:p>
-      <w:pPr>
-        <w:numPr>
-          <w:ilvl w:val="0"/>
-          <w:numId w:val="1003"/>
-        </w:numPr>
+    </w:p>
+    <w:p>
+      <w:pPr>
+        <w:pStyle w:val="BodyText"/>
       </w:pPr>
       <w:r>
         <w:t xml:space="preserve">GREG: It’s our fund. Our decision how to use it.</w:t>
       </w:r>
-      <w:r>
-        <w:t xml:space="preserve"> </w:t>
-      </w:r>
-      <w:r>
-        <w:t xml:space="preserve">그레그: 우리 기금이에요. 어떻게 쓸지는 우리가 결정해요.</w:t>
-      </w:r>
-    </w:p>
-    <w:p>
-      <w:pPr>
-        <w:numPr>
-          <w:ilvl w:val="0"/>
-          <w:numId w:val="1003"/>
-        </w:numPr>
+    </w:p>
+    <w:p>
+      <w:pPr>
+        <w:pStyle w:val="BodyText"/>
       </w:pPr>
       <w:r>
         <w:t xml:space="preserve">DIANE: Then it isn’t our rebate. A rebate goes to Glow. Disclosed on invoices. Not to individuals.</w:t>
       </w:r>
-      <w:r>
-        <w:t xml:space="preserve"> </w:t>
-      </w:r>
-      <w:r>
-        <w:t xml:space="preserve">다이앤: 그럼 그건 우리 리베이트가 아니에요. 리베이트는 글로우로 가요. 송장에 명시해서. 개인 말고.</w:t>
-      </w:r>
-    </w:p>
-    <w:p>
-      <w:pPr>
-        <w:numPr>
-          <w:ilvl w:val="0"/>
-          <w:numId w:val="1003"/>
-        </w:numPr>
+    </w:p>
+    <w:p>
+      <w:pPr>
+        <w:pStyle w:val="BodyText"/>
       </w:pPr>
       <w:r>
         <w:t xml:space="preserve">GREG: Twelve percent to Glow, then.</w:t>
       </w:r>
-      <w:r>
-        <w:t xml:space="preserve"> </w:t>
-      </w:r>
-      <w:r>
-        <w:t xml:space="preserve">그레그: 그럼 글로우에 12%.</w:t>
-      </w:r>
-    </w:p>
-    <w:p>
-      <w:pPr>
-        <w:numPr>
-          <w:ilvl w:val="0"/>
-          <w:numId w:val="1003"/>
-        </w:numPr>
+    </w:p>
+    <w:p>
+      <w:pPr>
+        <w:pStyle w:val="BodyText"/>
       </w:pPr>
       <w:r>
         <w:t xml:space="preserve">SOFIA: Eight percent. To Glow. Tied to volume tiers. And to keeping every injector certified.</w:t>
       </w:r>
-      <w:r>
-        <w:t xml:space="preserve"> </w:t>
-      </w:r>
-      <w:r>
-        <w:t xml:space="preserve">소피아: 8%. 글로우에. 물량 등급에 연동. 그리고 모든 시술자 인증 유지에도.</w:t>
-      </w:r>
-    </w:p>
-    <w:p>
-      <w:pPr>
-        <w:numPr>
-          <w:ilvl w:val="0"/>
-          <w:numId w:val="1003"/>
-        </w:numPr>
+    </w:p>
+    <w:p>
+      <w:pPr>
+        <w:pStyle w:val="BodyText"/>
       </w:pPr>
       <w:r>
         <w:t xml:space="preserve">GREG: Eight? With certification conditions? That’s not a rebate. That’s homework.</w:t>
       </w:r>
-      <w:r>
-        <w:t xml:space="preserve"> </w:t>
-      </w:r>
-      <w:r>
-        <w:t xml:space="preserve">그레그: 8%? 인증 조건까지? 그건 리베이트가 아니라 숙제네요.</w:t>
-      </w:r>
-    </w:p>
-    <w:p>
-      <w:pPr>
-        <w:numPr>
-          <w:ilvl w:val="0"/>
-          <w:numId w:val="1003"/>
-        </w:numPr>
+    </w:p>
+    <w:p>
+      <w:pPr>
+        <w:pStyle w:val="BodyText"/>
       </w:pPr>
       <w:r>
         <w:t xml:space="preserve">SOFIA: It’s a rebate with a seatbelt.</w:t>
       </w:r>
-      <w:r>
-        <w:t xml:space="preserve"> </w:t>
-      </w:r>
-      <w:r>
-        <w:t xml:space="preserve">소피아: 안전벨트가 달린 리베이트죠.</w:t>
-      </w:r>
-    </w:p>
-    <w:p>
-      <w:pPr>
-        <w:numPr>
-          <w:ilvl w:val="0"/>
-          <w:numId w:val="1003"/>
-        </w:numPr>
+    </w:p>
+    <w:p>
+      <w:pPr>
+        <w:pStyle w:val="BodyText"/>
       </w:pPr>
       <w:r>
         <w:t xml:space="preserve">GREG: Twelve percent. That’s our final offer.</w:t>
       </w:r>
-      <w:r>
-        <w:t xml:space="preserve"> </w:t>
-      </w:r>
-      <w:r>
-        <w:t xml:space="preserve">그레그: 12%. 그게 우리 최종 제안이에요.</w:t>
-      </w:r>
-    </w:p>
-    <w:p>
-      <w:pPr>
-        <w:numPr>
-          <w:ilvl w:val="0"/>
-          <w:numId w:val="1003"/>
-        </w:numPr>
+    </w:p>
+    <w:p>
+      <w:pPr>
+        <w:pStyle w:val="BodyText"/>
       </w:pPr>
       <w:r>
         <w:t xml:space="preserve">SOFIA: Then I’ll give you ours. Eight percent. To Glow. With conditions. That’s our walk-away point.</w:t>
-      </w:r>
-      <w:r>
-        <w:t xml:space="preserve"> </w:t>
-      </w:r>
-      <w:r>
-        <w:t xml:space="preserve">소피아: 그럼 우리 것도 드릴게요. 8%. 글로우에. 조건 포함. 그게 우리 결렬 지점이에요.</w:t>
       </w:r>
     </w:p>
     <w:bookmarkEnd w:id="23"/>
@@ -1742,427 +989,202 @@
     </w:p>
     <w:p>
       <w:pPr>
-        <w:numPr>
-          <w:ilvl w:val="0"/>
-          <w:numId w:val="1004"/>
-        </w:numPr>
+        <w:pStyle w:val="FirstParagraph"/>
       </w:pPr>
       <w:r>
         <w:t xml:space="preserve">GREG: You’d walk away? From three hundred locations?</w:t>
       </w:r>
-      <w:r>
-        <w:t xml:space="preserve"> </w:t>
-      </w:r>
-      <w:r>
-        <w:t xml:space="preserve">그레그: 일어선다고요? 300개 지점을 두고?</w:t>
-      </w:r>
-    </w:p>
-    <w:p>
-      <w:pPr>
-        <w:numPr>
-          <w:ilvl w:val="0"/>
-          <w:numId w:val="1004"/>
-        </w:numPr>
+    </w:p>
+    <w:p>
+      <w:pPr>
+        <w:pStyle w:val="BodyText"/>
       </w:pPr>
       <w:r>
         <w:t xml:space="preserve">SOFIA: From a bad deal, Greg. Not from Glow. Nadia and Tiffany will still get our free emergency training, because patients in your clinics matter whether you sign or not. But we won’t pay injectors to inject.</w:t>
       </w:r>
-      <w:r>
-        <w:t xml:space="preserve"> </w:t>
-      </w:r>
-      <w:r>
-        <w:t xml:space="preserve">소피아: 나쁜 거래에서요, 그레그. 글로우에서가 아니라. 나디아와 티파니는 여전히 우리 무료 응급 교육을 받을 거예요. 당신이 서명하든 안 하든 당신네 병원 환자들은 중요하니까요. 하지만 시술자들한테 주사하라고 돈을 주진 않아요.</w:t>
-      </w:r>
-    </w:p>
-    <w:p>
-      <w:pPr>
-        <w:numPr>
-          <w:ilvl w:val="0"/>
-          <w:numId w:val="1004"/>
-        </w:numPr>
+    </w:p>
+    <w:p>
+      <w:pPr>
+        <w:pStyle w:val="BodyText"/>
       </w:pPr>
       <w:r>
         <w:t xml:space="preserve">GREG: You’re bluffing.</w:t>
       </w:r>
-      <w:r>
-        <w:t xml:space="preserve"> </w:t>
-      </w:r>
-      <w:r>
-        <w:t xml:space="preserve">그레그: 허세 부리는 거죠.</w:t>
-      </w:r>
-    </w:p>
-    <w:p>
-      <w:pPr>
-        <w:numPr>
-          <w:ilvl w:val="0"/>
-          <w:numId w:val="1004"/>
-        </w:numPr>
+    </w:p>
+    <w:p>
+      <w:pPr>
+        <w:pStyle w:val="BodyText"/>
       </w:pPr>
       <w:r>
         <w:t xml:space="preserve">SOFIA: Derek, Diane, Marcus. Thank you, Greg. Martin. Thank you for your time.</w:t>
       </w:r>
-      <w:r>
-        <w:t xml:space="preserve"> </w:t>
-      </w:r>
-      <w:r>
-        <w:t xml:space="preserve">소피아: 데릭, 다이앤, 마커스. 고마워요, 그레그. 마틴. 시간 내 줘서 감사해요.</w:t>
-      </w:r>
-    </w:p>
-    <w:p>
-      <w:pPr>
-        <w:numPr>
-          <w:ilvl w:val="0"/>
-          <w:numId w:val="1004"/>
-        </w:numPr>
+    </w:p>
+    <w:p>
+      <w:pPr>
+        <w:pStyle w:val="BodyText"/>
       </w:pPr>
       <w:r>
         <w:t xml:space="preserve">DEREK: Sofia… are we really leaving?</w:t>
       </w:r>
-      <w:r>
-        <w:t xml:space="preserve"> </w:t>
-      </w:r>
-      <w:r>
-        <w:t xml:space="preserve">데릭: 소피아… 우리 진짜 나가요?</w:t>
-      </w:r>
-    </w:p>
-    <w:p>
-      <w:pPr>
-        <w:numPr>
-          <w:ilvl w:val="0"/>
-          <w:numId w:val="1004"/>
-        </w:numPr>
+    </w:p>
+    <w:p>
+      <w:pPr>
+        <w:pStyle w:val="BodyText"/>
       </w:pPr>
       <w:r>
         <w:t xml:space="preserve">SOFIA: We’re really leaving. Smile at the receptionist. Not at Greg.</w:t>
       </w:r>
-      <w:r>
-        <w:t xml:space="preserve"> </w:t>
-      </w:r>
-      <w:r>
-        <w:t xml:space="preserve">소피아: 진짜 나가요. 접수원한테 웃어요. 그레그한테 말고.</w:t>
-      </w:r>
-    </w:p>
-    <w:p>
-      <w:pPr>
-        <w:numPr>
-          <w:ilvl w:val="0"/>
-          <w:numId w:val="1004"/>
-        </w:numPr>
+    </w:p>
+    <w:p>
+      <w:pPr>
+        <w:pStyle w:val="BodyText"/>
       </w:pPr>
       <w:r>
         <w:t xml:space="preserve">MARCUS: In the Army, we called this a tactical withdrawal.</w:t>
       </w:r>
-      <w:r>
-        <w:t xml:space="preserve"> </w:t>
-      </w:r>
-      <w:r>
-        <w:t xml:space="preserve">마커스: 군대에선 이걸 전술적 후퇴라고 했지.</w:t>
-      </w:r>
-    </w:p>
-    <w:p>
-      <w:pPr>
-        <w:numPr>
-          <w:ilvl w:val="0"/>
-          <w:numId w:val="1004"/>
-        </w:numPr>
+    </w:p>
+    <w:p>
+      <w:pPr>
+        <w:pStyle w:val="BodyText"/>
       </w:pPr>
       <w:r>
         <w:t xml:space="preserve">DIANE: In law, we call it leverage.</w:t>
       </w:r>
-      <w:r>
-        <w:t xml:space="preserve"> </w:t>
-      </w:r>
-      <w:r>
-        <w:t xml:space="preserve">다이앤: 법에선 이걸 레버리지라고 하죠.</w:t>
-      </w:r>
-    </w:p>
-    <w:p>
-      <w:pPr>
-        <w:numPr>
-          <w:ilvl w:val="0"/>
-          <w:numId w:val="1004"/>
-        </w:numPr>
+    </w:p>
+    <w:p>
+      <w:pPr>
+        <w:pStyle w:val="BodyText"/>
       </w:pPr>
       <w:r>
         <w:t xml:space="preserve">DEREK: In sales, we call it terrifying.</w:t>
       </w:r>
-      <w:r>
-        <w:t xml:space="preserve"> </w:t>
-      </w:r>
-      <w:r>
-        <w:t xml:space="preserve">데릭: 영업에선 이걸 공포라고 해요.</w:t>
-      </w:r>
-    </w:p>
-    <w:p>
-      <w:pPr>
-        <w:numPr>
-          <w:ilvl w:val="0"/>
-          <w:numId w:val="1004"/>
-        </w:numPr>
+    </w:p>
+    <w:p>
+      <w:pPr>
+        <w:pStyle w:val="BodyText"/>
       </w:pPr>
       <w:r>
         <w:t xml:space="preserve">SOFIA: Walk slowly. Don’t look back. Count to sixty.</w:t>
       </w:r>
-      <w:r>
-        <w:t xml:space="preserve"> </w:t>
-      </w:r>
-      <w:r>
-        <w:t xml:space="preserve">소피아: 천천히 걸어요. 뒤돌아보지 말고. 60까지 세요.</w:t>
-      </w:r>
-    </w:p>
-    <w:p>
-      <w:pPr>
-        <w:numPr>
-          <w:ilvl w:val="0"/>
-          <w:numId w:val="1004"/>
-        </w:numPr>
+    </w:p>
+    <w:p>
+      <w:pPr>
+        <w:pStyle w:val="BodyText"/>
       </w:pPr>
       <w:r>
         <w:t xml:space="preserve">DEREK: Why sixty?</w:t>
       </w:r>
-      <w:r>
-        <w:t xml:space="preserve"> </w:t>
-      </w:r>
-      <w:r>
-        <w:t xml:space="preserve">데릭: 왜 60이에요?</w:t>
-      </w:r>
-    </w:p>
-    <w:p>
-      <w:pPr>
-        <w:numPr>
-          <w:ilvl w:val="0"/>
-          <w:numId w:val="1004"/>
-        </w:numPr>
+    </w:p>
+    <w:p>
+      <w:pPr>
+        <w:pStyle w:val="BodyText"/>
       </w:pPr>
       <w:r>
         <w:t xml:space="preserve">SOFIA: Because Greg needs time to call Nadia. And Nadia needs time to yell at him.</w:t>
       </w:r>
-      <w:r>
-        <w:t xml:space="preserve"> </w:t>
-      </w:r>
-      <w:r>
-        <w:t xml:space="preserve">소피아: 그레그가 나디아한테 전화할 시간이 필요하니까요. 그리고 나디아가 그 사람한테 소리 지를 시간도.</w:t>
-      </w:r>
-    </w:p>
-    <w:p>
-      <w:pPr>
-        <w:numPr>
-          <w:ilvl w:val="0"/>
-          <w:numId w:val="1004"/>
-        </w:numPr>
+    </w:p>
+    <w:p>
+      <w:pPr>
+        <w:pStyle w:val="BodyText"/>
       </w:pPr>
       <w:r>
         <w:t xml:space="preserve">MARCUS: Forty-eight. Forty-nine. Fifty.</w:t>
       </w:r>
-      <w:r>
-        <w:t xml:space="preserve"> </w:t>
-      </w:r>
-      <w:r>
-        <w:t xml:space="preserve">마커스: 48. 49. 50.</w:t>
-      </w:r>
-    </w:p>
-    <w:p>
-      <w:pPr>
-        <w:numPr>
-          <w:ilvl w:val="0"/>
-          <w:numId w:val="1004"/>
-        </w:numPr>
+    </w:p>
+    <w:p>
+      <w:pPr>
+        <w:pStyle w:val="BodyText"/>
       </w:pPr>
       <w:r>
         <w:t xml:space="preserve">DEREK: Your phone, Sofia.</w:t>
       </w:r>
-      <w:r>
-        <w:t xml:space="preserve"> </w:t>
-      </w:r>
-      <w:r>
-        <w:t xml:space="preserve">데릭: 전화요, 소피아.</w:t>
-      </w:r>
-    </w:p>
-    <w:p>
-      <w:pPr>
-        <w:numPr>
-          <w:ilvl w:val="0"/>
-          <w:numId w:val="1004"/>
-        </w:numPr>
+    </w:p>
+    <w:p>
+      <w:pPr>
+        <w:pStyle w:val="BodyText"/>
       </w:pPr>
       <w:r>
         <w:t xml:space="preserve">SOFIA: …Fifty-four seconds. Better than I expected. Hello, Greg.</w:t>
       </w:r>
-      <w:r>
-        <w:t xml:space="preserve"> </w:t>
-      </w:r>
-      <w:r>
-        <w:t xml:space="preserve">소피아: …54초. 예상보다 빠르네요. 여보세요, 그레그.</w:t>
-      </w:r>
-    </w:p>
-    <w:p>
-      <w:pPr>
-        <w:numPr>
-          <w:ilvl w:val="0"/>
-          <w:numId w:val="1004"/>
-        </w:numPr>
+    </w:p>
+    <w:p>
+      <w:pPr>
+        <w:pStyle w:val="BodyText"/>
       </w:pPr>
       <w:r>
         <w:t xml:space="preserve">GREG: Come back inside. Nadia called me. Then Tiffany. Then Nadia again, and she used words I won’t repeat in front of a lawyer. Apparently I’m about to lose the best training program we’ve ever been offered over four percent.</w:t>
       </w:r>
-      <w:r>
-        <w:t xml:space="preserve"> </w:t>
-      </w:r>
-      <w:r>
-        <w:t xml:space="preserve">그레그: 다시 들어와요. 나디아가 전화했어요. 그다음 티파니. 그다음 또 나디아, 변호사 앞에서 옮기기 힘든 말까지 하더군요. 보아하니 내가 4% 때문에 우리가 받아 본 최고의 교육 프로그램을 잃기 직전이라네요.</w:t>
-      </w:r>
-    </w:p>
-    <w:p>
-      <w:pPr>
-        <w:numPr>
-          <w:ilvl w:val="0"/>
-          <w:numId w:val="1004"/>
-        </w:numPr>
+    </w:p>
+    <w:p>
+      <w:pPr>
+        <w:pStyle w:val="BodyText"/>
       </w:pPr>
       <w:r>
         <w:t xml:space="preserve">SOFIA: Eight percent. To Glow. With conditions?</w:t>
       </w:r>
-      <w:r>
-        <w:t xml:space="preserve"> </w:t>
-      </w:r>
-      <w:r>
-        <w:t xml:space="preserve">소피아: 8%. 글로우에. 조건 포함?</w:t>
-      </w:r>
-    </w:p>
-    <w:p>
-      <w:pPr>
-        <w:numPr>
-          <w:ilvl w:val="0"/>
-          <w:numId w:val="1004"/>
-        </w:numPr>
+    </w:p>
+    <w:p>
+      <w:pPr>
+        <w:pStyle w:val="BodyText"/>
       </w:pPr>
       <w:r>
         <w:t xml:space="preserve">GREG: Eight percent. With conditions. Don’t make me say it twice.</w:t>
       </w:r>
-      <w:r>
-        <w:t xml:space="preserve"> </w:t>
-      </w:r>
-      <w:r>
-        <w:t xml:space="preserve">그레그: 8%. 조건 포함. 두 번 말하게 하지 마요.</w:t>
-      </w:r>
-    </w:p>
-    <w:p>
-      <w:pPr>
-        <w:numPr>
-          <w:ilvl w:val="0"/>
-          <w:numId w:val="1004"/>
-        </w:numPr>
+    </w:p>
+    <w:p>
+      <w:pPr>
+        <w:pStyle w:val="BodyText"/>
       </w:pPr>
       <w:r>
         <w:t xml:space="preserve">SOFIA: And the Excellence Fund?</w:t>
       </w:r>
-      <w:r>
-        <w:t xml:space="preserve"> </w:t>
-      </w:r>
-      <w:r>
-        <w:t xml:space="preserve">소피아: 그리고 우수 기금은요?</w:t>
-      </w:r>
-    </w:p>
-    <w:p>
-      <w:pPr>
-        <w:numPr>
-          <w:ilvl w:val="0"/>
-          <w:numId w:val="1004"/>
-        </w:numPr>
+    </w:p>
+    <w:p>
+      <w:pPr>
+        <w:pStyle w:val="BodyText"/>
       </w:pPr>
       <w:r>
         <w:t xml:space="preserve">GREG: Martin will redesign it. Based on certification and patient satisfaction. Not syringes.</w:t>
       </w:r>
-      <w:r>
-        <w:t xml:space="preserve"> </w:t>
-      </w:r>
-      <w:r>
-        <w:t xml:space="preserve">그레그: 마틴이 다시 설계할 거예요. 인증과 환자 만족도 기준으로. 주사기 말고.</w:t>
-      </w:r>
-    </w:p>
-    <w:p>
-      <w:pPr>
-        <w:numPr>
-          <w:ilvl w:val="0"/>
-          <w:numId w:val="1004"/>
-        </w:numPr>
+    </w:p>
+    <w:p>
+      <w:pPr>
+        <w:pStyle w:val="BodyText"/>
       </w:pPr>
       <w:r>
         <w:t xml:space="preserve">DIANE: That I can sign off on. Gladly.</w:t>
       </w:r>
-      <w:r>
-        <w:t xml:space="preserve"> </w:t>
-      </w:r>
-      <w:r>
-        <w:t xml:space="preserve">다이앤: 그건 승인할 수 있어요. 기꺼이.</w:t>
-      </w:r>
-    </w:p>
-    <w:p>
-      <w:pPr>
-        <w:numPr>
-          <w:ilvl w:val="0"/>
-          <w:numId w:val="1004"/>
-        </w:numPr>
+    </w:p>
+    <w:p>
+      <w:pPr>
+        <w:pStyle w:val="BodyText"/>
       </w:pPr>
       <w:r>
         <w:t xml:space="preserve">GREG: You’re a hard woman to negotiate with, Sofia.</w:t>
       </w:r>
-      <w:r>
-        <w:t xml:space="preserve"> </w:t>
-      </w:r>
-      <w:r>
-        <w:t xml:space="preserve">그레그: 협상하기 힘든 사람이네요, 소피아.</w:t>
-      </w:r>
-    </w:p>
-    <w:p>
-      <w:pPr>
-        <w:numPr>
-          <w:ilvl w:val="0"/>
-          <w:numId w:val="1004"/>
-        </w:numPr>
+    </w:p>
+    <w:p>
+      <w:pPr>
+        <w:pStyle w:val="BodyText"/>
       </w:pPr>
       <w:r>
         <w:t xml:space="preserve">SOFIA: You’re a fair man to negotiate with, Greg. Once Nadia calls.</w:t>
       </w:r>
-      <w:r>
-        <w:t xml:space="preserve"> </w:t>
-      </w:r>
-      <w:r>
-        <w:t xml:space="preserve">소피아: 협상하기 공정한 사람이네요, 그레그. 나디아가 전화하고 나면.</w:t>
-      </w:r>
-    </w:p>
-    <w:p>
-      <w:pPr>
-        <w:numPr>
-          <w:ilvl w:val="0"/>
-          <w:numId w:val="1004"/>
-        </w:numPr>
+    </w:p>
+    <w:p>
+      <w:pPr>
+        <w:pStyle w:val="BodyText"/>
       </w:pPr>
       <w:r>
         <w:t xml:space="preserve">GREG: Pilot terms now. Full contract after ninety days. If the data is good.</w:t>
       </w:r>
-      <w:r>
-        <w:t xml:space="preserve"> </w:t>
-      </w:r>
-      <w:r>
-        <w:t xml:space="preserve">그레그: 지금은 파일럿 조건. 90일 뒤 본계약. 데이터가 좋으면.</w:t>
-      </w:r>
-    </w:p>
-    <w:p>
-      <w:pPr>
-        <w:numPr>
-          <w:ilvl w:val="0"/>
-          <w:numId w:val="1004"/>
-        </w:numPr>
+    </w:p>
+    <w:p>
+      <w:pPr>
+        <w:pStyle w:val="BodyText"/>
       </w:pPr>
       <w:r>
         <w:t xml:space="preserve">SOFIA: And if the data is bad, we’ll publish it. Together.</w:t>
-      </w:r>
-      <w:r>
-        <w:t xml:space="preserve"> </w:t>
-      </w:r>
-      <w:r>
-        <w:t xml:space="preserve">소피아: 그리고 데이터가 나쁘면, 그것도 발표하죠. 함께.</w:t>
       </w:r>
     </w:p>
     <w:bookmarkEnd w:id="24"/>
@@ -2177,290 +1199,140 @@
     </w:p>
     <w:p>
       <w:pPr>
-        <w:numPr>
-          <w:ilvl w:val="0"/>
-          <w:numId w:val="1005"/>
-        </w:numPr>
+        <w:pStyle w:val="FirstParagraph"/>
       </w:pPr>
       <w:r>
         <w:t xml:space="preserve">NOAH: So? Tell me everything.</w:t>
       </w:r>
+    </w:p>
+    <w:p>
+      <w:pPr>
+        <w:pStyle w:val="BodyText"/>
+      </w:pPr>
+      <w:r>
+        <w:t xml:space="preserve">SOFIA: Net forty-five, two percent for early payment. No exclusivity. Launch Partner instead.</w:t>
+      </w:r>
+    </w:p>
+    <w:p>
+      <w:pPr>
+        <w:pStyle w:val="BodyText"/>
+      </w:pPr>
+      <w:r>
+        <w:t xml:space="preserve">DIANE: And an eight percent rebate. To Glow. On invoices. Tied to volume and full certification.</w:t>
+      </w:r>
+    </w:p>
+    <w:p>
+      <w:pPr>
+        <w:pStyle w:val="BodyText"/>
+      </w:pPr>
+      <w:r>
+        <w:t xml:space="preserve">NOAH: What about the injector fund?</w:t>
+      </w:r>
+    </w:p>
+    <w:p>
+      <w:pPr>
+        <w:pStyle w:val="BodyText"/>
+      </w:pPr>
+      <w:r>
+        <w:t xml:space="preserve">DIANE: Redesigned. No money per syringe. Rewards for certification and patient satisfaction.</w:t>
+      </w:r>
+    </w:p>
+    <w:p>
+      <w:pPr>
+        <w:pStyle w:val="BodyText"/>
+      </w:pPr>
+      <w:r>
+        <w:t xml:space="preserve">NOAH: And how did you get Greg to agree?</w:t>
+      </w:r>
+    </w:p>
+    <w:p>
+      <w:pPr>
+        <w:pStyle w:val="BodyText"/>
+      </w:pPr>
+      <w:r>
+        <w:t xml:space="preserve">DEREK: We walked out. For fifty-four seconds.</w:t>
+      </w:r>
+    </w:p>
+    <w:p>
+      <w:pPr>
+        <w:pStyle w:val="BodyText"/>
+      </w:pPr>
+      <w:r>
+        <w:t xml:space="preserve">NOAH: You walked out on three hundred locations?</w:t>
+      </w:r>
+    </w:p>
+    <w:p>
+      <w:pPr>
+        <w:pStyle w:val="BodyText"/>
+      </w:pPr>
+      <w:r>
+        <w:t xml:space="preserve">SOFIA: On a bad deal, not on Glow. There’s a difference. And I knew Nadia would call, because she wants this program more than Greg wants twelve percent. In a negotiation, you have to know who else is in the room.</w:t>
+      </w:r>
+    </w:p>
+    <w:p>
+      <w:pPr>
+        <w:pStyle w:val="BodyText"/>
+      </w:pPr>
+      <w:r>
+        <w:t xml:space="preserve">NOAH: Get it in writing. All of it.</w:t>
+      </w:r>
+    </w:p>
+    <w:p>
+      <w:pPr>
+        <w:pStyle w:val="BodyText"/>
+      </w:pPr>
+      <w:r>
+        <w:t xml:space="preserve">DIANE: Noah. Please. That’s my line.</w:t>
+      </w:r>
+    </w:p>
+    <w:p>
+      <w:pPr>
+        <w:pStyle w:val="BodyText"/>
+      </w:pPr>
+      <w:r>
+        <w:t xml:space="preserve">MARCUS: One more thing. Greg asked about</w:t>
+      </w:r>
       <w:r>
         <w:t xml:space="preserve"> </w:t>
       </w:r>
       <w:r>
-        <w:t xml:space="preserve">노아: 그래서요? 다 말해 줘요.</w:t>
-      </w:r>
-    </w:p>
-    <w:p>
-      <w:pPr>
-        <w:numPr>
-          <w:ilvl w:val="0"/>
-          <w:numId w:val="1005"/>
-        </w:numPr>
-      </w:pPr>
-      <w:r>
-        <w:t xml:space="preserve">SOFIA: Net forty-five, two percent for early payment. No exclusivity. Launch Partner instead.</w:t>
+        <w:t xml:space="preserve">“</w:t>
+      </w:r>
+      <w:r>
+        <w:t xml:space="preserve">new products.</w:t>
+      </w:r>
+      <w:r>
+        <w:t xml:space="preserve">”</w:t>
       </w:r>
       <w:r>
         <w:t xml:space="preserve"> </w:t>
       </w:r>
       <w:r>
-        <w:t xml:space="preserve">소피아: 45일 결제, 조기 결제 2% 할인. 독점 없음. 대신 런치 파트너.</w:t>
-      </w:r>
-    </w:p>
-    <w:p>
-      <w:pPr>
-        <w:numPr>
-          <w:ilvl w:val="0"/>
-          <w:numId w:val="1005"/>
-        </w:numPr>
-      </w:pPr>
-      <w:r>
-        <w:t xml:space="preserve">DIANE: And an eight percent rebate. To Glow. On invoices. Tied to volume and full certification.</w:t>
-      </w:r>
-      <w:r>
-        <w:t xml:space="preserve"> </w:t>
-      </w:r>
-      <w:r>
-        <w:t xml:space="preserve">다이앤: 그리고 리베이트 8%. 글로우에. 송장에 명시. 물량과 전원 인증에 연동.</w:t>
-      </w:r>
-    </w:p>
-    <w:p>
-      <w:pPr>
-        <w:numPr>
-          <w:ilvl w:val="0"/>
-          <w:numId w:val="1005"/>
-        </w:numPr>
-      </w:pPr>
-      <w:r>
-        <w:t xml:space="preserve">NOAH: What about the injector fund?</w:t>
-      </w:r>
-      <w:r>
-        <w:t xml:space="preserve"> </w:t>
-      </w:r>
-      <w:r>
-        <w:t xml:space="preserve">노아: 시술자 기금은요?</w:t>
-      </w:r>
-    </w:p>
-    <w:p>
-      <w:pPr>
-        <w:numPr>
-          <w:ilvl w:val="0"/>
-          <w:numId w:val="1005"/>
-        </w:numPr>
-      </w:pPr>
-      <w:r>
-        <w:t xml:space="preserve">DIANE: Redesigned. No money per syringe. Rewards for certification and patient satisfaction.</w:t>
-      </w:r>
-      <w:r>
-        <w:t xml:space="preserve"> </w:t>
-      </w:r>
-      <w:r>
-        <w:t xml:space="preserve">다이앤: 재설계. 주사기당 보상 없음. 인증과 환자 만족도에 대한 보상.</w:t>
-      </w:r>
-    </w:p>
-    <w:p>
-      <w:pPr>
-        <w:numPr>
-          <w:ilvl w:val="0"/>
-          <w:numId w:val="1005"/>
-        </w:numPr>
-      </w:pPr>
-      <w:r>
-        <w:t xml:space="preserve">NOAH: And how did you get Greg to agree?</w:t>
-      </w:r>
-      <w:r>
-        <w:t xml:space="preserve"> </w:t>
-      </w:r>
-      <w:r>
-        <w:t xml:space="preserve">노아: 그레그는 어떻게 동의하게 만들었어요?</w:t>
-      </w:r>
-    </w:p>
-    <w:p>
-      <w:pPr>
-        <w:numPr>
-          <w:ilvl w:val="0"/>
-          <w:numId w:val="1005"/>
-        </w:numPr>
-      </w:pPr>
-      <w:r>
-        <w:t xml:space="preserve">DEREK: We walked out. For fifty-four seconds.</w:t>
-      </w:r>
-      <w:r>
-        <w:t xml:space="preserve"> </w:t>
-      </w:r>
-      <w:r>
-        <w:t xml:space="preserve">데릭: 걸어 나갔어요. 54초 동안.</w:t>
-      </w:r>
-    </w:p>
-    <w:p>
-      <w:pPr>
-        <w:numPr>
-          <w:ilvl w:val="0"/>
-          <w:numId w:val="1005"/>
-        </w:numPr>
-      </w:pPr>
-      <w:r>
-        <w:t xml:space="preserve">NOAH: You walked out on three hundred locations?</w:t>
-      </w:r>
-      <w:r>
-        <w:t xml:space="preserve"> </w:t>
-      </w:r>
-      <w:r>
-        <w:t xml:space="preserve">노아: 300개 지점을 두고 나갔다고요?</w:t>
-      </w:r>
-    </w:p>
-    <w:p>
-      <w:pPr>
-        <w:numPr>
-          <w:ilvl w:val="0"/>
-          <w:numId w:val="1005"/>
-        </w:numPr>
-      </w:pPr>
-      <w:r>
-        <w:t xml:space="preserve">SOFIA: On a bad deal, not on Glow. There’s a difference. And I knew Nadia would call, because she wants this program more than Greg wants twelve percent. In a negotiation, you have to know who else is in the room.</w:t>
-      </w:r>
-      <w:r>
-        <w:t xml:space="preserve"> </w:t>
-      </w:r>
-      <w:r>
-        <w:t xml:space="preserve">소피아: 나쁜 거래를 두고요, 글로우가 아니라. 차이가 있죠. 그리고 나디아가 전화할 걸 알았어요. 그레그가 12%를 원하는 것보다 나디아가 이 프로그램을 더 원하니까요. 협상에선 그 방에 또 누가 있는지 알아야 해요.</w:t>
-      </w:r>
-    </w:p>
-    <w:p>
-      <w:pPr>
-        <w:numPr>
-          <w:ilvl w:val="0"/>
-          <w:numId w:val="1005"/>
-        </w:numPr>
-      </w:pPr>
-      <w:r>
-        <w:t xml:space="preserve">NOAH: Get it in writing. All of it.</w:t>
-      </w:r>
-      <w:r>
-        <w:t xml:space="preserve"> </w:t>
-      </w:r>
-      <w:r>
-        <w:t xml:space="preserve">노아: 서면으로 받아요. 전부.</w:t>
-      </w:r>
-    </w:p>
-    <w:p>
-      <w:pPr>
-        <w:numPr>
-          <w:ilvl w:val="0"/>
-          <w:numId w:val="1005"/>
-        </w:numPr>
-      </w:pPr>
-      <w:r>
-        <w:t xml:space="preserve">DIANE: Noah. Please. That’s my line.</w:t>
-      </w:r>
-      <w:r>
-        <w:t xml:space="preserve"> </w:t>
-      </w:r>
-      <w:r>
-        <w:t xml:space="preserve">다이앤: 노아. 제발. 그건 내 대사예요.</w:t>
-      </w:r>
-    </w:p>
-    <w:p>
-      <w:pPr>
-        <w:numPr>
-          <w:ilvl w:val="0"/>
-          <w:numId w:val="1005"/>
-        </w:numPr>
-      </w:pPr>
-      <w:r>
-        <w:t xml:space="preserve">MARCUS: One more thing. Greg asked about</w:t>
-      </w:r>
-      <w:r>
-        <w:t xml:space="preserve"> </w:t>
-      </w:r>
-      <w:r>
-        <w:t xml:space="preserve">“</w:t>
-      </w:r>
-      <w:r>
-        <w:t xml:space="preserve">new products.</w:t>
-      </w:r>
-      <w:r>
-        <w:t xml:space="preserve">”</w:t>
-      </w:r>
-      <w:r>
-        <w:t xml:space="preserve"> </w:t>
-      </w:r>
-      <w:r>
         <w:t xml:space="preserve">Sixty days early access.</w:t>
       </w:r>
-      <w:r>
-        <w:t xml:space="preserve"> </w:t>
-      </w:r>
-      <w:r>
-        <w:t xml:space="preserve">마커스: 하나 더. 그레그가</w:t>
-      </w:r>
-      <w:r>
-        <w:t xml:space="preserve"> </w:t>
-      </w:r>
-      <w:r>
-        <w:t xml:space="preserve">“</w:t>
-      </w:r>
-      <w:r>
-        <w:t xml:space="preserve">신제품</w:t>
-      </w:r>
-      <w:r>
-        <w:t xml:space="preserve">”</w:t>
-      </w:r>
-      <w:r>
-        <w:t xml:space="preserve">에 대해 물었어. 60일 먼저 접근.</w:t>
-      </w:r>
-    </w:p>
-    <w:p>
-      <w:pPr>
-        <w:numPr>
-          <w:ilvl w:val="0"/>
-          <w:numId w:val="1005"/>
-        </w:numPr>
+    </w:p>
+    <w:p>
+      <w:pPr>
+        <w:pStyle w:val="BodyText"/>
       </w:pPr>
       <w:r>
         <w:t xml:space="preserve">NOAH: We only have one product.</w:t>
       </w:r>
-      <w:r>
-        <w:t xml:space="preserve"> </w:t>
-      </w:r>
-      <w:r>
-        <w:t xml:space="preserve">노아: 우린 제품이 하나뿐인데.</w:t>
-      </w:r>
-    </w:p>
-    <w:p>
-      <w:pPr>
-        <w:numPr>
-          <w:ilvl w:val="0"/>
-          <w:numId w:val="1005"/>
-        </w:numPr>
+    </w:p>
+    <w:p>
+      <w:pPr>
+        <w:pStyle w:val="BodyText"/>
       </w:pPr>
       <w:r>
         <w:t xml:space="preserve">SOFIA: For now. Zoe, I think it’s time you showed Noah your sketches.</w:t>
       </w:r>
-      <w:r>
-        <w:t xml:space="preserve"> </w:t>
-      </w:r>
-      <w:r>
-        <w:t xml:space="preserve">소피아: 지금은요. 조이, 노아한테 스케치를 보여 줄 때가 된 것 같아요.</w:t>
-      </w:r>
-    </w:p>
-    <w:p>
-      <w:pPr>
-        <w:numPr>
-          <w:ilvl w:val="0"/>
-          <w:numId w:val="1005"/>
-        </w:numPr>
+    </w:p>
+    <w:p>
+      <w:pPr>
+        <w:pStyle w:val="BodyText"/>
       </w:pPr>
       <w:r>
         <w:t xml:space="preserve">ZOE: I’ve been waiting a year for someone to say that. It’s not just a drawing, Noah. It’s for recovery after treatment, and Glow already sells skincare in every location. Tomorrow, nine a.m. Bring an open mind.</w:t>
-      </w:r>
-      <w:r>
-        <w:t xml:space="preserve"> </w:t>
-      </w:r>
-      <w:r>
-        <w:t xml:space="preserve">조이: 누가 그 말 해 주길 1년 기다렸어요. 그냥 그림이 아니에요, 노아. 시술 후 회복용이고, 글로우는 이미 모든 지점에서 스킨케어를 팔고 있어요. 내일 오전 9시. 열린 마음 가져와요.</w:t>
       </w:r>
     </w:p>
     <w:p>
@@ -2601,7 +1473,7 @@
               <w:jc w:val="left"/>
             </w:pPr>
             <w:r>
-              <w:t xml:space="preserve">1·34턴. B2B 결제 조건 표현.</w:t>
+              <w:t xml:space="preserve">도입. B2B 결제 조건 표현.</w:t>
             </w:r>
           </w:p>
         </w:tc>
@@ -2651,7 +1523,7 @@
               <w:jc w:val="left"/>
             </w:pPr>
             <w:r>
-              <w:t xml:space="preserve">7턴. 협상 전 결렬 지점 공유.</w:t>
+              <w:t xml:space="preserve">도입. 협상 전 결렬 지점 공유.</w:t>
             </w:r>
           </w:p>
         </w:tc>
@@ -2701,7 +1573,7 @@
               <w:jc w:val="left"/>
             </w:pPr>
             <w:r>
-              <w:t xml:space="preserve">27~28턴. 조기 결제 유도 조건.</w:t>
+              <w:t xml:space="preserve">장면1. 조기 결제 유도 조건.</w:t>
             </w:r>
           </w:p>
         </w:tc>
@@ -2751,7 +1623,7 @@
               <w:jc w:val="left"/>
             </w:pPr>
             <w:r>
-              <w:t xml:space="preserve">31턴. 상대 규정 안에서 예외를 끌어내는 화법.</w:t>
+              <w:t xml:space="preserve">장면1. 상대 규정 안에서 예외를 끌어내는 화법.</w:t>
             </w:r>
           </w:p>
         </w:tc>
@@ -2801,7 +1673,7 @@
               <w:jc w:val="left"/>
             </w:pPr>
             <w:r>
-              <w:t xml:space="preserve">42턴. 요구(position) 뒤의 이익(interest)을 찾는 질문.</w:t>
+              <w:t xml:space="preserve">장면1. 요구(position) 뒤의 이익(interest)을 찾는 질문.</w:t>
             </w:r>
           </w:p>
         </w:tc>
@@ -2851,7 +1723,7 @@
               <w:jc w:val="left"/>
             </w:pPr>
             <w:r>
-              <w:t xml:space="preserve">49턴. 상대의 진짜 목표를 다른 방식으로 충족시키기.</w:t>
+              <w:t xml:space="preserve">장면1. 상대의 진짜 목표를 다른 방식으로 충족시키기.</w:t>
             </w:r>
           </w:p>
         </w:tc>
@@ -2901,7 +1773,7 @@
               <w:jc w:val="left"/>
             </w:pPr>
             <w:r>
-              <w:t xml:space="preserve">72턴. 컴플라이언스 조건을 거는 표현.</w:t>
+              <w:t xml:space="preserve">장면2. 컴플라이언스 조건을 거는 표현.</w:t>
             </w:r>
           </w:p>
         </w:tc>
@@ -2951,7 +1823,7 @@
               <w:jc w:val="left"/>
             </w:pPr>
             <w:r>
-              <w:t xml:space="preserve">79턴. 강경 협상의 압박 표현.</w:t>
+              <w:t xml:space="preserve">장면2. 강경 협상의 압박 표현.</w:t>
             </w:r>
           </w:p>
         </w:tc>
@@ -3001,7 +1873,7 @@
               <w:jc w:val="left"/>
             </w:pPr>
             <w:r>
-              <w:t xml:space="preserve">80턴. 더 이상 양보하지 않겠다는 선언.</w:t>
+              <w:t xml:space="preserve">장면2. 더 이상 양보하지 않겠다는 선언.</w:t>
             </w:r>
           </w:p>
         </w:tc>
@@ -3051,7 +1923,7 @@
               <w:jc w:val="left"/>
             </w:pPr>
             <w:r>
-              <w:t xml:space="preserve">98턴. 마지못한 양보를 인정하는 말.</w:t>
+              <w:t xml:space="preserve">절정·전환. 마지못한 양보를 인정하는 말.</w:t>
             </w:r>
           </w:p>
         </w:tc>
@@ -3603,7 +2475,7 @@
           <w:bCs/>
           <w:b/>
         </w:rPr>
-        <w:t xml:space="preserve">25턴 SOFIA:</w:t>
+        <w:t xml:space="preserve">SOFIA (장면1):</w:t>
       </w:r>
       <w:r>
         <w:t xml:space="preserve"> </w:t>
@@ -3869,9 +2741,1084 @@
         <w:t xml:space="preserve">거래처가 납기를 무리하게 앞당기라고 요구할 때, 그 요구가 거래처에게 어떤 위험이 되는지 같은 구조로 40단어 안팎으로 말해 보기.</w:t>
       </w:r>
     </w:p>
+    <w:p>
+      <w:r>
+        <w:pict>
+          <v:rect style="width:0;height:1.5pt" o:hralign="center" o:hrstd="t" o:hr="t"/>
+        </w:pict>
+      </w:r>
+    </w:p>
     <w:bookmarkEnd w:id="30"/>
     <w:bookmarkEnd w:id="31"/>
+    <w:bookmarkStart w:id="37" w:name="한국어-번역"/>
+    <w:p>
+      <w:pPr>
+        <w:pStyle w:val="Heading2"/>
+      </w:pPr>
+      <w:r>
+        <w:t xml:space="preserve">한국어 번역</w:t>
+      </w:r>
+    </w:p>
+    <w:bookmarkStart w:id="32" w:name="도입-오전-8시-사전-준비-1"/>
+    <w:p>
+      <w:pPr>
+        <w:pStyle w:val="Heading3"/>
+      </w:pPr>
+      <w:r>
+        <w:t xml:space="preserve">도입 — 오전 8시, 사전 준비</w:t>
+      </w:r>
+    </w:p>
+    <w:p>
+      <w:pPr>
+        <w:pStyle w:val="FirstParagraph"/>
+      </w:pPr>
+      <w:r>
+        <w:t xml:space="preserve">다이앤: 조건 셋. 60일 후 결제. 독점. 12% 리베이트. 하나씩 보죠.</w:t>
+      </w:r>
+    </w:p>
+    <w:p>
+      <w:pPr>
+        <w:pStyle w:val="BodyText"/>
+      </w:pPr>
+      <w:r>
+        <w:t xml:space="preserve">마커스: 60일 후 결제는 납품 60일 뒤에 돈을 준다는 거야. 이 규모 체인이면 현금이 많이 묶여.</w:t>
+      </w:r>
+    </w:p>
+    <w:p>
+      <w:pPr>
+        <w:pStyle w:val="BodyText"/>
+      </w:pPr>
+      <w:r>
+        <w:t xml:space="preserve">소피아: 얼마나요, 마커스?</w:t>
+      </w:r>
+    </w:p>
+    <w:p>
+      <w:pPr>
+        <w:pStyle w:val="BodyText"/>
+      </w:pPr>
+      <w:r>
+        <w:t xml:space="preserve">마커스: 글로우가 한 달에 백만 달러를 사면, 우린 납품하고, 우리 공급사한테 돈을 내고, 그다음 두 달을 기다려야 해. 그러면 언제든 200만 달러가 공중에 떠 있는 거고, 그 돈은 거래가 끝날 때까지 돌아오지 않아.</w:t>
+      </w:r>
+    </w:p>
+    <w:p>
+      <w:pPr>
+        <w:pStyle w:val="BodyText"/>
+      </w:pPr>
+      <w:r>
+        <w:t xml:space="preserve">데릭: 우리가 그걸 버틸 수 있어요?</w:t>
+      </w:r>
+    </w:p>
+    <w:p>
+      <w:pPr>
+        <w:pStyle w:val="BodyText"/>
+      </w:pPr>
+      <w:r>
+        <w:t xml:space="preserve">마커스: 응. 하지만 런웨이가 줄어. 6주 정도.</w:t>
+      </w:r>
+    </w:p>
+    <w:p>
+      <w:pPr>
+        <w:pStyle w:val="BodyText"/>
+      </w:pPr>
+      <w:r>
+        <w:t xml:space="preserve">소피아: 그럼 결렬 지점들. 소리 내서 말해요. 방에서 아무도 즉흥적으로 굴지 않게.</w:t>
+      </w:r>
+    </w:p>
+    <w:p>
+      <w:pPr>
+        <w:pStyle w:val="BodyText"/>
+      </w:pPr>
+      <w:r>
+        <w:t xml:space="preserve">마커스: 결제 조건: Net 45보다 나쁘면 안 됨.</w:t>
+      </w:r>
+    </w:p>
+    <w:p>
+      <w:pPr>
+        <w:pStyle w:val="BodyText"/>
+      </w:pPr>
+      <w:r>
+        <w:t xml:space="preserve">데릭: 독점: 없음. 독립 병원 판매는 멈추지 않아요. 키샤. 하다드. 모두.</w:t>
+      </w:r>
+    </w:p>
+    <w:p>
+      <w:pPr>
+        <w:pStyle w:val="BodyText"/>
+      </w:pPr>
+      <w:r>
+        <w:t xml:space="preserve">다이앤: 리베이트: 누가 받느냐에 달렸어요. 그게 위험한 부분이에요.</w:t>
+      </w:r>
+    </w:p>
+    <w:p>
+      <w:pPr>
+        <w:pStyle w:val="BodyText"/>
+      </w:pPr>
+      <w:r>
+        <w:t xml:space="preserve">소피아: 설명해 줘요.</w:t>
+      </w:r>
+    </w:p>
+    <w:p>
+      <w:pPr>
+        <w:pStyle w:val="BodyText"/>
+      </w:pPr>
+      <w:r>
+        <w:t xml:space="preserve">다이앤: 글로우 회사에, 송장에 명시된 물량 리베이트? 정상이에요. 시술자 개인에게 가는 리베이트? 위험해요.</w:t>
+      </w:r>
+    </w:p>
+    <w:p>
+      <w:pPr>
+        <w:pStyle w:val="BodyText"/>
+      </w:pPr>
+      <w:r>
+        <w:t xml:space="preserve">데릭: 왜 위험해요?</w:t>
+      </w:r>
+    </w:p>
+    <w:p>
+      <w:pPr>
+        <w:pStyle w:val="BodyText"/>
+      </w:pPr>
+      <w:r>
+        <w:t xml:space="preserve">다이앤: 간호사가 쓰는 주사기마다 돈을 벌면, 환자에게 필요하든 아니든 더 주사할 개인적인 이유가 생겨요. 그건 더 이상 영업 문제가 아니에요. 안전 문제고, 어쩌면 법적인 문제예요.</w:t>
+      </w:r>
+    </w:p>
+    <w:p>
+      <w:pPr>
+        <w:pStyle w:val="BodyText"/>
+      </w:pPr>
+      <w:r>
+        <w:t xml:space="preserve">소피아: 그럼 그게 우리 가장 단단한 선이네요. 가죠.</w:t>
+      </w:r>
+    </w:p>
     <w:bookmarkEnd w:id="32"/>
+    <w:bookmarkStart w:id="33" w:name="장면1-결제-조건-1"/>
+    <w:p>
+      <w:pPr>
+        <w:pStyle w:val="Heading3"/>
+      </w:pPr>
+      <w:r>
+        <w:t xml:space="preserve">장면1 — 결제 조건</w:t>
+      </w:r>
+    </w:p>
+    <w:p>
+      <w:pPr>
+        <w:pStyle w:val="FirstParagraph"/>
+      </w:pPr>
+      <w:r>
+        <w:t xml:space="preserve">그레그: 소피아. 데릭. 그리고 변호사. 좋아요. 이쪽은 마틴 케이. 우리 법무 고문.</w:t>
+      </w:r>
+    </w:p>
+    <w:p>
+      <w:pPr>
+        <w:pStyle w:val="BodyText"/>
+      </w:pPr>
+      <w:r>
+        <w:t xml:space="preserve">마틴: 반갑습니다. 그레그 이메일은 명확했죠. 조건을 하나씩 볼까요?</w:t>
+      </w:r>
+    </w:p>
+    <w:p>
+      <w:pPr>
+        <w:pStyle w:val="BodyText"/>
+      </w:pPr>
+      <w:r>
+        <w:t xml:space="preserve">소피아: 그러죠. 하지만 먼저, 파일럿 감사해요. 티파니 팀이 월요일에 교육을 시작해요.</w:t>
+      </w:r>
+    </w:p>
+    <w:p>
+      <w:pPr>
+        <w:pStyle w:val="BodyText"/>
+      </w:pPr>
+      <w:r>
+        <w:t xml:space="preserve">그레그: 알아요. 티파니가 이번 주에 세 번 전화했어요. 신나서. 드문 일이에요.</w:t>
+      </w:r>
+    </w:p>
+    <w:p>
+      <w:pPr>
+        <w:pStyle w:val="BodyText"/>
+      </w:pPr>
+      <w:r>
+        <w:t xml:space="preserve">마틴: 조건 하나. 60일 후 결제. 모든 공급사에 대한 우리 표준이에요.</w:t>
+      </w:r>
+    </w:p>
+    <w:p>
+      <w:pPr>
+        <w:pStyle w:val="BodyText"/>
+      </w:pPr>
+      <w:r>
+        <w:t xml:space="preserve">마커스: 이해해요. 그리고 모든 공급사에 대한 표준을 바꿔 달라는 게 아니에요. 우리 표준은 30일이에요. 우린 젊은 회사고, 당신네 프로그램이 의존하는 트레이너 비용을 현금으로 대니까요.</w:t>
+      </w:r>
+    </w:p>
+    <w:p>
+      <w:pPr>
+        <w:pStyle w:val="BodyText"/>
+      </w:pPr>
+      <w:r>
+        <w:t xml:space="preserve">그레그: 할번은 60일을 받아들여요.</w:t>
+      </w:r>
+    </w:p>
+    <w:p>
+      <w:pPr>
+        <w:pStyle w:val="BodyText"/>
+      </w:pPr>
+      <w:r>
+        <w:t xml:space="preserve">마커스: 할번은 15년 치 현금이 있어요. 우린 18개월이고요.</w:t>
+      </w:r>
+    </w:p>
+    <w:p>
+      <w:pPr>
+        <w:pStyle w:val="BodyText"/>
+      </w:pPr>
+      <w:r>
+        <w:t xml:space="preserve">그레그: 그건 당신네 문제죠. 내 문제가 아니라.</w:t>
+      </w:r>
+    </w:p>
+    <w:p>
+      <w:pPr>
+        <w:pStyle w:val="BodyText"/>
+      </w:pPr>
+      <w:r>
+        <w:t xml:space="preserve">소피아: 공급사가 프로그램 도중에 현금이 바닥나면 당신 문제가 돼요. 간호사들은 인증을 절반쯤 마쳤고, 키트는 다시 채워야 하는데, 갑자기 아무도 전화를 안 받는 거죠. 그게 60일 결제의 진짜 비용이에요.</w:t>
+      </w:r>
+    </w:p>
+    <w:p>
+      <w:pPr>
+        <w:pStyle w:val="BodyText"/>
+      </w:pPr>
+      <w:r>
+        <w:t xml:space="preserve">그레그: …일리 있네요. 뭘 제안하는데요?</w:t>
+      </w:r>
+    </w:p>
+    <w:p>
+      <w:pPr>
+        <w:pStyle w:val="BodyText"/>
+      </w:pPr>
+      <w:r>
+        <w:t xml:space="preserve">마커스: 30일 후 결제. 10일 안에 결제하면 2% 할인.</w:t>
+      </w:r>
+    </w:p>
+    <w:p>
+      <w:pPr>
+        <w:pStyle w:val="BodyText"/>
+      </w:pPr>
+      <w:r>
+        <w:t xml:space="preserve">마틴: 2/10, net 30. 고전적이네요. 하지만 재무팀이 공급사 하나 때문에 시스템을 바꾸진 않을 거예요.</w:t>
+      </w:r>
+    </w:p>
+    <w:p>
+      <w:pPr>
+        <w:pStyle w:val="BodyText"/>
+      </w:pPr>
+      <w:r>
+        <w:t xml:space="preserve">데릭: 시스템 변경 없이 허용되는 가장 짧은 조건이 뭐예요?</w:t>
+      </w:r>
+    </w:p>
+    <w:p>
+      <w:pPr>
+        <w:pStyle w:val="BodyText"/>
+      </w:pPr>
+      <w:r>
+        <w:t xml:space="preserve">마틴: 45일. 몇몇 전략적 공급사에 써요.</w:t>
+      </w:r>
+    </w:p>
+    <w:p>
+      <w:pPr>
+        <w:pStyle w:val="BodyText"/>
+      </w:pPr>
+      <w:r>
+        <w:t xml:space="preserve">소피아: 그럼 우릴 전략적으로 만들어 줘요. 45일. 그리고 조기 결제 2%는 유지하고요.</w:t>
+      </w:r>
+    </w:p>
+    <w:p>
+      <w:pPr>
+        <w:pStyle w:val="BodyText"/>
+      </w:pPr>
+      <w:r>
+        <w:t xml:space="preserve">그레그: 45일에 2/10까지? 욕심이 많네요.</w:t>
+      </w:r>
+    </w:p>
+    <w:p>
+      <w:pPr>
+        <w:pStyle w:val="BodyText"/>
+      </w:pPr>
+      <w:r>
+        <w:t xml:space="preserve">소피아: 2%는 당신 돈이에요, 그레그. 일찍 내면 당신이 갖는 거예요. 선물이죠.</w:t>
+      </w:r>
+    </w:p>
+    <w:p>
+      <w:pPr>
+        <w:pStyle w:val="BodyText"/>
+      </w:pPr>
+      <w:r>
+        <w:t xml:space="preserve">그레그: …선물 좋아하죠. 좋아요. 45일. 10일 안이면 2%.</w:t>
+      </w:r>
+    </w:p>
+    <w:p>
+      <w:pPr>
+        <w:pStyle w:val="BodyText"/>
+      </w:pPr>
+      <w:r>
+        <w:t xml:space="preserve">마커스: 동의해요.</w:t>
+      </w:r>
+    </w:p>
+    <w:p>
+      <w:pPr>
+        <w:pStyle w:val="BodyText"/>
+      </w:pPr>
+      <w:r>
+        <w:t xml:space="preserve">다이앤: 기록했어요. 서면으로. 조건 둘.</w:t>
+      </w:r>
+    </w:p>
+    <w:p>
+      <w:pPr>
+        <w:pStyle w:val="BodyText"/>
+      </w:pPr>
+      <w:r>
+        <w:t xml:space="preserve">마틴: 독점. 남서부에서. 베이라는 글로우에만 판매. 애리조나, 네바다, 뉴멕시코, 텍사스의 다른 메디스파엔 안 됨.</w:t>
+      </w:r>
+    </w:p>
+    <w:p>
+      <w:pPr>
+        <w:pStyle w:val="BodyText"/>
+      </w:pPr>
+      <w:r>
+        <w:t xml:space="preserve">데릭: 텍사스요? 그럼 키샤 병원도 포함이에요. 그리고 독립 병원 수십 곳도.</w:t>
+      </w:r>
+    </w:p>
+    <w:p>
+      <w:pPr>
+        <w:pStyle w:val="BodyText"/>
+      </w:pPr>
+      <w:r>
+        <w:t xml:space="preserve">그레그: 작은 병원들. 작은 물량. 우린 300곳이에요.</w:t>
+      </w:r>
+    </w:p>
+    <w:p>
+      <w:pPr>
+        <w:pStyle w:val="BodyText"/>
+      </w:pPr>
+      <w:r>
+        <w:t xml:space="preserve">소피아: 작은 병원은 큰 체인을 감당 못 하는 환자들이 가는 곳이에요. 그 환자들도 당신네 환자들만큼 교육받은 시술자를 만날 자격이 있어요. 우리가 거기서 판매를 멈추면 할번이 팔 거고, 그러면 교육은 우리가 보장할 수 없게 돼요.</w:t>
+      </w:r>
+    </w:p>
+    <w:p>
+      <w:pPr>
+        <w:pStyle w:val="BodyText"/>
+      </w:pPr>
+      <w:r>
+        <w:t xml:space="preserve">그레그: 아주 고상하네요. 그리고 내 경쟁 위치엔 나쁘고요.</w:t>
+      </w:r>
+    </w:p>
+    <w:p>
+      <w:pPr>
+        <w:pStyle w:val="BodyText"/>
+      </w:pPr>
+      <w:r>
+        <w:t xml:space="preserve">소피아: 왜 독점을 원하는지 물어봐도 될까요? 당신한테 어떤 문제를 해결해 주죠?</w:t>
+      </w:r>
+    </w:p>
+    <w:p>
+      <w:pPr>
+        <w:pStyle w:val="BodyText"/>
+      </w:pPr>
+      <w:r>
+        <w:t xml:space="preserve">그레그: 마케팅. 지금은 모든 메디스파가 안전하다고 말하고, 환자들은 차이를 구별 못 해요. 남서부 환자들이 ’레디 인증’을 들으면 이름 하나를 떠올렸으면 해요. ’그럼 글로우지’라고 말하길 원해요.</w:t>
+      </w:r>
+    </w:p>
+    <w:p>
+      <w:pPr>
+        <w:pStyle w:val="BodyText"/>
+      </w:pPr>
+      <w:r>
+        <w:t xml:space="preserve">소피아: 진짜 목표네요. 하지만 독점만이 거기 가는 유일한 길은 아니에요.</w:t>
+      </w:r>
+    </w:p>
+    <w:p>
+      <w:pPr>
+        <w:pStyle w:val="BodyText"/>
+      </w:pPr>
+      <w:r>
+        <w:t xml:space="preserve">그레그: 다른 길을 보여 줘요.</w:t>
+      </w:r>
+    </w:p>
+    <w:p>
+      <w:pPr>
+        <w:pStyle w:val="BodyText"/>
+      </w:pPr>
+      <w:r>
+        <w:t xml:space="preserve">소피아: 데릭이랑 2분만 줘요. 그다음 보여 줄게요.</w:t>
+      </w:r>
+    </w:p>
+    <w:p>
+      <w:pPr>
+        <w:pStyle w:val="BodyText"/>
+      </w:pPr>
+      <w:r>
+        <w:t xml:space="preserve">그레그: 2분. 시계 돌아가요.</w:t>
+      </w:r>
+    </w:p>
+    <w:p>
+      <w:pPr>
+        <w:pStyle w:val="BodyText"/>
+      </w:pPr>
+      <w:r>
+        <w:t xml:space="preserve">데릭: 소피아, 다른 길이 뭐예요?</w:t>
+      </w:r>
+    </w:p>
+    <w:p>
+      <w:pPr>
+        <w:pStyle w:val="BodyText"/>
+      </w:pPr>
+      <w:r>
+        <w:t xml:space="preserve">소피아: 지위. 독점이 아니라. 그는 특별해지고 싶어 해요. 키샤를 막지 않고 그를 특별하게 만들어 주죠.</w:t>
+      </w:r>
+    </w:p>
+    <w:p>
+      <w:pPr>
+        <w:pStyle w:val="BodyText"/>
+      </w:pPr>
+      <w:r>
+        <w:t xml:space="preserve">데릭: 런치 파트너. 신제품 첫 접근권. 공동 데이터. 그쪽 로고를 우리 옆에.</w:t>
+      </w:r>
+    </w:p>
+    <w:bookmarkEnd w:id="33"/>
+    <w:bookmarkStart w:id="34" w:name="장면2-독점-대신-지위-그리고-리베이트-1"/>
+    <w:p>
+      <w:pPr>
+        <w:pStyle w:val="Heading3"/>
+      </w:pPr>
+      <w:r>
+        <w:t xml:space="preserve">장면2 — 독점 대신 지위, 그리고 리베이트</w:t>
+      </w:r>
+    </w:p>
+    <w:p>
+      <w:pPr>
+        <w:pStyle w:val="FirstParagraph"/>
+      </w:pPr>
+      <w:r>
+        <w:t xml:space="preserve">소피아: 그레그. 독점은 없어요. 대신 마케팅에 실제로 쓸 수 있는 걸 드릴게요.</w:t>
+      </w:r>
+    </w:p>
+    <w:p>
+      <w:pPr>
+        <w:pStyle w:val="BodyText"/>
+      </w:pPr>
+      <w:r>
+        <w:t xml:space="preserve">그레그: 듣고 있어요.</w:t>
+      </w:r>
+    </w:p>
+    <w:p>
+      <w:pPr>
+        <w:pStyle w:val="BodyText"/>
+      </w:pPr>
+      <w:r>
+        <w:t xml:space="preserve">데릭: 글로우가 베이라의 첫</w:t>
+      </w:r>
+      <w:r>
+        <w:t xml:space="preserve"> </w:t>
+      </w:r>
+      <w:r>
+        <w:t xml:space="preserve">“</w:t>
+      </w:r>
+      <w:r>
+        <w:t xml:space="preserve">런치 파트너</w:t>
+      </w:r>
+      <w:r>
+        <w:t xml:space="preserve">”</w:t>
+      </w:r>
+      <w:r>
+        <w:t xml:space="preserve">가 돼요. 올해 유일하게.</w:t>
+      </w:r>
+    </w:p>
+    <w:p>
+      <w:pPr>
+        <w:pStyle w:val="BodyText"/>
+      </w:pPr>
+      <w:r>
+        <w:t xml:space="preserve">소피아: 모든 신제품에 대한 첫 접근권. 다른 누구보다 60일 먼저.</w:t>
+      </w:r>
+    </w:p>
+    <w:p>
+      <w:pPr>
+        <w:pStyle w:val="BodyText"/>
+      </w:pPr>
+      <w:r>
+        <w:t xml:space="preserve">데릭: 그리고 공동 데이터. 파일럿 결과를 나디아 이름으로 발표. 전국 학회에서.</w:t>
+      </w:r>
+    </w:p>
+    <w:p>
+      <w:pPr>
+        <w:pStyle w:val="BodyText"/>
+      </w:pPr>
+      <w:r>
+        <w:t xml:space="preserve">그레그: 발표라고요? 우리 이름으로?</w:t>
+      </w:r>
+    </w:p>
+    <w:p>
+      <w:pPr>
+        <w:pStyle w:val="BodyText"/>
+      </w:pPr>
+      <w:r>
+        <w:t xml:space="preserve">소피아:</w:t>
+      </w:r>
+      <w:r>
+        <w:t xml:space="preserve"> </w:t>
+      </w:r>
+      <w:r>
+        <w:t xml:space="preserve">“</w:t>
+      </w:r>
+      <w:r>
+        <w:t xml:space="preserve">글로우 컬렉티브, 첫 행동까지 시간 80% 단축.</w:t>
+      </w:r>
+      <w:r>
+        <w:t xml:space="preserve">”</w:t>
+      </w:r>
+      <w:r>
+        <w:t xml:space="preserve"> </w:t>
+      </w:r>
+      <w:r>
+        <w:t xml:space="preserve">사실이라면요. 그건 아무도 베낄 수 없는 마케팅이에요.</w:t>
+      </w:r>
+    </w:p>
+    <w:p>
+      <w:pPr>
+        <w:pStyle w:val="BodyText"/>
+      </w:pPr>
+      <w:r>
+        <w:t xml:space="preserve">마틴: 결과가 나쁘면요?</w:t>
+      </w:r>
+    </w:p>
+    <w:p>
+      <w:pPr>
+        <w:pStyle w:val="BodyText"/>
+      </w:pPr>
+      <w:r>
+        <w:t xml:space="preserve">소피아: 그것도 발표해요. 나디아가 고집할 거예요. 우리도 그렇고요.</w:t>
+      </w:r>
+    </w:p>
+    <w:p>
+      <w:pPr>
+        <w:pStyle w:val="BodyText"/>
+      </w:pPr>
+      <w:r>
+        <w:t xml:space="preserve">그레그: 나쁜 결과를 발표한다고요? 자기 제품에 대해?</w:t>
+      </w:r>
+    </w:p>
+    <w:p>
+      <w:pPr>
+        <w:pStyle w:val="BodyText"/>
+      </w:pPr>
+      <w:r>
+        <w:t xml:space="preserve">데릭: 우린 누가 강요하기도 전에 쉬운 영어로 회수를 발표했어요. 그 후에 의사들은 우릴 덜 믿은 게 아니라 더 믿었어요. 그러니 아니요, 나쁜 결과는 무섭지 않아요. 무서운 건 그걸 숨기는 거예요.</w:t>
+      </w:r>
+    </w:p>
+    <w:p>
+      <w:pPr>
+        <w:pStyle w:val="BodyText"/>
+      </w:pPr>
+      <w:r>
+        <w:t xml:space="preserve">그레그: …신제품. 어떤 신제품이요?</w:t>
+      </w:r>
+    </w:p>
+    <w:p>
+      <w:pPr>
+        <w:pStyle w:val="BodyText"/>
+      </w:pPr>
+      <w:r>
+        <w:t xml:space="preserve">소피아: 아직 말 못 해요. 하지만 조이가 뭔가를 스케치하고 있어요. 시술 후 회복용으로.</w:t>
+      </w:r>
+    </w:p>
+    <w:p>
+      <w:pPr>
+        <w:pStyle w:val="BodyText"/>
+      </w:pPr>
+      <w:r>
+        <w:t xml:space="preserve">그레그: 스킨케어 제품? 우린 모든 지점에서 스킨케어를 팔아요. 그건 우리한테 진짜 마진이에요.</w:t>
+      </w:r>
+    </w:p>
+    <w:p>
+      <w:pPr>
+        <w:pStyle w:val="BodyText"/>
+      </w:pPr>
+      <w:r>
+        <w:t xml:space="preserve">소피아: 그럼 런치 파트너가 독점보다 가치 있겠네요. 그리고 키샤도 다치지 않고요.</w:t>
+      </w:r>
+    </w:p>
+    <w:p>
+      <w:pPr>
+        <w:pStyle w:val="BodyText"/>
+      </w:pPr>
+      <w:r>
+        <w:t xml:space="preserve">그레그: 좋아요. 독점 없음. 런치 파트너. 적어요, 마틴.</w:t>
+      </w:r>
+    </w:p>
+    <w:p>
+      <w:pPr>
+        <w:pStyle w:val="BodyText"/>
+      </w:pPr>
+      <w:r>
+        <w:t xml:space="preserve">마틴: 적었어요. 조건 셋. 리베이트. 12%.</w:t>
+      </w:r>
+    </w:p>
+    <w:p>
+      <w:pPr>
+        <w:pStyle w:val="BodyText"/>
+      </w:pPr>
+      <w:r>
+        <w:t xml:space="preserve">다이앤: 누구에게 지급되죠?</w:t>
+      </w:r>
+    </w:p>
+    <w:p>
+      <w:pPr>
+        <w:pStyle w:val="BodyText"/>
+      </w:pPr>
+      <w:r>
+        <w:t xml:space="preserve">마틴: 글로우 시술자 우수 기금에. 최고의 시술자들을 보상해요. 물량 기준으로.</w:t>
+      </w:r>
+    </w:p>
+    <w:p>
+      <w:pPr>
+        <w:pStyle w:val="BodyText"/>
+      </w:pPr>
+      <w:r>
+        <w:t xml:space="preserve">다이앤: 시술자 한 명이 주사기를 몇 개 쓰는지에 따라요?</w:t>
+      </w:r>
+    </w:p>
+    <w:p>
+      <w:pPr>
+        <w:pStyle w:val="BodyText"/>
+      </w:pPr>
+      <w:r>
+        <w:t xml:space="preserve">마틴: 사실상요. 동기 부여 도구예요.</w:t>
+      </w:r>
+    </w:p>
+    <w:p>
+      <w:pPr>
+        <w:pStyle w:val="BodyText"/>
+      </w:pPr>
+      <w:r>
+        <w:t xml:space="preserve">다이앤: 그게 문제예요. 물량 기준 기금은 더 잘 주사하는 게 아니라 더 많이 주사하도록 동기를 줘요. 우린 어떤 형태로도 그걸 지원 못 해요. 리베이트는 전부 법무 승인이 필요한데, 법무가 저고, 전 안 해요.</w:t>
+      </w:r>
+    </w:p>
+    <w:p>
+      <w:pPr>
+        <w:pStyle w:val="BodyText"/>
+      </w:pPr>
+      <w:r>
+        <w:t xml:space="preserve">그레그: 우리 기금이에요. 어떻게 쓸지는 우리가 결정해요.</w:t>
+      </w:r>
+    </w:p>
+    <w:p>
+      <w:pPr>
+        <w:pStyle w:val="BodyText"/>
+      </w:pPr>
+      <w:r>
+        <w:t xml:space="preserve">다이앤: 그럼 그건 우리 리베이트가 아니에요. 리베이트는 글로우로 가요. 송장에 명시해서. 개인 말고.</w:t>
+      </w:r>
+    </w:p>
+    <w:p>
+      <w:pPr>
+        <w:pStyle w:val="BodyText"/>
+      </w:pPr>
+      <w:r>
+        <w:t xml:space="preserve">그레그: 그럼 글로우에 12%.</w:t>
+      </w:r>
+    </w:p>
+    <w:p>
+      <w:pPr>
+        <w:pStyle w:val="BodyText"/>
+      </w:pPr>
+      <w:r>
+        <w:t xml:space="preserve">소피아: 8%. 글로우에. 물량 등급에 연동. 그리고 모든 시술자 인증 유지에도.</w:t>
+      </w:r>
+    </w:p>
+    <w:p>
+      <w:pPr>
+        <w:pStyle w:val="BodyText"/>
+      </w:pPr>
+      <w:r>
+        <w:t xml:space="preserve">그레그: 8%? 인증 조건까지? 그건 리베이트가 아니라 숙제네요.</w:t>
+      </w:r>
+    </w:p>
+    <w:p>
+      <w:pPr>
+        <w:pStyle w:val="BodyText"/>
+      </w:pPr>
+      <w:r>
+        <w:t xml:space="preserve">소피아: 안전벨트가 달린 리베이트죠.</w:t>
+      </w:r>
+    </w:p>
+    <w:p>
+      <w:pPr>
+        <w:pStyle w:val="BodyText"/>
+      </w:pPr>
+      <w:r>
+        <w:t xml:space="preserve">그레그: 12%. 그게 우리 최종 제안이에요.</w:t>
+      </w:r>
+    </w:p>
+    <w:p>
+      <w:pPr>
+        <w:pStyle w:val="BodyText"/>
+      </w:pPr>
+      <w:r>
+        <w:t xml:space="preserve">소피아: 그럼 우리 것도 드릴게요. 8%. 글로우에. 조건 포함. 그게 우리 결렬 지점이에요.</w:t>
+      </w:r>
+    </w:p>
+    <w:bookmarkEnd w:id="34"/>
+    <w:bookmarkStart w:id="35" w:name="절정전환-일어서다-1"/>
+    <w:p>
+      <w:pPr>
+        <w:pStyle w:val="Heading3"/>
+      </w:pPr>
+      <w:r>
+        <w:t xml:space="preserve">절정·전환 — 일어서다</w:t>
+      </w:r>
+    </w:p>
+    <w:p>
+      <w:pPr>
+        <w:pStyle w:val="FirstParagraph"/>
+      </w:pPr>
+      <w:r>
+        <w:t xml:space="preserve">그레그: 일어선다고요? 300개 지점을 두고?</w:t>
+      </w:r>
+    </w:p>
+    <w:p>
+      <w:pPr>
+        <w:pStyle w:val="BodyText"/>
+      </w:pPr>
+      <w:r>
+        <w:t xml:space="preserve">소피아: 나쁜 거래에서요, 그레그. 글로우에서가 아니라. 나디아와 티파니는 여전히 우리 무료 응급 교육을 받을 거예요. 당신이 서명하든 안 하든 당신네 병원 환자들은 중요하니까요. 하지만 시술자들한테 주사하라고 돈을 주진 않아요.</w:t>
+      </w:r>
+    </w:p>
+    <w:p>
+      <w:pPr>
+        <w:pStyle w:val="BodyText"/>
+      </w:pPr>
+      <w:r>
+        <w:t xml:space="preserve">그레그: 허세 부리는 거죠.</w:t>
+      </w:r>
+    </w:p>
+    <w:p>
+      <w:pPr>
+        <w:pStyle w:val="BodyText"/>
+      </w:pPr>
+      <w:r>
+        <w:t xml:space="preserve">소피아: 데릭, 다이앤, 마커스. 고마워요, 그레그. 마틴. 시간 내 줘서 감사해요.</w:t>
+      </w:r>
+    </w:p>
+    <w:p>
+      <w:pPr>
+        <w:pStyle w:val="BodyText"/>
+      </w:pPr>
+      <w:r>
+        <w:t xml:space="preserve">데릭: 소피아… 우리 진짜 나가요?</w:t>
+      </w:r>
+    </w:p>
+    <w:p>
+      <w:pPr>
+        <w:pStyle w:val="BodyText"/>
+      </w:pPr>
+      <w:r>
+        <w:t xml:space="preserve">소피아: 진짜 나가요. 접수원한테 웃어요. 그레그한테 말고.</w:t>
+      </w:r>
+    </w:p>
+    <w:p>
+      <w:pPr>
+        <w:pStyle w:val="BodyText"/>
+      </w:pPr>
+      <w:r>
+        <w:t xml:space="preserve">마커스: 군대에선 이걸 전술적 후퇴라고 했지.</w:t>
+      </w:r>
+    </w:p>
+    <w:p>
+      <w:pPr>
+        <w:pStyle w:val="BodyText"/>
+      </w:pPr>
+      <w:r>
+        <w:t xml:space="preserve">다이앤: 법에선 이걸 레버리지라고 하죠.</w:t>
+      </w:r>
+    </w:p>
+    <w:p>
+      <w:pPr>
+        <w:pStyle w:val="BodyText"/>
+      </w:pPr>
+      <w:r>
+        <w:t xml:space="preserve">데릭: 영업에선 이걸 공포라고 해요.</w:t>
+      </w:r>
+    </w:p>
+    <w:p>
+      <w:pPr>
+        <w:pStyle w:val="BodyText"/>
+      </w:pPr>
+      <w:r>
+        <w:t xml:space="preserve">소피아: 천천히 걸어요. 뒤돌아보지 말고. 60까지 세요.</w:t>
+      </w:r>
+    </w:p>
+    <w:p>
+      <w:pPr>
+        <w:pStyle w:val="BodyText"/>
+      </w:pPr>
+      <w:r>
+        <w:t xml:space="preserve">데릭: 왜 60이에요?</w:t>
+      </w:r>
+    </w:p>
+    <w:p>
+      <w:pPr>
+        <w:pStyle w:val="BodyText"/>
+      </w:pPr>
+      <w:r>
+        <w:t xml:space="preserve">소피아: 그레그가 나디아한테 전화할 시간이 필요하니까요. 그리고 나디아가 그 사람한테 소리 지를 시간도.</w:t>
+      </w:r>
+    </w:p>
+    <w:p>
+      <w:pPr>
+        <w:pStyle w:val="BodyText"/>
+      </w:pPr>
+      <w:r>
+        <w:t xml:space="preserve">마커스: 48. 49. 50.</w:t>
+      </w:r>
+    </w:p>
+    <w:p>
+      <w:pPr>
+        <w:pStyle w:val="BodyText"/>
+      </w:pPr>
+      <w:r>
+        <w:t xml:space="preserve">데릭: 전화요, 소피아.</w:t>
+      </w:r>
+    </w:p>
+    <w:p>
+      <w:pPr>
+        <w:pStyle w:val="BodyText"/>
+      </w:pPr>
+      <w:r>
+        <w:t xml:space="preserve">소피아: …54초. 예상보다 빠르네요. 여보세요, 그레그.</w:t>
+      </w:r>
+    </w:p>
+    <w:p>
+      <w:pPr>
+        <w:pStyle w:val="BodyText"/>
+      </w:pPr>
+      <w:r>
+        <w:t xml:space="preserve">그레그: 다시 들어와요. 나디아가 전화했어요. 그다음 티파니. 그다음 또 나디아, 변호사 앞에서 옮기기 힘든 말까지 하더군요. 보아하니 내가 4% 때문에 우리가 받아 본 최고의 교육 프로그램을 잃기 직전이라네요.</w:t>
+      </w:r>
+    </w:p>
+    <w:p>
+      <w:pPr>
+        <w:pStyle w:val="BodyText"/>
+      </w:pPr>
+      <w:r>
+        <w:t xml:space="preserve">소피아: 8%. 글로우에. 조건 포함?</w:t>
+      </w:r>
+    </w:p>
+    <w:p>
+      <w:pPr>
+        <w:pStyle w:val="BodyText"/>
+      </w:pPr>
+      <w:r>
+        <w:t xml:space="preserve">그레그: 8%. 조건 포함. 두 번 말하게 하지 마요.</w:t>
+      </w:r>
+    </w:p>
+    <w:p>
+      <w:pPr>
+        <w:pStyle w:val="BodyText"/>
+      </w:pPr>
+      <w:r>
+        <w:t xml:space="preserve">소피아: 그리고 우수 기금은요?</w:t>
+      </w:r>
+    </w:p>
+    <w:p>
+      <w:pPr>
+        <w:pStyle w:val="BodyText"/>
+      </w:pPr>
+      <w:r>
+        <w:t xml:space="preserve">그레그: 마틴이 다시 설계할 거예요. 인증과 환자 만족도 기준으로. 주사기 말고.</w:t>
+      </w:r>
+    </w:p>
+    <w:p>
+      <w:pPr>
+        <w:pStyle w:val="BodyText"/>
+      </w:pPr>
+      <w:r>
+        <w:t xml:space="preserve">다이앤: 그건 승인할 수 있어요. 기꺼이.</w:t>
+      </w:r>
+    </w:p>
+    <w:p>
+      <w:pPr>
+        <w:pStyle w:val="BodyText"/>
+      </w:pPr>
+      <w:r>
+        <w:t xml:space="preserve">그레그: 협상하기 힘든 사람이네요, 소피아.</w:t>
+      </w:r>
+    </w:p>
+    <w:p>
+      <w:pPr>
+        <w:pStyle w:val="BodyText"/>
+      </w:pPr>
+      <w:r>
+        <w:t xml:space="preserve">소피아: 협상하기 공정한 사람이네요, 그레그. 나디아가 전화하고 나면.</w:t>
+      </w:r>
+    </w:p>
+    <w:p>
+      <w:pPr>
+        <w:pStyle w:val="BodyText"/>
+      </w:pPr>
+      <w:r>
+        <w:t xml:space="preserve">그레그: 지금은 파일럿 조건. 90일 뒤 본계약. 데이터가 좋으면.</w:t>
+      </w:r>
+    </w:p>
+    <w:p>
+      <w:pPr>
+        <w:pStyle w:val="BodyText"/>
+      </w:pPr>
+      <w:r>
+        <w:t xml:space="preserve">소피아: 그리고 데이터가 나쁘면, 그것도 발표하죠. 함께.</w:t>
+      </w:r>
+    </w:p>
+    <w:bookmarkEnd w:id="35"/>
+    <w:bookmarkStart w:id="36" w:name="마무리-오후-3시-noah에게-전화-1"/>
+    <w:p>
+      <w:pPr>
+        <w:pStyle w:val="Heading3"/>
+      </w:pPr>
+      <w:r>
+        <w:t xml:space="preserve">마무리 — 오후 3시, Noah에게 전화</w:t>
+      </w:r>
+    </w:p>
+    <w:p>
+      <w:pPr>
+        <w:pStyle w:val="FirstParagraph"/>
+      </w:pPr>
+      <w:r>
+        <w:t xml:space="preserve">노아: 그래서요? 다 말해 줘요.</w:t>
+      </w:r>
+    </w:p>
+    <w:p>
+      <w:pPr>
+        <w:pStyle w:val="BodyText"/>
+      </w:pPr>
+      <w:r>
+        <w:t xml:space="preserve">소피아: 45일 결제, 조기 결제 2% 할인. 독점 없음. 대신 런치 파트너.</w:t>
+      </w:r>
+    </w:p>
+    <w:p>
+      <w:pPr>
+        <w:pStyle w:val="BodyText"/>
+      </w:pPr>
+      <w:r>
+        <w:t xml:space="preserve">다이앤: 그리고 리베이트 8%. 글로우에. 송장에 명시. 물량과 전원 인증에 연동.</w:t>
+      </w:r>
+    </w:p>
+    <w:p>
+      <w:pPr>
+        <w:pStyle w:val="BodyText"/>
+      </w:pPr>
+      <w:r>
+        <w:t xml:space="preserve">노아: 시술자 기금은요?</w:t>
+      </w:r>
+    </w:p>
+    <w:p>
+      <w:pPr>
+        <w:pStyle w:val="BodyText"/>
+      </w:pPr>
+      <w:r>
+        <w:t xml:space="preserve">다이앤: 재설계. 주사기당 보상 없음. 인증과 환자 만족도에 대한 보상.</w:t>
+      </w:r>
+    </w:p>
+    <w:p>
+      <w:pPr>
+        <w:pStyle w:val="BodyText"/>
+      </w:pPr>
+      <w:r>
+        <w:t xml:space="preserve">노아: 그레그는 어떻게 동의하게 만들었어요?</w:t>
+      </w:r>
+    </w:p>
+    <w:p>
+      <w:pPr>
+        <w:pStyle w:val="BodyText"/>
+      </w:pPr>
+      <w:r>
+        <w:t xml:space="preserve">데릭: 걸어 나갔어요. 54초 동안.</w:t>
+      </w:r>
+    </w:p>
+    <w:p>
+      <w:pPr>
+        <w:pStyle w:val="BodyText"/>
+      </w:pPr>
+      <w:r>
+        <w:t xml:space="preserve">노아: 300개 지점을 두고 나갔다고요?</w:t>
+      </w:r>
+    </w:p>
+    <w:p>
+      <w:pPr>
+        <w:pStyle w:val="BodyText"/>
+      </w:pPr>
+      <w:r>
+        <w:t xml:space="preserve">소피아: 나쁜 거래를 두고요, 글로우가 아니라. 차이가 있죠. 그리고 나디아가 전화할 걸 알았어요. 그레그가 12%를 원하는 것보다 나디아가 이 프로그램을 더 원하니까요. 협상에선 그 방에 또 누가 있는지 알아야 해요.</w:t>
+      </w:r>
+    </w:p>
+    <w:p>
+      <w:pPr>
+        <w:pStyle w:val="BodyText"/>
+      </w:pPr>
+      <w:r>
+        <w:t xml:space="preserve">노아: 서면으로 받아요. 전부.</w:t>
+      </w:r>
+    </w:p>
+    <w:p>
+      <w:pPr>
+        <w:pStyle w:val="BodyText"/>
+      </w:pPr>
+      <w:r>
+        <w:t xml:space="preserve">다이앤: 노아. 제발. 그건 내 대사예요.</w:t>
+      </w:r>
+    </w:p>
+    <w:p>
+      <w:pPr>
+        <w:pStyle w:val="BodyText"/>
+      </w:pPr>
+      <w:r>
+        <w:t xml:space="preserve">마커스: 하나 더. 그레그가</w:t>
+      </w:r>
+      <w:r>
+        <w:t xml:space="preserve"> </w:t>
+      </w:r>
+      <w:r>
+        <w:t xml:space="preserve">“</w:t>
+      </w:r>
+      <w:r>
+        <w:t xml:space="preserve">신제품</w:t>
+      </w:r>
+      <w:r>
+        <w:t xml:space="preserve">”</w:t>
+      </w:r>
+      <w:r>
+        <w:t xml:space="preserve">에 대해 물었어. 60일 먼저 접근.</w:t>
+      </w:r>
+    </w:p>
+    <w:p>
+      <w:pPr>
+        <w:pStyle w:val="BodyText"/>
+      </w:pPr>
+      <w:r>
+        <w:t xml:space="preserve">노아: 우린 제품이 하나뿐인데.</w:t>
+      </w:r>
+    </w:p>
+    <w:p>
+      <w:pPr>
+        <w:pStyle w:val="BodyText"/>
+      </w:pPr>
+      <w:r>
+        <w:t xml:space="preserve">소피아: 지금은요. 조이, 노아한테 스케치를 보여 줄 때가 된 것 같아요.</w:t>
+      </w:r>
+    </w:p>
+    <w:p>
+      <w:pPr>
+        <w:pStyle w:val="BodyText"/>
+      </w:pPr>
+      <w:r>
+        <w:t xml:space="preserve">조이: 누가 그 말 해 주길 1년 기다렸어요. 그냥 그림이 아니에요, 노아. 시술 후 회복용이고, 글로우는 이미 모든 지점에서 스킨케어를 팔고 있어요. 내일 오전 9시. 열린 마음 가져와요.</w:t>
+      </w:r>
+    </w:p>
+    <w:bookmarkEnd w:id="36"/>
+    <w:bookmarkEnd w:id="37"/>
+    <w:bookmarkEnd w:id="38"/>
     <w:sectPr/>
   </w:body>
 </w:document>
@@ -3978,583 +3925,8 @@
       </w:pPr>
     </w:lvl>
   </w:abstractNum>
-  <w:abstractNum w:abstractNumId="99411">
-    <w:nsid w:val="A99411"/>
-    <w:multiLevelType w:val="multilevel"/>
-    <w:lvl w:ilvl="0">
-      <w:start w:val="1"/>
-      <w:numFmt w:val="decimal"/>
-      <w:lvlText w:val="%1."/>
-      <w:lvlJc w:val="left"/>
-      <w:pPr>
-        <w:ind w:left="720" w:hanging="480"/>
-      </w:pPr>
-    </w:lvl>
-    <w:lvl w:ilvl="1">
-      <w:start w:val="1"/>
-      <w:numFmt w:val="decimal"/>
-      <w:lvlText w:val="%2."/>
-      <w:lvlJc w:val="left"/>
-      <w:pPr>
-        <w:ind w:left="1440" w:hanging="480"/>
-      </w:pPr>
-    </w:lvl>
-    <w:lvl w:ilvl="2">
-      <w:start w:val="1"/>
-      <w:numFmt w:val="decimal"/>
-      <w:lvlText w:val="%3."/>
-      <w:lvlJc w:val="left"/>
-      <w:pPr>
-        <w:ind w:left="2160" w:hanging="480"/>
-      </w:pPr>
-    </w:lvl>
-    <w:lvl w:ilvl="3">
-      <w:start w:val="1"/>
-      <w:numFmt w:val="decimal"/>
-      <w:lvlText w:val="%4."/>
-      <w:lvlJc w:val="left"/>
-      <w:pPr>
-        <w:ind w:left="2880" w:hanging="480"/>
-      </w:pPr>
-    </w:lvl>
-    <w:lvl w:ilvl="4">
-      <w:start w:val="1"/>
-      <w:numFmt w:val="decimal"/>
-      <w:lvlText w:val="%5."/>
-      <w:lvlJc w:val="left"/>
-      <w:pPr>
-        <w:ind w:left="3600" w:hanging="480"/>
-      </w:pPr>
-    </w:lvl>
-    <w:lvl w:ilvl="5">
-      <w:start w:val="1"/>
-      <w:numFmt w:val="decimal"/>
-      <w:lvlText w:val="%6."/>
-      <w:lvlJc w:val="left"/>
-      <w:pPr>
-        <w:ind w:left="4320" w:hanging="480"/>
-      </w:pPr>
-    </w:lvl>
-    <w:lvl w:ilvl="6">
-      <w:start w:val="1"/>
-      <w:numFmt w:val="decimal"/>
-      <w:lvlText w:val="%7."/>
-      <w:lvlJc w:val="left"/>
-      <w:pPr>
-        <w:ind w:left="5040" w:hanging="480"/>
-      </w:pPr>
-    </w:lvl>
-    <w:lvl w:ilvl="7">
-      <w:start w:val="1"/>
-      <w:numFmt w:val="decimal"/>
-      <w:lvlText w:val="%8."/>
-      <w:lvlJc w:val="left"/>
-      <w:pPr>
-        <w:ind w:left="5760" w:hanging="480"/>
-      </w:pPr>
-    </w:lvl>
-    <w:lvl w:ilvl="8">
-      <w:start w:val="1"/>
-      <w:numFmt w:val="decimal"/>
-      <w:lvlText w:val="%9."/>
-      <w:lvlJc w:val="left"/>
-      <w:pPr>
-        <w:ind w:left="6480" w:hanging="480"/>
-      </w:pPr>
-    </w:lvl>
-  </w:abstractNum>
-  <w:abstractNum w:abstractNumId="994116">
-    <w:nsid w:val="A994116"/>
-    <w:multiLevelType w:val="multilevel"/>
-    <w:lvl w:ilvl="0">
-      <w:start w:val="16"/>
-      <w:numFmt w:val="decimal"/>
-      <w:lvlText w:val="%1."/>
-      <w:lvlJc w:val="left"/>
-      <w:pPr>
-        <w:ind w:left="720" w:hanging="480"/>
-      </w:pPr>
-    </w:lvl>
-    <w:lvl w:ilvl="1">
-      <w:start w:val="16"/>
-      <w:numFmt w:val="decimal"/>
-      <w:lvlText w:val="%2."/>
-      <w:lvlJc w:val="left"/>
-      <w:pPr>
-        <w:ind w:left="1440" w:hanging="480"/>
-      </w:pPr>
-    </w:lvl>
-    <w:lvl w:ilvl="2">
-      <w:start w:val="16"/>
-      <w:numFmt w:val="decimal"/>
-      <w:lvlText w:val="%3."/>
-      <w:lvlJc w:val="left"/>
-      <w:pPr>
-        <w:ind w:left="2160" w:hanging="480"/>
-      </w:pPr>
-    </w:lvl>
-    <w:lvl w:ilvl="3">
-      <w:start w:val="16"/>
-      <w:numFmt w:val="decimal"/>
-      <w:lvlText w:val="%4."/>
-      <w:lvlJc w:val="left"/>
-      <w:pPr>
-        <w:ind w:left="2880" w:hanging="480"/>
-      </w:pPr>
-    </w:lvl>
-    <w:lvl w:ilvl="4">
-      <w:start w:val="16"/>
-      <w:numFmt w:val="decimal"/>
-      <w:lvlText w:val="%5."/>
-      <w:lvlJc w:val="left"/>
-      <w:pPr>
-        <w:ind w:left="3600" w:hanging="480"/>
-      </w:pPr>
-    </w:lvl>
-    <w:lvl w:ilvl="5">
-      <w:start w:val="16"/>
-      <w:numFmt w:val="decimal"/>
-      <w:lvlText w:val="%6."/>
-      <w:lvlJc w:val="left"/>
-      <w:pPr>
-        <w:ind w:left="4320" w:hanging="480"/>
-      </w:pPr>
-    </w:lvl>
-    <w:lvl w:ilvl="6">
-      <w:start w:val="16"/>
-      <w:numFmt w:val="decimal"/>
-      <w:lvlText w:val="%7."/>
-      <w:lvlJc w:val="left"/>
-      <w:pPr>
-        <w:ind w:left="5040" w:hanging="480"/>
-      </w:pPr>
-    </w:lvl>
-    <w:lvl w:ilvl="7">
-      <w:start w:val="16"/>
-      <w:numFmt w:val="decimal"/>
-      <w:lvlText w:val="%8."/>
-      <w:lvlJc w:val="left"/>
-      <w:pPr>
-        <w:ind w:left="5760" w:hanging="480"/>
-      </w:pPr>
-    </w:lvl>
-    <w:lvl w:ilvl="8">
-      <w:start w:val="16"/>
-      <w:numFmt w:val="decimal"/>
-      <w:lvlText w:val="%9."/>
-      <w:lvlJc w:val="left"/>
-      <w:pPr>
-        <w:ind w:left="6480" w:hanging="480"/>
-      </w:pPr>
-    </w:lvl>
-  </w:abstractNum>
-  <w:abstractNum w:abstractNumId="994151">
-    <w:nsid w:val="A994151"/>
-    <w:multiLevelType w:val="multilevel"/>
-    <w:lvl w:ilvl="0">
-      <w:start w:val="51"/>
-      <w:numFmt w:val="decimal"/>
-      <w:lvlText w:val="%1."/>
-      <w:lvlJc w:val="left"/>
-      <w:pPr>
-        <w:ind w:left="720" w:hanging="480"/>
-      </w:pPr>
-    </w:lvl>
-    <w:lvl w:ilvl="1">
-      <w:start w:val="51"/>
-      <w:numFmt w:val="decimal"/>
-      <w:lvlText w:val="%2."/>
-      <w:lvlJc w:val="left"/>
-      <w:pPr>
-        <w:ind w:left="1440" w:hanging="480"/>
-      </w:pPr>
-    </w:lvl>
-    <w:lvl w:ilvl="2">
-      <w:start w:val="51"/>
-      <w:numFmt w:val="decimal"/>
-      <w:lvlText w:val="%3."/>
-      <w:lvlJc w:val="left"/>
-      <w:pPr>
-        <w:ind w:left="2160" w:hanging="480"/>
-      </w:pPr>
-    </w:lvl>
-    <w:lvl w:ilvl="3">
-      <w:start w:val="51"/>
-      <w:numFmt w:val="decimal"/>
-      <w:lvlText w:val="%4."/>
-      <w:lvlJc w:val="left"/>
-      <w:pPr>
-        <w:ind w:left="2880" w:hanging="480"/>
-      </w:pPr>
-    </w:lvl>
-    <w:lvl w:ilvl="4">
-      <w:start w:val="51"/>
-      <w:numFmt w:val="decimal"/>
-      <w:lvlText w:val="%5."/>
-      <w:lvlJc w:val="left"/>
-      <w:pPr>
-        <w:ind w:left="3600" w:hanging="480"/>
-      </w:pPr>
-    </w:lvl>
-    <w:lvl w:ilvl="5">
-      <w:start w:val="51"/>
-      <w:numFmt w:val="decimal"/>
-      <w:lvlText w:val="%6."/>
-      <w:lvlJc w:val="left"/>
-      <w:pPr>
-        <w:ind w:left="4320" w:hanging="480"/>
-      </w:pPr>
-    </w:lvl>
-    <w:lvl w:ilvl="6">
-      <w:start w:val="51"/>
-      <w:numFmt w:val="decimal"/>
-      <w:lvlText w:val="%7."/>
-      <w:lvlJc w:val="left"/>
-      <w:pPr>
-        <w:ind w:left="5040" w:hanging="480"/>
-      </w:pPr>
-    </w:lvl>
-    <w:lvl w:ilvl="7">
-      <w:start w:val="51"/>
-      <w:numFmt w:val="decimal"/>
-      <w:lvlText w:val="%8."/>
-      <w:lvlJc w:val="left"/>
-      <w:pPr>
-        <w:ind w:left="5760" w:hanging="480"/>
-      </w:pPr>
-    </w:lvl>
-    <w:lvl w:ilvl="8">
-      <w:start w:val="51"/>
-      <w:numFmt w:val="decimal"/>
-      <w:lvlText w:val="%9."/>
-      <w:lvlJc w:val="left"/>
-      <w:pPr>
-        <w:ind w:left="6480" w:hanging="480"/>
-      </w:pPr>
-    </w:lvl>
-  </w:abstractNum>
-  <w:abstractNum w:abstractNumId="994181">
-    <w:nsid w:val="A994181"/>
-    <w:multiLevelType w:val="multilevel"/>
-    <w:lvl w:ilvl="0">
-      <w:start w:val="81"/>
-      <w:numFmt w:val="decimal"/>
-      <w:lvlText w:val="%1."/>
-      <w:lvlJc w:val="left"/>
-      <w:pPr>
-        <w:ind w:left="720" w:hanging="480"/>
-      </w:pPr>
-    </w:lvl>
-    <w:lvl w:ilvl="1">
-      <w:start w:val="81"/>
-      <w:numFmt w:val="decimal"/>
-      <w:lvlText w:val="%2."/>
-      <w:lvlJc w:val="left"/>
-      <w:pPr>
-        <w:ind w:left="1440" w:hanging="480"/>
-      </w:pPr>
-    </w:lvl>
-    <w:lvl w:ilvl="2">
-      <w:start w:val="81"/>
-      <w:numFmt w:val="decimal"/>
-      <w:lvlText w:val="%3."/>
-      <w:lvlJc w:val="left"/>
-      <w:pPr>
-        <w:ind w:left="2160" w:hanging="480"/>
-      </w:pPr>
-    </w:lvl>
-    <w:lvl w:ilvl="3">
-      <w:start w:val="81"/>
-      <w:numFmt w:val="decimal"/>
-      <w:lvlText w:val="%4."/>
-      <w:lvlJc w:val="left"/>
-      <w:pPr>
-        <w:ind w:left="2880" w:hanging="480"/>
-      </w:pPr>
-    </w:lvl>
-    <w:lvl w:ilvl="4">
-      <w:start w:val="81"/>
-      <w:numFmt w:val="decimal"/>
-      <w:lvlText w:val="%5."/>
-      <w:lvlJc w:val="left"/>
-      <w:pPr>
-        <w:ind w:left="3600" w:hanging="480"/>
-      </w:pPr>
-    </w:lvl>
-    <w:lvl w:ilvl="5">
-      <w:start w:val="81"/>
-      <w:numFmt w:val="decimal"/>
-      <w:lvlText w:val="%6."/>
-      <w:lvlJc w:val="left"/>
-      <w:pPr>
-        <w:ind w:left="4320" w:hanging="480"/>
-      </w:pPr>
-    </w:lvl>
-    <w:lvl w:ilvl="6">
-      <w:start w:val="81"/>
-      <w:numFmt w:val="decimal"/>
-      <w:lvlText w:val="%7."/>
-      <w:lvlJc w:val="left"/>
-      <w:pPr>
-        <w:ind w:left="5040" w:hanging="480"/>
-      </w:pPr>
-    </w:lvl>
-    <w:lvl w:ilvl="7">
-      <w:start w:val="81"/>
-      <w:numFmt w:val="decimal"/>
-      <w:lvlText w:val="%8."/>
-      <w:lvlJc w:val="left"/>
-      <w:pPr>
-        <w:ind w:left="5760" w:hanging="480"/>
-      </w:pPr>
-    </w:lvl>
-    <w:lvl w:ilvl="8">
-      <w:start w:val="81"/>
-      <w:numFmt w:val="decimal"/>
-      <w:lvlText w:val="%9."/>
-      <w:lvlJc w:val="left"/>
-      <w:pPr>
-        <w:ind w:left="6480" w:hanging="480"/>
-      </w:pPr>
-    </w:lvl>
-  </w:abstractNum>
-  <w:abstractNum w:abstractNumId="9941106">
-    <w:nsid w:val="A9941106"/>
-    <w:multiLevelType w:val="multilevel"/>
-    <w:lvl w:ilvl="0">
-      <w:start w:val="106"/>
-      <w:numFmt w:val="decimal"/>
-      <w:lvlText w:val="%1."/>
-      <w:lvlJc w:val="left"/>
-      <w:pPr>
-        <w:ind w:left="720" w:hanging="480"/>
-      </w:pPr>
-    </w:lvl>
-    <w:lvl w:ilvl="1">
-      <w:start w:val="106"/>
-      <w:numFmt w:val="decimal"/>
-      <w:lvlText w:val="%2."/>
-      <w:lvlJc w:val="left"/>
-      <w:pPr>
-        <w:ind w:left="1440" w:hanging="480"/>
-      </w:pPr>
-    </w:lvl>
-    <w:lvl w:ilvl="2">
-      <w:start w:val="106"/>
-      <w:numFmt w:val="decimal"/>
-      <w:lvlText w:val="%3."/>
-      <w:lvlJc w:val="left"/>
-      <w:pPr>
-        <w:ind w:left="2160" w:hanging="480"/>
-      </w:pPr>
-    </w:lvl>
-    <w:lvl w:ilvl="3">
-      <w:start w:val="106"/>
-      <w:numFmt w:val="decimal"/>
-      <w:lvlText w:val="%4."/>
-      <w:lvlJc w:val="left"/>
-      <w:pPr>
-        <w:ind w:left="2880" w:hanging="480"/>
-      </w:pPr>
-    </w:lvl>
-    <w:lvl w:ilvl="4">
-      <w:start w:val="106"/>
-      <w:numFmt w:val="decimal"/>
-      <w:lvlText w:val="%5."/>
-      <w:lvlJc w:val="left"/>
-      <w:pPr>
-        <w:ind w:left="3600" w:hanging="480"/>
-      </w:pPr>
-    </w:lvl>
-    <w:lvl w:ilvl="5">
-      <w:start w:val="106"/>
-      <w:numFmt w:val="decimal"/>
-      <w:lvlText w:val="%6."/>
-      <w:lvlJc w:val="left"/>
-      <w:pPr>
-        <w:ind w:left="4320" w:hanging="480"/>
-      </w:pPr>
-    </w:lvl>
-    <w:lvl w:ilvl="6">
-      <w:start w:val="106"/>
-      <w:numFmt w:val="decimal"/>
-      <w:lvlText w:val="%7."/>
-      <w:lvlJc w:val="left"/>
-      <w:pPr>
-        <w:ind w:left="5040" w:hanging="480"/>
-      </w:pPr>
-    </w:lvl>
-    <w:lvl w:ilvl="7">
-      <w:start w:val="106"/>
-      <w:numFmt w:val="decimal"/>
-      <w:lvlText w:val="%8."/>
-      <w:lvlJc w:val="left"/>
-      <w:pPr>
-        <w:ind w:left="5760" w:hanging="480"/>
-      </w:pPr>
-    </w:lvl>
-    <w:lvl w:ilvl="8">
-      <w:start w:val="106"/>
-      <w:numFmt w:val="decimal"/>
-      <w:lvlText w:val="%9."/>
-      <w:lvlJc w:val="left"/>
-      <w:pPr>
-        <w:ind w:left="6480" w:hanging="480"/>
-      </w:pPr>
-    </w:lvl>
-  </w:abstractNum>
   <w:num w:numId="1000">
     <w:abstractNumId w:val="990"/>
-  </w:num>
-  <w:num w:numId="1001">
-    <w:abstractNumId w:val="99411"/>
-    <w:lvlOverride w:ilvl="0">
-      <w:startOverride w:val="1"/>
-    </w:lvlOverride>
-    <w:lvlOverride w:ilvl="1">
-      <w:startOverride w:val="1"/>
-    </w:lvlOverride>
-    <w:lvlOverride w:ilvl="2">
-      <w:startOverride w:val="1"/>
-    </w:lvlOverride>
-    <w:lvlOverride w:ilvl="3">
-      <w:startOverride w:val="1"/>
-    </w:lvlOverride>
-    <w:lvlOverride w:ilvl="4">
-      <w:startOverride w:val="1"/>
-    </w:lvlOverride>
-    <w:lvlOverride w:ilvl="5">
-      <w:startOverride w:val="1"/>
-    </w:lvlOverride>
-    <w:lvlOverride w:ilvl="6">
-      <w:startOverride w:val="1"/>
-    </w:lvlOverride>
-    <w:lvlOverride w:ilvl="7">
-      <w:startOverride w:val="1"/>
-    </w:lvlOverride>
-    <w:lvlOverride w:ilvl="8">
-      <w:startOverride w:val="1"/>
-    </w:lvlOverride>
-  </w:num>
-  <w:num w:numId="1002">
-    <w:abstractNumId w:val="994116"/>
-    <w:lvlOverride w:ilvl="0">
-      <w:startOverride w:val="16"/>
-    </w:lvlOverride>
-    <w:lvlOverride w:ilvl="1">
-      <w:startOverride w:val="16"/>
-    </w:lvlOverride>
-    <w:lvlOverride w:ilvl="2">
-      <w:startOverride w:val="16"/>
-    </w:lvlOverride>
-    <w:lvlOverride w:ilvl="3">
-      <w:startOverride w:val="16"/>
-    </w:lvlOverride>
-    <w:lvlOverride w:ilvl="4">
-      <w:startOverride w:val="16"/>
-    </w:lvlOverride>
-    <w:lvlOverride w:ilvl="5">
-      <w:startOverride w:val="16"/>
-    </w:lvlOverride>
-    <w:lvlOverride w:ilvl="6">
-      <w:startOverride w:val="16"/>
-    </w:lvlOverride>
-    <w:lvlOverride w:ilvl="7">
-      <w:startOverride w:val="16"/>
-    </w:lvlOverride>
-    <w:lvlOverride w:ilvl="8">
-      <w:startOverride w:val="16"/>
-    </w:lvlOverride>
-  </w:num>
-  <w:num w:numId="1003">
-    <w:abstractNumId w:val="994151"/>
-    <w:lvlOverride w:ilvl="0">
-      <w:startOverride w:val="51"/>
-    </w:lvlOverride>
-    <w:lvlOverride w:ilvl="1">
-      <w:startOverride w:val="51"/>
-    </w:lvlOverride>
-    <w:lvlOverride w:ilvl="2">
-      <w:startOverride w:val="51"/>
-    </w:lvlOverride>
-    <w:lvlOverride w:ilvl="3">
-      <w:startOverride w:val="51"/>
-    </w:lvlOverride>
-    <w:lvlOverride w:ilvl="4">
-      <w:startOverride w:val="51"/>
-    </w:lvlOverride>
-    <w:lvlOverride w:ilvl="5">
-      <w:startOverride w:val="51"/>
-    </w:lvlOverride>
-    <w:lvlOverride w:ilvl="6">
-      <w:startOverride w:val="51"/>
-    </w:lvlOverride>
-    <w:lvlOverride w:ilvl="7">
-      <w:startOverride w:val="51"/>
-    </w:lvlOverride>
-    <w:lvlOverride w:ilvl="8">
-      <w:startOverride w:val="51"/>
-    </w:lvlOverride>
-  </w:num>
-  <w:num w:numId="1004">
-    <w:abstractNumId w:val="994181"/>
-    <w:lvlOverride w:ilvl="0">
-      <w:startOverride w:val="81"/>
-    </w:lvlOverride>
-    <w:lvlOverride w:ilvl="1">
-      <w:startOverride w:val="81"/>
-    </w:lvlOverride>
-    <w:lvlOverride w:ilvl="2">
-      <w:startOverride w:val="81"/>
-    </w:lvlOverride>
-    <w:lvlOverride w:ilvl="3">
-      <w:startOverride w:val="81"/>
-    </w:lvlOverride>
-    <w:lvlOverride w:ilvl="4">
-      <w:startOverride w:val="81"/>
-    </w:lvlOverride>
-    <w:lvlOverride w:ilvl="5">
-      <w:startOverride w:val="81"/>
-    </w:lvlOverride>
-    <w:lvlOverride w:ilvl="6">
-      <w:startOverride w:val="81"/>
-    </w:lvlOverride>
-    <w:lvlOverride w:ilvl="7">
-      <w:startOverride w:val="81"/>
-    </w:lvlOverride>
-    <w:lvlOverride w:ilvl="8">
-      <w:startOverride w:val="81"/>
-    </w:lvlOverride>
-  </w:num>
-  <w:num w:numId="1005">
-    <w:abstractNumId w:val="9941106"/>
-    <w:lvlOverride w:ilvl="0">
-      <w:startOverride w:val="106"/>
-    </w:lvlOverride>
-    <w:lvlOverride w:ilvl="1">
-      <w:startOverride w:val="106"/>
-    </w:lvlOverride>
-    <w:lvlOverride w:ilvl="2">
-      <w:startOverride w:val="106"/>
-    </w:lvlOverride>
-    <w:lvlOverride w:ilvl="3">
-      <w:startOverride w:val="106"/>
-    </w:lvlOverride>
-    <w:lvlOverride w:ilvl="4">
-      <w:startOverride w:val="106"/>
-    </w:lvlOverride>
-    <w:lvlOverride w:ilvl="5">
-      <w:startOverride w:val="106"/>
-    </w:lvlOverride>
-    <w:lvlOverride w:ilvl="6">
-      <w:startOverride w:val="106"/>
-    </w:lvlOverride>
-    <w:lvlOverride w:ilvl="7">
-      <w:startOverride w:val="106"/>
-    </w:lvlOverride>
-    <w:lvlOverride w:ilvl="8">
-      <w:startOverride w:val="106"/>
-    </w:lvlOverride>
   </w:num>
 </w:numbering>
 </file>
